--- a/template.docx
+++ b/template.docx
@@ -14687,7 +14687,52 @@
           <w:rFonts w:hint="default" w:ascii="Arial" w:hAnsi="Arial" w:eastAsia="Times New Roman" w:cs="Arial"/>
           <w:color w:val="000000"/>
         </w:rPr>
-        <w:t xml:space="preserve">    // 使用 Google Maps 的標準連結，手機會自動識別並詢問是否打開 App</w:t>
+        <w:t xml:space="preserve">    if (!query) {</w:t>
+      </w:r>
+    </w:p>
+    <w:p>
+      <w:pPr>
+        <w:rPr>
+          <w:rFonts w:hint="default" w:ascii="Arial" w:hAnsi="Arial" w:eastAsia="Times New Roman" w:cs="Arial"/>
+          <w:color w:val="000000"/>
+        </w:rPr>
+      </w:pPr>
+      <w:r>
+        <w:rPr>
+          <w:rFonts w:hint="default" w:ascii="Arial" w:hAnsi="Arial" w:eastAsia="Times New Roman" w:cs="Arial"/>
+          <w:color w:val="000000"/>
+        </w:rPr>
+        <w:t xml:space="preserve">        alert("地點資訊不足，無法導航");</w:t>
+      </w:r>
+    </w:p>
+    <w:p>
+      <w:pPr>
+        <w:rPr>
+          <w:rFonts w:hint="default" w:ascii="Arial" w:hAnsi="Arial" w:eastAsia="Times New Roman" w:cs="Arial"/>
+          <w:color w:val="000000"/>
+        </w:rPr>
+      </w:pPr>
+      <w:r>
+        <w:rPr>
+          <w:rFonts w:hint="default" w:ascii="Arial" w:hAnsi="Arial" w:eastAsia="Times New Roman" w:cs="Arial"/>
+          <w:color w:val="000000"/>
+        </w:rPr>
+        <w:t xml:space="preserve">        return;</w:t>
+      </w:r>
+    </w:p>
+    <w:p>
+      <w:pPr>
+        <w:rPr>
+          <w:rFonts w:hint="default" w:ascii="Arial" w:hAnsi="Arial" w:eastAsia="Times New Roman" w:cs="Arial"/>
+          <w:color w:val="000000"/>
+        </w:rPr>
+      </w:pPr>
+      <w:r>
+        <w:rPr>
+          <w:rFonts w:hint="default" w:ascii="Arial" w:hAnsi="Arial" w:eastAsia="Times New Roman" w:cs="Arial"/>
+          <w:color w:val="000000"/>
+        </w:rPr>
+        <w:t xml:space="preserve">    }</w:t>
       </w:r>
     </w:p>
     <w:p>

--- a/template.docx
+++ b/template.docx
@@ -14,7 +14,7 @@
           <w:rFonts w:hint="default" w:ascii="Arial" w:hAnsi="Arial" w:eastAsia="Times New Roman" w:cs="Arial"/>
           <w:color w:val="000000"/>
         </w:rPr>
-        <w:t>&lt;!DOCTYPE html&gt;</w:t>
+        <w:t>!DOCTYPE html&gt;</w:t>
       </w:r>
     </w:p>
     <w:p>
@@ -14687,52 +14687,30 @@
           <w:rFonts w:hint="default" w:ascii="Arial" w:hAnsi="Arial" w:eastAsia="Times New Roman" w:cs="Arial"/>
           <w:color w:val="000000"/>
         </w:rPr>
-        <w:t xml:space="preserve">    if (!query) {</w:t>
-      </w:r>
-    </w:p>
-    <w:p>
-      <w:pPr>
-        <w:rPr>
-          <w:rFonts w:hint="default" w:ascii="Arial" w:hAnsi="Arial" w:eastAsia="Times New Roman" w:cs="Arial"/>
-          <w:color w:val="000000"/>
-        </w:rPr>
-      </w:pPr>
-      <w:r>
-        <w:rPr>
-          <w:rFonts w:hint="default" w:ascii="Arial" w:hAnsi="Arial" w:eastAsia="Times New Roman" w:cs="Arial"/>
-          <w:color w:val="000000"/>
-        </w:rPr>
-        <w:t xml:space="preserve">        alert("地點資訊不足，無法導航");</w:t>
-      </w:r>
-    </w:p>
-    <w:p>
-      <w:pPr>
-        <w:rPr>
-          <w:rFonts w:hint="default" w:ascii="Arial" w:hAnsi="Arial" w:eastAsia="Times New Roman" w:cs="Arial"/>
-          <w:color w:val="000000"/>
-        </w:rPr>
-      </w:pPr>
-      <w:r>
-        <w:rPr>
-          <w:rFonts w:hint="default" w:ascii="Arial" w:hAnsi="Arial" w:eastAsia="Times New Roman" w:cs="Arial"/>
-          <w:color w:val="000000"/>
-        </w:rPr>
-        <w:t xml:space="preserve">        return;</w:t>
-      </w:r>
-    </w:p>
-    <w:p>
-      <w:pPr>
-        <w:rPr>
-          <w:rFonts w:hint="default" w:ascii="Arial" w:hAnsi="Arial" w:eastAsia="Times New Roman" w:cs="Arial"/>
-          <w:color w:val="000000"/>
-        </w:rPr>
-      </w:pPr>
-      <w:r>
-        <w:rPr>
-          <w:rFonts w:hint="default" w:ascii="Arial" w:hAnsi="Arial" w:eastAsia="Times New Roman" w:cs="Arial"/>
-          <w:color w:val="000000"/>
-        </w:rPr>
-        <w:t xml:space="preserve">    }</w:t>
+        <w:t xml:space="preserve">    if (!query) return;</w:t>
+      </w:r>
+    </w:p>
+    <w:p>
+      <w:pPr>
+        <w:rPr>
+          <w:rFonts w:hint="default" w:ascii="Arial" w:hAnsi="Arial" w:eastAsia="Times New Roman" w:cs="Arial"/>
+          <w:color w:val="000000"/>
+        </w:rPr>
+      </w:pPr>
+    </w:p>
+    <w:p>
+      <w:pPr>
+        <w:rPr>
+          <w:rFonts w:hint="default" w:ascii="Arial" w:hAnsi="Arial" w:eastAsia="Times New Roman" w:cs="Arial"/>
+          <w:color w:val="000000"/>
+        </w:rPr>
+      </w:pPr>
+      <w:r>
+        <w:rPr>
+          <w:rFonts w:hint="default" w:ascii="Arial" w:hAnsi="Arial" w:eastAsia="Times New Roman" w:cs="Arial"/>
+          <w:color w:val="000000"/>
+        </w:rPr>
+        <w:t xml:space="preserve">    // 正確的 Google Maps 網址格式</w:t>
       </w:r>
     </w:p>
     <w:p>
@@ -14762,6 +14740,36 @@
           <w:rFonts w:hint="default" w:ascii="Arial" w:hAnsi="Arial" w:eastAsia="Times New Roman" w:cs="Arial"/>
           <w:color w:val="000000"/>
         </w:rPr>
+        <w:t xml:space="preserve">    </w:t>
+      </w:r>
+    </w:p>
+    <w:p>
+      <w:pPr>
+        <w:rPr>
+          <w:rFonts w:hint="default" w:ascii="Arial" w:hAnsi="Arial" w:eastAsia="Times New Roman" w:cs="Arial"/>
+          <w:color w:val="000000"/>
+        </w:rPr>
+      </w:pPr>
+      <w:r>
+        <w:rPr>
+          <w:rFonts w:hint="default" w:ascii="Arial" w:hAnsi="Arial" w:eastAsia="Times New Roman" w:cs="Arial"/>
+          <w:color w:val="000000"/>
+        </w:rPr>
+        <w:t xml:space="preserve">    // 使用 window.open 或 window.location.href 都可以</w:t>
+      </w:r>
+    </w:p>
+    <w:p>
+      <w:pPr>
+        <w:rPr>
+          <w:rFonts w:hint="default" w:ascii="Arial" w:hAnsi="Arial" w:eastAsia="Times New Roman" w:cs="Arial"/>
+          <w:color w:val="000000"/>
+        </w:rPr>
+      </w:pPr>
+      <w:r>
+        <w:rPr>
+          <w:rFonts w:hint="default" w:ascii="Arial" w:hAnsi="Arial" w:eastAsia="Times New Roman" w:cs="Arial"/>
+          <w:color w:val="000000"/>
+        </w:rPr>
         <w:t xml:space="preserve">    window.open(url, '_blank');</w:t>
       </w:r>
     </w:p>
@@ -14777,22 +14785,7 @@
           <w:rFonts w:hint="default" w:ascii="Arial" w:hAnsi="Arial" w:eastAsia="Times New Roman" w:cs="Arial"/>
           <w:color w:val="000000"/>
         </w:rPr>
-        <w:t>}</w:t>
-      </w:r>
-    </w:p>
-    <w:p>
-      <w:pPr>
-        <w:rPr>
-          <w:rFonts w:hint="default" w:ascii="Arial" w:hAnsi="Arial" w:eastAsia="Times New Roman" w:cs="Arial"/>
-          <w:color w:val="000000"/>
-        </w:rPr>
-      </w:pPr>
-      <w:r>
-        <w:rPr>
-          <w:rFonts w:hint="default" w:ascii="Arial" w:hAnsi="Arial" w:eastAsia="Times New Roman" w:cs="Arial"/>
-          <w:color w:val="000000"/>
-        </w:rPr>
-        <w:t xml:space="preserve">        };</w:t>
+        <w:t>}        };</w:t>
       </w:r>
     </w:p>
     <w:p>

--- a/template.docx
+++ b/template.docx
@@ -14710,7 +14710,22 @@
           <w:rFonts w:hint="default" w:ascii="Arial" w:hAnsi="Arial" w:eastAsia="Times New Roman" w:cs="Arial"/>
           <w:color w:val="000000"/>
         </w:rPr>
-        <w:t xml:space="preserve">    // 正確的 Google Maps 網址格式</w:t>
+        <w:t xml:space="preserve">    // 正確的 Google Maps 網址格式 (使用 universal link)</w:t>
+      </w:r>
+    </w:p>
+    <w:p>
+      <w:pPr>
+        <w:rPr>
+          <w:rFonts w:hint="default" w:ascii="Arial" w:hAnsi="Arial" w:eastAsia="Times New Roman" w:cs="Arial"/>
+          <w:color w:val="000000"/>
+        </w:rPr>
+      </w:pPr>
+      <w:r>
+        <w:rPr>
+          <w:rFonts w:hint="default" w:ascii="Arial" w:hAnsi="Arial" w:eastAsia="Times New Roman" w:cs="Arial"/>
+          <w:color w:val="000000"/>
+        </w:rPr>
+        <w:t xml:space="preserve">    // 這是所有手機都能正確識別並跳轉的 Google 官方網址</w:t>
       </w:r>
     </w:p>
     <w:p>
@@ -14755,7 +14770,7 @@
           <w:rFonts w:hint="default" w:ascii="Arial" w:hAnsi="Arial" w:eastAsia="Times New Roman" w:cs="Arial"/>
           <w:color w:val="000000"/>
         </w:rPr>
-        <w:t xml:space="preserve">    // 使用 window.open 或 window.location.href 都可以</w:t>
+        <w:t xml:space="preserve">    // 使用 window.open，並確保在手機上是透過點擊觸發</w:t>
       </w:r>
     </w:p>
     <w:p>
@@ -14785,86 +14800,101 @@
           <w:rFonts w:hint="default" w:ascii="Arial" w:hAnsi="Arial" w:eastAsia="Times New Roman" w:cs="Arial"/>
           <w:color w:val="000000"/>
         </w:rPr>
-        <w:t>}        };</w:t>
-      </w:r>
-    </w:p>
-    <w:p>
-      <w:pPr>
-        <w:rPr>
-          <w:rFonts w:hint="default" w:ascii="Arial" w:hAnsi="Arial" w:eastAsia="Times New Roman" w:cs="Arial"/>
-          <w:color w:val="000000"/>
-        </w:rPr>
-      </w:pPr>
-      <w:r>
-        <w:rPr>
-          <w:rFonts w:hint="default" w:ascii="Arial" w:hAnsi="Arial" w:eastAsia="Times New Roman" w:cs="Arial"/>
-          <w:color w:val="000000"/>
-        </w:rPr>
-        <w:t xml:space="preserve">    }</w:t>
-      </w:r>
-    </w:p>
-    <w:p>
-      <w:pPr>
-        <w:rPr>
-          <w:rFonts w:hint="default" w:ascii="Arial" w:hAnsi="Arial" w:eastAsia="Times New Roman" w:cs="Arial"/>
-          <w:color w:val="000000"/>
-        </w:rPr>
-      </w:pPr>
-      <w:r>
-        <w:rPr>
-          <w:rFonts w:hint="default" w:ascii="Arial" w:hAnsi="Arial" w:eastAsia="Times New Roman" w:cs="Arial"/>
-          <w:color w:val="000000"/>
-        </w:rPr>
-        <w:t>}).mount('#app');</w:t>
-      </w:r>
-    </w:p>
-    <w:p>
-      <w:pPr>
-        <w:rPr>
-          <w:rFonts w:hint="default" w:ascii="Arial" w:hAnsi="Arial" w:eastAsia="Times New Roman" w:cs="Arial"/>
-          <w:color w:val="000000"/>
-        </w:rPr>
-      </w:pPr>
-      <w:r>
-        <w:rPr>
-          <w:rFonts w:hint="default" w:ascii="Arial" w:hAnsi="Arial" w:eastAsia="Times New Roman" w:cs="Arial"/>
-          <w:color w:val="000000"/>
-        </w:rPr>
-        <w:t>&lt;/script&gt;</w:t>
-      </w:r>
-    </w:p>
-    <w:p>
-      <w:pPr>
-        <w:rPr>
-          <w:rFonts w:hint="default" w:ascii="Arial" w:hAnsi="Arial" w:eastAsia="Times New Roman" w:cs="Arial"/>
-          <w:color w:val="000000"/>
-        </w:rPr>
-      </w:pPr>
-      <w:r>
-        <w:rPr>
-          <w:rFonts w:hint="default" w:ascii="Arial" w:hAnsi="Arial" w:eastAsia="Times New Roman" w:cs="Arial"/>
-          <w:color w:val="000000"/>
-        </w:rPr>
-        <w:t>&lt;/body&gt;</w:t>
-      </w:r>
-    </w:p>
-    <w:p>
-      <w:pPr>
-        <w:rPr>
-          <w:rFonts w:hint="default" w:ascii="Arial" w:hAnsi="Arial" w:eastAsia="Times New Roman" w:cs="Arial"/>
-          <w:color w:val="000000"/>
-          <w:lang w:eastAsia="zh-TW"/>
-        </w:rPr>
-      </w:pPr>
-      <w:r>
-        <w:rPr>
-          <w:rFonts w:hint="default" w:ascii="Arial" w:hAnsi="Arial" w:eastAsia="Times New Roman" w:cs="Arial"/>
-          <w:color w:val="000000"/>
-        </w:rPr>
-        <w:t>&lt;/html&gt;</w:t>
-      </w:r>
+        <w:t>}</w:t>
+      </w:r>
+    </w:p>
+    <w:p>
+      <w:pPr>
+        <w:rPr>
+          <w:rFonts w:hint="default" w:ascii="Arial" w:hAnsi="Arial" w:eastAsia="Times New Roman" w:cs="Arial"/>
+          <w:color w:val="000000"/>
+        </w:rPr>
+      </w:pPr>
       <w:bookmarkStart w:id="0" w:name="_GoBack"/>
       <w:bookmarkEnd w:id="0"/>
+      <w:r>
+        <w:rPr>
+          <w:rFonts w:hint="default" w:ascii="Arial" w:hAnsi="Arial" w:eastAsia="Times New Roman" w:cs="Arial"/>
+          <w:color w:val="000000"/>
+        </w:rPr>
+        <w:t xml:space="preserve">        };</w:t>
+      </w:r>
+    </w:p>
+    <w:p>
+      <w:pPr>
+        <w:rPr>
+          <w:rFonts w:hint="default" w:ascii="Arial" w:hAnsi="Arial" w:eastAsia="Times New Roman" w:cs="Arial"/>
+          <w:color w:val="000000"/>
+        </w:rPr>
+      </w:pPr>
+      <w:r>
+        <w:rPr>
+          <w:rFonts w:hint="default" w:ascii="Arial" w:hAnsi="Arial" w:eastAsia="Times New Roman" w:cs="Arial"/>
+          <w:color w:val="000000"/>
+        </w:rPr>
+        <w:t xml:space="preserve">    }</w:t>
+      </w:r>
+    </w:p>
+    <w:p>
+      <w:pPr>
+        <w:rPr>
+          <w:rFonts w:hint="default" w:ascii="Arial" w:hAnsi="Arial" w:eastAsia="Times New Roman" w:cs="Arial"/>
+          <w:color w:val="000000"/>
+        </w:rPr>
+      </w:pPr>
+      <w:r>
+        <w:rPr>
+          <w:rFonts w:hint="default" w:ascii="Arial" w:hAnsi="Arial" w:eastAsia="Times New Roman" w:cs="Arial"/>
+          <w:color w:val="000000"/>
+        </w:rPr>
+        <w:t>}).mount('#app');</w:t>
+      </w:r>
+    </w:p>
+    <w:p>
+      <w:pPr>
+        <w:rPr>
+          <w:rFonts w:hint="default" w:ascii="Arial" w:hAnsi="Arial" w:eastAsia="Times New Roman" w:cs="Arial"/>
+          <w:color w:val="000000"/>
+        </w:rPr>
+      </w:pPr>
+      <w:r>
+        <w:rPr>
+          <w:rFonts w:hint="default" w:ascii="Arial" w:hAnsi="Arial" w:eastAsia="Times New Roman" w:cs="Arial"/>
+          <w:color w:val="000000"/>
+        </w:rPr>
+        <w:t>&lt;/script&gt;</w:t>
+      </w:r>
+    </w:p>
+    <w:p>
+      <w:pPr>
+        <w:rPr>
+          <w:rFonts w:hint="default" w:ascii="Arial" w:hAnsi="Arial" w:eastAsia="Times New Roman" w:cs="Arial"/>
+          <w:color w:val="000000"/>
+        </w:rPr>
+      </w:pPr>
+      <w:r>
+        <w:rPr>
+          <w:rFonts w:hint="default" w:ascii="Arial" w:hAnsi="Arial" w:eastAsia="Times New Roman" w:cs="Arial"/>
+          <w:color w:val="000000"/>
+        </w:rPr>
+        <w:t>&lt;/body&gt;</w:t>
+      </w:r>
+    </w:p>
+    <w:p>
+      <w:pPr>
+        <w:rPr>
+          <w:rFonts w:hint="default" w:ascii="Arial" w:hAnsi="Arial" w:eastAsia="Times New Roman" w:cs="Arial"/>
+          <w:color w:val="000000"/>
+          <w:lang w:eastAsia="zh-TW"/>
+        </w:rPr>
+      </w:pPr>
+      <w:r>
+        <w:rPr>
+          <w:rFonts w:hint="default" w:ascii="Arial" w:hAnsi="Arial" w:eastAsia="Times New Roman" w:cs="Arial"/>
+          <w:color w:val="000000"/>
+        </w:rPr>
+        <w:t>&lt;/html&gt;</w:t>
+      </w:r>
     </w:p>
     <w:sectPr>
       <w:pgSz w:w="11906" w:h="16838"/>

--- a/template.docx
+++ b/template.docx
@@ -14710,22 +14710,22 @@
           <w:rFonts w:hint="default" w:ascii="Arial" w:hAnsi="Arial" w:eastAsia="Times New Roman" w:cs="Arial"/>
           <w:color w:val="000000"/>
         </w:rPr>
-        <w:t xml:space="preserve">    // 正確的 Google Maps 網址格式 (使用 universal link)</w:t>
-      </w:r>
-    </w:p>
-    <w:p>
-      <w:pPr>
-        <w:rPr>
-          <w:rFonts w:hint="default" w:ascii="Arial" w:hAnsi="Arial" w:eastAsia="Times New Roman" w:cs="Arial"/>
-          <w:color w:val="000000"/>
-        </w:rPr>
-      </w:pPr>
-      <w:r>
-        <w:rPr>
-          <w:rFonts w:hint="default" w:ascii="Arial" w:hAnsi="Arial" w:eastAsia="Times New Roman" w:cs="Arial"/>
-          <w:color w:val="000000"/>
-        </w:rPr>
-        <w:t xml:space="preserve">    // 這是所有手機都能正確識別並跳轉的 Google 官方網址</w:t>
+        <w:t xml:space="preserve">    // 這是正確的 Google Maps 網址格式</w:t>
+      </w:r>
+    </w:p>
+    <w:p>
+      <w:pPr>
+        <w:rPr>
+          <w:rFonts w:hint="default" w:ascii="Arial" w:hAnsi="Arial" w:eastAsia="Times New Roman" w:cs="Arial"/>
+          <w:color w:val="000000"/>
+        </w:rPr>
+      </w:pPr>
+      <w:r>
+        <w:rPr>
+          <w:rFonts w:hint="default" w:ascii="Arial" w:hAnsi="Arial" w:eastAsia="Times New Roman" w:cs="Arial"/>
+          <w:color w:val="000000"/>
+        </w:rPr>
+        <w:t xml:space="preserve">    // 透過 https://www.google.com/maps/search/ 進行搜尋與導航</w:t>
       </w:r>
     </w:p>
     <w:p>
@@ -14770,7 +14770,7 @@
           <w:rFonts w:hint="default" w:ascii="Arial" w:hAnsi="Arial" w:eastAsia="Times New Roman" w:cs="Arial"/>
           <w:color w:val="000000"/>
         </w:rPr>
-        <w:t xml:space="preserve">    // 使用 window.open，並確保在手機上是透過點擊觸發</w:t>
+        <w:t xml:space="preserve">    // 使用 window.open 開啟</w:t>
       </w:r>
     </w:p>
     <w:p>
@@ -14802,16 +14802,16 @@
         </w:rPr>
         <w:t>}</w:t>
       </w:r>
-    </w:p>
-    <w:p>
-      <w:pPr>
-        <w:rPr>
-          <w:rFonts w:hint="default" w:ascii="Arial" w:hAnsi="Arial" w:eastAsia="Times New Roman" w:cs="Arial"/>
-          <w:color w:val="000000"/>
-        </w:rPr>
-      </w:pPr>
       <w:bookmarkStart w:id="0" w:name="_GoBack"/>
       <w:bookmarkEnd w:id="0"/>
+    </w:p>
+    <w:p>
+      <w:pPr>
+        <w:rPr>
+          <w:rFonts w:hint="default" w:ascii="Arial" w:hAnsi="Arial" w:eastAsia="Times New Roman" w:cs="Arial"/>
+          <w:color w:val="000000"/>
+        </w:rPr>
+      </w:pPr>
       <w:r>
         <w:rPr>
           <w:rFonts w:hint="default" w:ascii="Arial" w:hAnsi="Arial" w:eastAsia="Times New Roman" w:cs="Arial"/>

--- a/template.docx
+++ b/template.docx
@@ -14657,6 +14657,21 @@
           <w:rFonts w:hint="default" w:ascii="Arial" w:hAnsi="Arial" w:eastAsia="Times New Roman" w:cs="Arial"/>
           <w:color w:val="000000"/>
         </w:rPr>
+        <w:t>// 請將這段正確的 openMap 方法覆蓋到您的 methods 區塊中</w:t>
+      </w:r>
+    </w:p>
+    <w:p>
+      <w:pPr>
+        <w:rPr>
+          <w:rFonts w:hint="default" w:ascii="Arial" w:hAnsi="Arial" w:eastAsia="Times New Roman" w:cs="Arial"/>
+          <w:color w:val="000000"/>
+        </w:rPr>
+      </w:pPr>
+      <w:r>
+        <w:rPr>
+          <w:rFonts w:hint="default" w:ascii="Arial" w:hAnsi="Arial" w:eastAsia="Times New Roman" w:cs="Arial"/>
+          <w:color w:val="000000"/>
+        </w:rPr>
         <w:t>openMap: (item) =&gt; {</w:t>
       </w:r>
     </w:p>
@@ -14672,6 +14687,21 @@
           <w:rFonts w:hint="default" w:ascii="Arial" w:hAnsi="Arial" w:eastAsia="Times New Roman" w:cs="Arial"/>
           <w:color w:val="000000"/>
         </w:rPr>
+        <w:t xml:space="preserve">    // 優先使用 mapQuery，其次是地址，最後是名稱</w:t>
+      </w:r>
+    </w:p>
+    <w:p>
+      <w:pPr>
+        <w:rPr>
+          <w:rFonts w:hint="default" w:ascii="Arial" w:hAnsi="Arial" w:eastAsia="Times New Roman" w:cs="Arial"/>
+          <w:color w:val="000000"/>
+        </w:rPr>
+      </w:pPr>
+      <w:r>
+        <w:rPr>
+          <w:rFonts w:hint="default" w:ascii="Arial" w:hAnsi="Arial" w:eastAsia="Times New Roman" w:cs="Arial"/>
+          <w:color w:val="000000"/>
+        </w:rPr>
         <w:t xml:space="preserve">    const query = item.mapQuery || item.address || item.name;</w:t>
       </w:r>
     </w:p>
@@ -14687,45 +14717,90 @@
           <w:rFonts w:hint="default" w:ascii="Arial" w:hAnsi="Arial" w:eastAsia="Times New Roman" w:cs="Arial"/>
           <w:color w:val="000000"/>
         </w:rPr>
-        <w:t xml:space="preserve">    if (!query) return;</w:t>
-      </w:r>
-    </w:p>
-    <w:p>
-      <w:pPr>
-        <w:rPr>
-          <w:rFonts w:hint="default" w:ascii="Arial" w:hAnsi="Arial" w:eastAsia="Times New Roman" w:cs="Arial"/>
-          <w:color w:val="000000"/>
-        </w:rPr>
-      </w:pPr>
-    </w:p>
-    <w:p>
-      <w:pPr>
-        <w:rPr>
-          <w:rFonts w:hint="default" w:ascii="Arial" w:hAnsi="Arial" w:eastAsia="Times New Roman" w:cs="Arial"/>
-          <w:color w:val="000000"/>
-        </w:rPr>
-      </w:pPr>
-      <w:r>
-        <w:rPr>
-          <w:rFonts w:hint="default" w:ascii="Arial" w:hAnsi="Arial" w:eastAsia="Times New Roman" w:cs="Arial"/>
-          <w:color w:val="000000"/>
-        </w:rPr>
-        <w:t xml:space="preserve">    // 這是正確的 Google Maps 網址格式</w:t>
-      </w:r>
-    </w:p>
-    <w:p>
-      <w:pPr>
-        <w:rPr>
-          <w:rFonts w:hint="default" w:ascii="Arial" w:hAnsi="Arial" w:eastAsia="Times New Roman" w:cs="Arial"/>
-          <w:color w:val="000000"/>
-        </w:rPr>
-      </w:pPr>
-      <w:r>
-        <w:rPr>
-          <w:rFonts w:hint="default" w:ascii="Arial" w:hAnsi="Arial" w:eastAsia="Times New Roman" w:cs="Arial"/>
-          <w:color w:val="000000"/>
-        </w:rPr>
-        <w:t xml:space="preserve">    // 透過 https://www.google.com/maps/search/ 進行搜尋與導航</w:t>
+        <w:t xml:space="preserve">    if (!query) {</w:t>
+      </w:r>
+    </w:p>
+    <w:p>
+      <w:pPr>
+        <w:rPr>
+          <w:rFonts w:hint="default" w:ascii="Arial" w:hAnsi="Arial" w:eastAsia="Times New Roman" w:cs="Arial"/>
+          <w:color w:val="000000"/>
+        </w:rPr>
+      </w:pPr>
+      <w:r>
+        <w:rPr>
+          <w:rFonts w:hint="default" w:ascii="Arial" w:hAnsi="Arial" w:eastAsia="Times New Roman" w:cs="Arial"/>
+          <w:color w:val="000000"/>
+        </w:rPr>
+        <w:t xml:space="preserve">        alert("無地點資訊");</w:t>
+      </w:r>
+    </w:p>
+    <w:p>
+      <w:pPr>
+        <w:rPr>
+          <w:rFonts w:hint="default" w:ascii="Arial" w:hAnsi="Arial" w:eastAsia="Times New Roman" w:cs="Arial"/>
+          <w:color w:val="000000"/>
+        </w:rPr>
+      </w:pPr>
+      <w:r>
+        <w:rPr>
+          <w:rFonts w:hint="default" w:ascii="Arial" w:hAnsi="Arial" w:eastAsia="Times New Roman" w:cs="Arial"/>
+          <w:color w:val="000000"/>
+        </w:rPr>
+        <w:t xml:space="preserve">        return;</w:t>
+      </w:r>
+    </w:p>
+    <w:p>
+      <w:pPr>
+        <w:rPr>
+          <w:rFonts w:hint="default" w:ascii="Arial" w:hAnsi="Arial" w:eastAsia="Times New Roman" w:cs="Arial"/>
+          <w:color w:val="000000"/>
+        </w:rPr>
+      </w:pPr>
+      <w:r>
+        <w:rPr>
+          <w:rFonts w:hint="default" w:ascii="Arial" w:hAnsi="Arial" w:eastAsia="Times New Roman" w:cs="Arial"/>
+          <w:color w:val="000000"/>
+        </w:rPr>
+        <w:t xml:space="preserve">    }</w:t>
+      </w:r>
+    </w:p>
+    <w:p>
+      <w:pPr>
+        <w:rPr>
+          <w:rFonts w:hint="default" w:ascii="Arial" w:hAnsi="Arial" w:eastAsia="Times New Roman" w:cs="Arial"/>
+          <w:color w:val="000000"/>
+        </w:rPr>
+      </w:pPr>
+    </w:p>
+    <w:p>
+      <w:pPr>
+        <w:rPr>
+          <w:rFonts w:hint="default" w:ascii="Arial" w:hAnsi="Arial" w:eastAsia="Times New Roman" w:cs="Arial"/>
+          <w:color w:val="000000"/>
+        </w:rPr>
+      </w:pPr>
+      <w:r>
+        <w:rPr>
+          <w:rFonts w:hint="default" w:ascii="Arial" w:hAnsi="Arial" w:eastAsia="Times New Roman" w:cs="Arial"/>
+          <w:color w:val="000000"/>
+        </w:rPr>
+        <w:t xml:space="preserve">    // 正確的 Google Maps 導航網址格式</w:t>
+      </w:r>
+    </w:p>
+    <w:p>
+      <w:pPr>
+        <w:rPr>
+          <w:rFonts w:hint="default" w:ascii="Arial" w:hAnsi="Arial" w:eastAsia="Times New Roman" w:cs="Arial"/>
+          <w:color w:val="000000"/>
+        </w:rPr>
+      </w:pPr>
+      <w:r>
+        <w:rPr>
+          <w:rFonts w:hint="default" w:ascii="Arial" w:hAnsi="Arial" w:eastAsia="Times New Roman" w:cs="Arial"/>
+          <w:color w:val="000000"/>
+        </w:rPr>
+        <w:t xml:space="preserve">    // 這會在手機上觸發自動跳轉至 Google Maps App</w:t>
       </w:r>
     </w:p>
     <w:p>
@@ -14750,27 +14825,20 @@
           <w:color w:val="000000"/>
         </w:rPr>
       </w:pPr>
-      <w:r>
-        <w:rPr>
-          <w:rFonts w:hint="default" w:ascii="Arial" w:hAnsi="Arial" w:eastAsia="Times New Roman" w:cs="Arial"/>
-          <w:color w:val="000000"/>
-        </w:rPr>
-        <w:t xml:space="preserve">    </w:t>
-      </w:r>
-    </w:p>
-    <w:p>
-      <w:pPr>
-        <w:rPr>
-          <w:rFonts w:hint="default" w:ascii="Arial" w:hAnsi="Arial" w:eastAsia="Times New Roman" w:cs="Arial"/>
-          <w:color w:val="000000"/>
-        </w:rPr>
-      </w:pPr>
-      <w:r>
-        <w:rPr>
-          <w:rFonts w:hint="default" w:ascii="Arial" w:hAnsi="Arial" w:eastAsia="Times New Roman" w:cs="Arial"/>
-          <w:color w:val="000000"/>
-        </w:rPr>
-        <w:t xml:space="preserve">    // 使用 window.open 開啟</w:t>
+    </w:p>
+    <w:p>
+      <w:pPr>
+        <w:rPr>
+          <w:rFonts w:hint="default" w:ascii="Arial" w:hAnsi="Arial" w:eastAsia="Times New Roman" w:cs="Arial"/>
+          <w:color w:val="000000"/>
+        </w:rPr>
+      </w:pPr>
+      <w:r>
+        <w:rPr>
+          <w:rFonts w:hint="default" w:ascii="Arial" w:hAnsi="Arial" w:eastAsia="Times New Roman" w:cs="Arial"/>
+          <w:color w:val="000000"/>
+        </w:rPr>
+        <w:t xml:space="preserve">    // 使用 window.open 呼叫</w:t>
       </w:r>
     </w:p>
     <w:p>

--- a/template.docx
+++ b/template.docx
@@ -14687,7 +14687,7 @@
           <w:rFonts w:hint="default" w:ascii="Arial" w:hAnsi="Arial" w:eastAsia="Times New Roman" w:cs="Arial"/>
           <w:color w:val="000000"/>
         </w:rPr>
-        <w:t xml:space="preserve">    // 優先使用 mapQuery，其次是地址，最後是名稱</w:t>
+        <w:t xml:space="preserve">    // 獲取查詢內容</w:t>
       </w:r>
     </w:p>
     <w:p>
@@ -14717,90 +14717,45 @@
           <w:rFonts w:hint="default" w:ascii="Arial" w:hAnsi="Arial" w:eastAsia="Times New Roman" w:cs="Arial"/>
           <w:color w:val="000000"/>
         </w:rPr>
-        <w:t xml:space="preserve">    if (!query) {</w:t>
-      </w:r>
-    </w:p>
-    <w:p>
-      <w:pPr>
-        <w:rPr>
-          <w:rFonts w:hint="default" w:ascii="Arial" w:hAnsi="Arial" w:eastAsia="Times New Roman" w:cs="Arial"/>
-          <w:color w:val="000000"/>
-        </w:rPr>
-      </w:pPr>
-      <w:r>
-        <w:rPr>
-          <w:rFonts w:hint="default" w:ascii="Arial" w:hAnsi="Arial" w:eastAsia="Times New Roman" w:cs="Arial"/>
-          <w:color w:val="000000"/>
-        </w:rPr>
-        <w:t xml:space="preserve">        alert("無地點資訊");</w:t>
-      </w:r>
-    </w:p>
-    <w:p>
-      <w:pPr>
-        <w:rPr>
-          <w:rFonts w:hint="default" w:ascii="Arial" w:hAnsi="Arial" w:eastAsia="Times New Roman" w:cs="Arial"/>
-          <w:color w:val="000000"/>
-        </w:rPr>
-      </w:pPr>
-      <w:r>
-        <w:rPr>
-          <w:rFonts w:hint="default" w:ascii="Arial" w:hAnsi="Arial" w:eastAsia="Times New Roman" w:cs="Arial"/>
-          <w:color w:val="000000"/>
-        </w:rPr>
-        <w:t xml:space="preserve">        return;</w:t>
-      </w:r>
-    </w:p>
-    <w:p>
-      <w:pPr>
-        <w:rPr>
-          <w:rFonts w:hint="default" w:ascii="Arial" w:hAnsi="Arial" w:eastAsia="Times New Roman" w:cs="Arial"/>
-          <w:color w:val="000000"/>
-        </w:rPr>
-      </w:pPr>
-      <w:r>
-        <w:rPr>
-          <w:rFonts w:hint="default" w:ascii="Arial" w:hAnsi="Arial" w:eastAsia="Times New Roman" w:cs="Arial"/>
-          <w:color w:val="000000"/>
-        </w:rPr>
-        <w:t xml:space="preserve">    }</w:t>
-      </w:r>
-    </w:p>
-    <w:p>
-      <w:pPr>
-        <w:rPr>
-          <w:rFonts w:hint="default" w:ascii="Arial" w:hAnsi="Arial" w:eastAsia="Times New Roman" w:cs="Arial"/>
-          <w:color w:val="000000"/>
-        </w:rPr>
-      </w:pPr>
-    </w:p>
-    <w:p>
-      <w:pPr>
-        <w:rPr>
-          <w:rFonts w:hint="default" w:ascii="Arial" w:hAnsi="Arial" w:eastAsia="Times New Roman" w:cs="Arial"/>
-          <w:color w:val="000000"/>
-        </w:rPr>
-      </w:pPr>
-      <w:r>
-        <w:rPr>
-          <w:rFonts w:hint="default" w:ascii="Arial" w:hAnsi="Arial" w:eastAsia="Times New Roman" w:cs="Arial"/>
-          <w:color w:val="000000"/>
-        </w:rPr>
-        <w:t xml:space="preserve">    // 正確的 Google Maps 導航網址格式</w:t>
-      </w:r>
-    </w:p>
-    <w:p>
-      <w:pPr>
-        <w:rPr>
-          <w:rFonts w:hint="default" w:ascii="Arial" w:hAnsi="Arial" w:eastAsia="Times New Roman" w:cs="Arial"/>
-          <w:color w:val="000000"/>
-        </w:rPr>
-      </w:pPr>
-      <w:r>
-        <w:rPr>
-          <w:rFonts w:hint="default" w:ascii="Arial" w:hAnsi="Arial" w:eastAsia="Times New Roman" w:cs="Arial"/>
-          <w:color w:val="000000"/>
-        </w:rPr>
-        <w:t xml:space="preserve">    // 這會在手機上觸發自動跳轉至 Google Maps App</w:t>
+        <w:t xml:space="preserve">    if (!query) return;</w:t>
+      </w:r>
+    </w:p>
+    <w:p>
+      <w:pPr>
+        <w:rPr>
+          <w:rFonts w:hint="default" w:ascii="Arial" w:hAnsi="Arial" w:eastAsia="Times New Roman" w:cs="Arial"/>
+          <w:color w:val="000000"/>
+        </w:rPr>
+      </w:pPr>
+    </w:p>
+    <w:p>
+      <w:pPr>
+        <w:rPr>
+          <w:rFonts w:hint="default" w:ascii="Arial" w:hAnsi="Arial" w:eastAsia="Times New Roman" w:cs="Arial"/>
+          <w:color w:val="000000"/>
+        </w:rPr>
+      </w:pPr>
+      <w:r>
+        <w:rPr>
+          <w:rFonts w:hint="default" w:ascii="Arial" w:hAnsi="Arial" w:eastAsia="Times New Roman" w:cs="Arial"/>
+          <w:color w:val="000000"/>
+        </w:rPr>
+        <w:t xml:space="preserve">    // 正確的 Google Maps 網址：使用 google.com/maps</w:t>
+      </w:r>
+    </w:p>
+    <w:p>
+      <w:pPr>
+        <w:rPr>
+          <w:rFonts w:hint="default" w:ascii="Arial" w:hAnsi="Arial" w:eastAsia="Times New Roman" w:cs="Arial"/>
+          <w:color w:val="000000"/>
+        </w:rPr>
+      </w:pPr>
+      <w:r>
+        <w:rPr>
+          <w:rFonts w:hint="default" w:ascii="Arial" w:hAnsi="Arial" w:eastAsia="Times New Roman" w:cs="Arial"/>
+          <w:color w:val="000000"/>
+        </w:rPr>
+        <w:t xml:space="preserve">    // 這是官方地圖的入口，手機瀏覽器會自動辨識並幫您打開 Google Maps App</w:t>
       </w:r>
     </w:p>
     <w:p>
@@ -14825,20 +14780,27 @@
           <w:color w:val="000000"/>
         </w:rPr>
       </w:pPr>
-    </w:p>
-    <w:p>
-      <w:pPr>
-        <w:rPr>
-          <w:rFonts w:hint="default" w:ascii="Arial" w:hAnsi="Arial" w:eastAsia="Times New Roman" w:cs="Arial"/>
-          <w:color w:val="000000"/>
-        </w:rPr>
-      </w:pPr>
-      <w:r>
-        <w:rPr>
-          <w:rFonts w:hint="default" w:ascii="Arial" w:hAnsi="Arial" w:eastAsia="Times New Roman" w:cs="Arial"/>
-          <w:color w:val="000000"/>
-        </w:rPr>
-        <w:t xml:space="preserve">    // 使用 window.open 呼叫</w:t>
+      <w:r>
+        <w:rPr>
+          <w:rFonts w:hint="default" w:ascii="Arial" w:hAnsi="Arial" w:eastAsia="Times New Roman" w:cs="Arial"/>
+          <w:color w:val="000000"/>
+        </w:rPr>
+        <w:t xml:space="preserve">    </w:t>
+      </w:r>
+    </w:p>
+    <w:p>
+      <w:pPr>
+        <w:rPr>
+          <w:rFonts w:hint="default" w:ascii="Arial" w:hAnsi="Arial" w:eastAsia="Times New Roman" w:cs="Arial"/>
+          <w:color w:val="000000"/>
+        </w:rPr>
+      </w:pPr>
+      <w:r>
+        <w:rPr>
+          <w:rFonts w:hint="default" w:ascii="Arial" w:hAnsi="Arial" w:eastAsia="Times New Roman" w:cs="Arial"/>
+          <w:color w:val="000000"/>
+        </w:rPr>
+        <w:t xml:space="preserve">    // 在新視窗/標籤頁開啟</w:t>
       </w:r>
     </w:p>
     <w:p>
@@ -14872,14 +14834,6 @@
       </w:r>
       <w:bookmarkStart w:id="0" w:name="_GoBack"/>
       <w:bookmarkEnd w:id="0"/>
-    </w:p>
-    <w:p>
-      <w:pPr>
-        <w:rPr>
-          <w:rFonts w:hint="default" w:ascii="Arial" w:hAnsi="Arial" w:eastAsia="Times New Roman" w:cs="Arial"/>
-          <w:color w:val="000000"/>
-        </w:rPr>
-      </w:pPr>
       <w:r>
         <w:rPr>
           <w:rFonts w:hint="default" w:ascii="Arial" w:hAnsi="Arial" w:eastAsia="Times New Roman" w:cs="Arial"/>

--- a/template.docx
+++ b/template.docx
@@ -14687,21 +14687,6 @@
           <w:rFonts w:hint="default" w:ascii="Arial" w:hAnsi="Arial" w:eastAsia="Times New Roman" w:cs="Arial"/>
           <w:color w:val="000000"/>
         </w:rPr>
-        <w:t xml:space="preserve">    // 獲取查詢內容</w:t>
-      </w:r>
-    </w:p>
-    <w:p>
-      <w:pPr>
-        <w:rPr>
-          <w:rFonts w:hint="default" w:ascii="Arial" w:hAnsi="Arial" w:eastAsia="Times New Roman" w:cs="Arial"/>
-          <w:color w:val="000000"/>
-        </w:rPr>
-      </w:pPr>
-      <w:r>
-        <w:rPr>
-          <w:rFonts w:hint="default" w:ascii="Arial" w:hAnsi="Arial" w:eastAsia="Times New Roman" w:cs="Arial"/>
-          <w:color w:val="000000"/>
-        </w:rPr>
         <w:t xml:space="preserve">    const query = item.mapQuery || item.address || item.name;</w:t>
       </w:r>
     </w:p>
@@ -14740,22 +14725,22 @@
           <w:rFonts w:hint="default" w:ascii="Arial" w:hAnsi="Arial" w:eastAsia="Times New Roman" w:cs="Arial"/>
           <w:color w:val="000000"/>
         </w:rPr>
-        <w:t xml:space="preserve">    // 正確的 Google Maps 網址：使用 google.com/maps</w:t>
-      </w:r>
-    </w:p>
-    <w:p>
-      <w:pPr>
-        <w:rPr>
-          <w:rFonts w:hint="default" w:ascii="Arial" w:hAnsi="Arial" w:eastAsia="Times New Roman" w:cs="Arial"/>
-          <w:color w:val="000000"/>
-        </w:rPr>
-      </w:pPr>
-      <w:r>
-        <w:rPr>
-          <w:rFonts w:hint="default" w:ascii="Arial" w:hAnsi="Arial" w:eastAsia="Times New Roman" w:cs="Arial"/>
-          <w:color w:val="000000"/>
-        </w:rPr>
-        <w:t xml:space="preserve">    // 這是官方地圖的入口，手機瀏覽器會自動辨識並幫您打開 Google Maps App</w:t>
+        <w:t xml:space="preserve">    // 正確的 Google Maps 網址格式</w:t>
+      </w:r>
+    </w:p>
+    <w:p>
+      <w:pPr>
+        <w:rPr>
+          <w:rFonts w:hint="default" w:ascii="Arial" w:hAnsi="Arial" w:eastAsia="Times New Roman" w:cs="Arial"/>
+          <w:color w:val="000000"/>
+        </w:rPr>
+      </w:pPr>
+      <w:r>
+        <w:rPr>
+          <w:rFonts w:hint="default" w:ascii="Arial" w:hAnsi="Arial" w:eastAsia="Times New Roman" w:cs="Arial"/>
+          <w:color w:val="000000"/>
+        </w:rPr>
+        <w:t xml:space="preserve">    // 這是 Google 官方支援的通用搜尋網址，手機會自動跳轉</w:t>
       </w:r>
     </w:p>
     <w:p>
@@ -14800,7 +14785,7 @@
           <w:rFonts w:hint="default" w:ascii="Arial" w:hAnsi="Arial" w:eastAsia="Times New Roman" w:cs="Arial"/>
           <w:color w:val="000000"/>
         </w:rPr>
-        <w:t xml:space="preserve">    // 在新視窗/標籤頁開啟</w:t>
+        <w:t xml:space="preserve">    // 使用 window.open 開啟</w:t>
       </w:r>
     </w:p>
     <w:p>
@@ -14831,31 +14816,39 @@
           <w:color w:val="000000"/>
         </w:rPr>
         <w:t>}</w:t>
+      </w:r>
+    </w:p>
+    <w:p>
+      <w:pPr>
+        <w:rPr>
+          <w:rFonts w:hint="default" w:ascii="Arial" w:hAnsi="Arial" w:eastAsia="Times New Roman" w:cs="Arial"/>
+          <w:color w:val="000000"/>
+        </w:rPr>
+      </w:pPr>
+      <w:r>
+        <w:rPr>
+          <w:rFonts w:hint="default" w:ascii="Arial" w:hAnsi="Arial" w:eastAsia="Times New Roman" w:cs="Arial"/>
+          <w:color w:val="000000"/>
+        </w:rPr>
+        <w:t xml:space="preserve">       };</w:t>
+      </w:r>
+    </w:p>
+    <w:p>
+      <w:pPr>
+        <w:rPr>
+          <w:rFonts w:hint="default" w:ascii="Arial" w:hAnsi="Arial" w:eastAsia="Times New Roman" w:cs="Arial"/>
+          <w:color w:val="000000"/>
+        </w:rPr>
+      </w:pPr>
+      <w:r>
+        <w:rPr>
+          <w:rFonts w:hint="default" w:ascii="Arial" w:hAnsi="Arial" w:eastAsia="Times New Roman" w:cs="Arial"/>
+          <w:color w:val="000000"/>
+        </w:rPr>
+        <w:t xml:space="preserve">    }</w:t>
       </w:r>
       <w:bookmarkStart w:id="0" w:name="_GoBack"/>
       <w:bookmarkEnd w:id="0"/>
-      <w:r>
-        <w:rPr>
-          <w:rFonts w:hint="default" w:ascii="Arial" w:hAnsi="Arial" w:eastAsia="Times New Roman" w:cs="Arial"/>
-          <w:color w:val="000000"/>
-        </w:rPr>
-        <w:t xml:space="preserve">        };</w:t>
-      </w:r>
-    </w:p>
-    <w:p>
-      <w:pPr>
-        <w:rPr>
-          <w:rFonts w:hint="default" w:ascii="Arial" w:hAnsi="Arial" w:eastAsia="Times New Roman" w:cs="Arial"/>
-          <w:color w:val="000000"/>
-        </w:rPr>
-      </w:pPr>
-      <w:r>
-        <w:rPr>
-          <w:rFonts w:hint="default" w:ascii="Arial" w:hAnsi="Arial" w:eastAsia="Times New Roman" w:cs="Arial"/>
-          <w:color w:val="000000"/>
-        </w:rPr>
-        <w:t xml:space="preserve">    }</w:t>
-      </w:r>
     </w:p>
     <w:p>
       <w:pPr>

--- a/template.docx
+++ b/template.docx
@@ -14725,22 +14725,97 @@
           <w:rFonts w:hint="default" w:ascii="Arial" w:hAnsi="Arial" w:eastAsia="Times New Roman" w:cs="Arial"/>
           <w:color w:val="000000"/>
         </w:rPr>
-        <w:t xml:space="preserve">    // 正確的 Google Maps 網址格式</w:t>
-      </w:r>
-    </w:p>
-    <w:p>
-      <w:pPr>
-        <w:rPr>
-          <w:rFonts w:hint="default" w:ascii="Arial" w:hAnsi="Arial" w:eastAsia="Times New Roman" w:cs="Arial"/>
-          <w:color w:val="000000"/>
-        </w:rPr>
-      </w:pPr>
-      <w:r>
-        <w:rPr>
-          <w:rFonts w:hint="default" w:ascii="Arial" w:hAnsi="Arial" w:eastAsia="Times New Roman" w:cs="Arial"/>
-          <w:color w:val="000000"/>
-        </w:rPr>
-        <w:t xml:space="preserve">    // 這是 Google 官方支援的通用搜尋網址，手機會自動跳轉</w:t>
+        <w:t xml:space="preserve">  // 請將這段正確的 openMap 方法覆蓋到您的 methods 區塊中</w:t>
+      </w:r>
+    </w:p>
+    <w:p>
+      <w:pPr>
+        <w:rPr>
+          <w:rFonts w:hint="default" w:ascii="Arial" w:hAnsi="Arial" w:eastAsia="Times New Roman" w:cs="Arial"/>
+          <w:color w:val="000000"/>
+        </w:rPr>
+      </w:pPr>
+      <w:r>
+        <w:rPr>
+          <w:rFonts w:hint="default" w:ascii="Arial" w:hAnsi="Arial" w:eastAsia="Times New Roman" w:cs="Arial"/>
+          <w:color w:val="000000"/>
+        </w:rPr>
+        <w:t>openMap: (item) =&gt; {</w:t>
+      </w:r>
+    </w:p>
+    <w:p>
+      <w:pPr>
+        <w:rPr>
+          <w:rFonts w:hint="default" w:ascii="Arial" w:hAnsi="Arial" w:eastAsia="Times New Roman" w:cs="Arial"/>
+          <w:color w:val="000000"/>
+        </w:rPr>
+      </w:pPr>
+      <w:r>
+        <w:rPr>
+          <w:rFonts w:hint="default" w:ascii="Arial" w:hAnsi="Arial" w:eastAsia="Times New Roman" w:cs="Arial"/>
+          <w:color w:val="000000"/>
+        </w:rPr>
+        <w:t xml:space="preserve">    // 優先使用設定的 mapQuery，若無則使用地址或名稱</w:t>
+      </w:r>
+    </w:p>
+    <w:p>
+      <w:pPr>
+        <w:rPr>
+          <w:rFonts w:hint="default" w:ascii="Arial" w:hAnsi="Arial" w:eastAsia="Times New Roman" w:cs="Arial"/>
+          <w:color w:val="000000"/>
+        </w:rPr>
+      </w:pPr>
+      <w:r>
+        <w:rPr>
+          <w:rFonts w:hint="default" w:ascii="Arial" w:hAnsi="Arial" w:eastAsia="Times New Roman" w:cs="Arial"/>
+          <w:color w:val="000000"/>
+        </w:rPr>
+        <w:t xml:space="preserve">    const query = item.mapQuery || item.address || item.name;</w:t>
+      </w:r>
+    </w:p>
+    <w:p>
+      <w:pPr>
+        <w:rPr>
+          <w:rFonts w:hint="default" w:ascii="Arial" w:hAnsi="Arial" w:eastAsia="Times New Roman" w:cs="Arial"/>
+          <w:color w:val="000000"/>
+        </w:rPr>
+      </w:pPr>
+      <w:r>
+        <w:rPr>
+          <w:rFonts w:hint="default" w:ascii="Arial" w:hAnsi="Arial" w:eastAsia="Times New Roman" w:cs="Arial"/>
+          <w:color w:val="000000"/>
+        </w:rPr>
+        <w:t xml:space="preserve">    if (!query) return;</w:t>
+      </w:r>
+    </w:p>
+    <w:p>
+      <w:pPr>
+        <w:rPr>
+          <w:rFonts w:hint="default" w:ascii="Arial" w:hAnsi="Arial" w:eastAsia="Times New Roman" w:cs="Arial"/>
+          <w:color w:val="000000"/>
+        </w:rPr>
+      </w:pPr>
+      <w:r>
+        <w:rPr>
+          <w:rFonts w:hint="default" w:ascii="Arial" w:hAnsi="Arial" w:eastAsia="Times New Roman" w:cs="Arial"/>
+          <w:color w:val="000000"/>
+        </w:rPr>
+        <w:t xml:space="preserve">    </w:t>
+      </w:r>
+    </w:p>
+    <w:p>
+      <w:pPr>
+        <w:rPr>
+          <w:rFonts w:hint="default" w:ascii="Arial" w:hAnsi="Arial" w:eastAsia="Times New Roman" w:cs="Arial"/>
+          <w:color w:val="000000"/>
+        </w:rPr>
+      </w:pPr>
+      <w:r>
+        <w:rPr>
+          <w:rFonts w:hint="default" w:ascii="Arial" w:hAnsi="Arial" w:eastAsia="Times New Roman" w:cs="Arial"/>
+          <w:color w:val="000000"/>
+        </w:rPr>
+        <w:t xml:space="preserve">    // 使用 Google 官方推薦的網址格式，支援手機自動跳轉至地圖 App</w:t>
       </w:r>
     </w:p>
     <w:p>
@@ -14785,7 +14860,7 @@
           <w:rFonts w:hint="default" w:ascii="Arial" w:hAnsi="Arial" w:eastAsia="Times New Roman" w:cs="Arial"/>
           <w:color w:val="000000"/>
         </w:rPr>
-        <w:t xml:space="preserve">    // 使用 window.open 開啟</w:t>
+        <w:t xml:space="preserve">    // 在新視窗/標籤頁開啟</w:t>
       </w:r>
     </w:p>
     <w:p>
@@ -14815,7 +14890,7 @@
           <w:rFonts w:hint="default" w:ascii="Arial" w:hAnsi="Arial" w:eastAsia="Times New Roman" w:cs="Arial"/>
           <w:color w:val="000000"/>
         </w:rPr>
-        <w:t>}</w:t>
+        <w:t>},</w:t>
       </w:r>
     </w:p>
     <w:p>

--- a/template.docx
+++ b/template.docx
@@ -14725,7 +14725,7 @@
           <w:rFonts w:hint="default" w:ascii="Arial" w:hAnsi="Arial" w:eastAsia="Times New Roman" w:cs="Arial"/>
           <w:color w:val="000000"/>
         </w:rPr>
-        <w:t xml:space="preserve">  // 請將這段正確的 openMap 方法覆蓋到您的 methods 區塊中</w:t>
+        <w:t>// 在 Vue 實例的 methods 區塊中加入或替換此方法</w:t>
       </w:r>
     </w:p>
     <w:p>
@@ -14815,7 +14815,22 @@
           <w:rFonts w:hint="default" w:ascii="Arial" w:hAnsi="Arial" w:eastAsia="Times New Roman" w:cs="Arial"/>
           <w:color w:val="000000"/>
         </w:rPr>
-        <w:t xml:space="preserve">    // 使用 Google 官方推薦的網址格式，支援手機自動跳轉至地圖 App</w:t>
+        <w:t xml:space="preserve">    // 使用 Google 地圖搜尋 URL 格式，手機會自動跳轉至 App</w:t>
+      </w:r>
+    </w:p>
+    <w:p>
+      <w:pPr>
+        <w:rPr>
+          <w:rFonts w:hint="default" w:ascii="Arial" w:hAnsi="Arial" w:eastAsia="Times New Roman" w:cs="Arial"/>
+          <w:color w:val="000000"/>
+        </w:rPr>
+      </w:pPr>
+      <w:r>
+        <w:rPr>
+          <w:rFonts w:hint="default" w:ascii="Arial" w:hAnsi="Arial" w:eastAsia="Times New Roman" w:cs="Arial"/>
+          <w:color w:val="000000"/>
+        </w:rPr>
+        <w:t xml:space="preserve">    // 透過 encodeURIComponent 確保中文地址或名稱不會發生編碼錯誤</w:t>
       </w:r>
     </w:p>
     <w:p>
@@ -14900,30 +14915,30 @@
           <w:color w:val="000000"/>
         </w:rPr>
       </w:pPr>
-      <w:r>
-        <w:rPr>
-          <w:rFonts w:hint="default" w:ascii="Arial" w:hAnsi="Arial" w:eastAsia="Times New Roman" w:cs="Arial"/>
-          <w:color w:val="000000"/>
-        </w:rPr>
-        <w:t xml:space="preserve">       };</w:t>
-      </w:r>
-    </w:p>
-    <w:p>
-      <w:pPr>
-        <w:rPr>
-          <w:rFonts w:hint="default" w:ascii="Arial" w:hAnsi="Arial" w:eastAsia="Times New Roman" w:cs="Arial"/>
-          <w:color w:val="000000"/>
-        </w:rPr>
-      </w:pPr>
-      <w:r>
-        <w:rPr>
-          <w:rFonts w:hint="default" w:ascii="Arial" w:hAnsi="Arial" w:eastAsia="Times New Roman" w:cs="Arial"/>
-          <w:color w:val="000000"/>
-        </w:rPr>
-        <w:t xml:space="preserve">    }</w:t>
-      </w:r>
       <w:bookmarkStart w:id="0" w:name="_GoBack"/>
       <w:bookmarkEnd w:id="0"/>
+      <w:r>
+        <w:rPr>
+          <w:rFonts w:hint="default" w:ascii="Arial" w:hAnsi="Arial" w:eastAsia="Times New Roman" w:cs="Arial"/>
+          <w:color w:val="000000"/>
+        </w:rPr>
+        <w:t xml:space="preserve">       };</w:t>
+      </w:r>
+    </w:p>
+    <w:p>
+      <w:pPr>
+        <w:rPr>
+          <w:rFonts w:hint="default" w:ascii="Arial" w:hAnsi="Arial" w:eastAsia="Times New Roman" w:cs="Arial"/>
+          <w:color w:val="000000"/>
+        </w:rPr>
+      </w:pPr>
+      <w:r>
+        <w:rPr>
+          <w:rFonts w:hint="default" w:ascii="Arial" w:hAnsi="Arial" w:eastAsia="Times New Roman" w:cs="Arial"/>
+          <w:color w:val="000000"/>
+        </w:rPr>
+        <w:t xml:space="preserve">    }</w:t>
+      </w:r>
     </w:p>
     <w:p>
       <w:pPr>

--- a/template.docx
+++ b/template.docx
@@ -14725,7 +14725,7 @@
           <w:rFonts w:hint="default" w:ascii="Arial" w:hAnsi="Arial" w:eastAsia="Times New Roman" w:cs="Arial"/>
           <w:color w:val="000000"/>
         </w:rPr>
-        <w:t>// 在 Vue 實例的 methods 區塊中加入或替換此方法</w:t>
+        <w:t>// 請將這段程式碼直接覆蓋到您 Vue 實例的 methods 區塊中</w:t>
       </w:r>
     </w:p>
     <w:p>
@@ -14755,21 +14755,6 @@
           <w:rFonts w:hint="default" w:ascii="Arial" w:hAnsi="Arial" w:eastAsia="Times New Roman" w:cs="Arial"/>
           <w:color w:val="000000"/>
         </w:rPr>
-        <w:t xml:space="preserve">    // 優先使用設定的 mapQuery，若無則使用地址或名稱</w:t>
-      </w:r>
-    </w:p>
-    <w:p>
-      <w:pPr>
-        <w:rPr>
-          <w:rFonts w:hint="default" w:ascii="Arial" w:hAnsi="Arial" w:eastAsia="Times New Roman" w:cs="Arial"/>
-          <w:color w:val="000000"/>
-        </w:rPr>
-      </w:pPr>
-      <w:r>
-        <w:rPr>
-          <w:rFonts w:hint="default" w:ascii="Arial" w:hAnsi="Arial" w:eastAsia="Times New Roman" w:cs="Arial"/>
-          <w:color w:val="000000"/>
-        </w:rPr>
         <w:t xml:space="preserve">    const query = item.mapQuery || item.address || item.name;</w:t>
       </w:r>
     </w:p>
@@ -14795,6 +14780,29 @@
           <w:color w:val="000000"/>
         </w:rPr>
       </w:pPr>
+    </w:p>
+    <w:p>
+      <w:pPr>
+        <w:rPr>
+          <w:rFonts w:hint="default" w:ascii="Arial" w:hAnsi="Arial" w:eastAsia="Times New Roman" w:cs="Arial"/>
+          <w:color w:val="000000"/>
+        </w:rPr>
+      </w:pPr>
+      <w:r>
+        <w:rPr>
+          <w:rFonts w:hint="default" w:ascii="Arial" w:hAnsi="Arial" w:eastAsia="Times New Roman" w:cs="Arial"/>
+          <w:color w:val="000000"/>
+        </w:rPr>
+        <w:t xml:space="preserve">    const encodedQuery = encodeURIComponent(query);</w:t>
+      </w:r>
+    </w:p>
+    <w:p>
+      <w:pPr>
+        <w:rPr>
+          <w:rFonts w:hint="default" w:ascii="Arial" w:hAnsi="Arial" w:eastAsia="Times New Roman" w:cs="Arial"/>
+          <w:color w:val="000000"/>
+        </w:rPr>
+      </w:pPr>
       <w:r>
         <w:rPr>
           <w:rFonts w:hint="default" w:ascii="Arial" w:hAnsi="Arial" w:eastAsia="Times New Roman" w:cs="Arial"/>
@@ -14815,108 +14823,341 @@
           <w:rFonts w:hint="default" w:ascii="Arial" w:hAnsi="Arial" w:eastAsia="Times New Roman" w:cs="Arial"/>
           <w:color w:val="000000"/>
         </w:rPr>
-        <w:t xml:space="preserve">    // 使用 Google 地圖搜尋 URL 格式，手機會自動跳轉至 App</w:t>
-      </w:r>
-    </w:p>
-    <w:p>
-      <w:pPr>
-        <w:rPr>
-          <w:rFonts w:hint="default" w:ascii="Arial" w:hAnsi="Arial" w:eastAsia="Times New Roman" w:cs="Arial"/>
-          <w:color w:val="000000"/>
-        </w:rPr>
-      </w:pPr>
-      <w:r>
-        <w:rPr>
-          <w:rFonts w:hint="default" w:ascii="Arial" w:hAnsi="Arial" w:eastAsia="Times New Roman" w:cs="Arial"/>
-          <w:color w:val="000000"/>
-        </w:rPr>
-        <w:t xml:space="preserve">    // 透過 encodeURIComponent 確保中文地址或名稱不會發生編碼錯誤</w:t>
-      </w:r>
-    </w:p>
-    <w:p>
-      <w:pPr>
-        <w:rPr>
-          <w:rFonts w:hint="default" w:ascii="Arial" w:hAnsi="Arial" w:eastAsia="Times New Roman" w:cs="Arial"/>
-          <w:color w:val="000000"/>
-        </w:rPr>
-      </w:pPr>
-      <w:r>
-        <w:rPr>
-          <w:rFonts w:hint="default" w:ascii="Arial" w:hAnsi="Arial" w:eastAsia="Times New Roman" w:cs="Arial"/>
-          <w:color w:val="000000"/>
-        </w:rPr>
-        <w:t xml:space="preserve">    const url = `https://www.google.com/maps/search/?api=1&amp;query=${encodeURIComponent(query)}`;</w:t>
-      </w:r>
-    </w:p>
-    <w:p>
-      <w:pPr>
-        <w:rPr>
-          <w:rFonts w:hint="default" w:ascii="Arial" w:hAnsi="Arial" w:eastAsia="Times New Roman" w:cs="Arial"/>
-          <w:color w:val="000000"/>
-        </w:rPr>
-      </w:pPr>
-      <w:r>
-        <w:rPr>
-          <w:rFonts w:hint="default" w:ascii="Arial" w:hAnsi="Arial" w:eastAsia="Times New Roman" w:cs="Arial"/>
-          <w:color w:val="000000"/>
-        </w:rPr>
-        <w:t xml:space="preserve">    </w:t>
-      </w:r>
-    </w:p>
-    <w:p>
-      <w:pPr>
-        <w:rPr>
-          <w:rFonts w:hint="default" w:ascii="Arial" w:hAnsi="Arial" w:eastAsia="Times New Roman" w:cs="Arial"/>
-          <w:color w:val="000000"/>
-        </w:rPr>
-      </w:pPr>
-      <w:r>
-        <w:rPr>
-          <w:rFonts w:hint="default" w:ascii="Arial" w:hAnsi="Arial" w:eastAsia="Times New Roman" w:cs="Arial"/>
-          <w:color w:val="000000"/>
-        </w:rPr>
-        <w:t xml:space="preserve">    // 在新視窗/標籤頁開啟</w:t>
-      </w:r>
-    </w:p>
-    <w:p>
-      <w:pPr>
-        <w:rPr>
-          <w:rFonts w:hint="default" w:ascii="Arial" w:hAnsi="Arial" w:eastAsia="Times New Roman" w:cs="Arial"/>
-          <w:color w:val="000000"/>
-        </w:rPr>
-      </w:pPr>
-      <w:r>
-        <w:rPr>
-          <w:rFonts w:hint="default" w:ascii="Arial" w:hAnsi="Arial" w:eastAsia="Times New Roman" w:cs="Arial"/>
-          <w:color w:val="000000"/>
-        </w:rPr>
-        <w:t xml:space="preserve">    window.open(url, '_blank');</w:t>
-      </w:r>
-    </w:p>
-    <w:p>
-      <w:pPr>
-        <w:rPr>
-          <w:rFonts w:hint="default" w:ascii="Arial" w:hAnsi="Arial" w:eastAsia="Times New Roman" w:cs="Arial"/>
-          <w:color w:val="000000"/>
-        </w:rPr>
-      </w:pPr>
-      <w:r>
-        <w:rPr>
-          <w:rFonts w:hint="default" w:ascii="Arial" w:hAnsi="Arial" w:eastAsia="Times New Roman" w:cs="Arial"/>
-          <w:color w:val="000000"/>
-        </w:rPr>
-        <w:t>},</w:t>
-      </w:r>
-    </w:p>
-    <w:p>
-      <w:pPr>
-        <w:rPr>
-          <w:rFonts w:hint="default" w:ascii="Arial" w:hAnsi="Arial" w:eastAsia="Times New Roman" w:cs="Arial"/>
-          <w:color w:val="000000"/>
-        </w:rPr>
-      </w:pPr>
+        <w:t xml:space="preserve">    // 方案 A：通用 Google Maps 連結 (通常會優先嘗試開啟 App)</w:t>
+      </w:r>
+    </w:p>
+    <w:p>
+      <w:pPr>
+        <w:rPr>
+          <w:rFonts w:hint="default" w:ascii="Arial" w:hAnsi="Arial" w:eastAsia="Times New Roman" w:cs="Arial"/>
+          <w:color w:val="000000"/>
+        </w:rPr>
+      </w:pPr>
+      <w:r>
+        <w:rPr>
+          <w:rFonts w:hint="default" w:ascii="Arial" w:hAnsi="Arial" w:eastAsia="Times New Roman" w:cs="Arial"/>
+          <w:color w:val="000000"/>
+        </w:rPr>
+        <w:t xml:space="preserve">    const webUrl = `https://www.google.com/maps/search/?api=1&amp;query=${encodedQuery}`;</w:t>
+      </w:r>
+    </w:p>
+    <w:p>
+      <w:pPr>
+        <w:rPr>
+          <w:rFonts w:hint="default" w:ascii="Arial" w:hAnsi="Arial" w:eastAsia="Times New Roman" w:cs="Arial"/>
+          <w:color w:val="000000"/>
+        </w:rPr>
+      </w:pPr>
+    </w:p>
+    <w:p>
+      <w:pPr>
+        <w:rPr>
+          <w:rFonts w:hint="default" w:ascii="Arial" w:hAnsi="Arial" w:eastAsia="Times New Roman" w:cs="Arial"/>
+          <w:color w:val="000000"/>
+        </w:rPr>
+      </w:pPr>
+      <w:r>
+        <w:rPr>
+          <w:rFonts w:hint="default" w:ascii="Arial" w:hAnsi="Arial" w:eastAsia="Times New Roman" w:cs="Arial"/>
+          <w:color w:val="000000"/>
+        </w:rPr>
+        <w:t xml:space="preserve">    // 檢測是否為行動裝置</w:t>
+      </w:r>
+    </w:p>
+    <w:p>
+      <w:pPr>
+        <w:rPr>
+          <w:rFonts w:hint="default" w:ascii="Arial" w:hAnsi="Arial" w:eastAsia="Times New Roman" w:cs="Arial"/>
+          <w:color w:val="000000"/>
+        </w:rPr>
+      </w:pPr>
+      <w:r>
+        <w:rPr>
+          <w:rFonts w:hint="default" w:ascii="Arial" w:hAnsi="Arial" w:eastAsia="Times New Roman" w:cs="Arial"/>
+          <w:color w:val="000000"/>
+        </w:rPr>
+        <w:t xml:space="preserve">    const isMobile = /iPhone|iPad|iPod|Android/i.test(navigator.userAgent);</w:t>
+      </w:r>
+    </w:p>
+    <w:p>
+      <w:pPr>
+        <w:rPr>
+          <w:rFonts w:hint="default" w:ascii="Arial" w:hAnsi="Arial" w:eastAsia="Times New Roman" w:cs="Arial"/>
+          <w:color w:val="000000"/>
+        </w:rPr>
+      </w:pPr>
+    </w:p>
+    <w:p>
+      <w:pPr>
+        <w:rPr>
+          <w:rFonts w:hint="default" w:ascii="Arial" w:hAnsi="Arial" w:eastAsia="Times New Roman" w:cs="Arial"/>
+          <w:color w:val="000000"/>
+        </w:rPr>
+      </w:pPr>
+      <w:r>
+        <w:rPr>
+          <w:rFonts w:hint="default" w:ascii="Arial" w:hAnsi="Arial" w:eastAsia="Times New Roman" w:cs="Arial"/>
+          <w:color w:val="000000"/>
+        </w:rPr>
+        <w:t xml:space="preserve">    if (isMobile) {</w:t>
+      </w:r>
+    </w:p>
+    <w:p>
+      <w:pPr>
+        <w:rPr>
+          <w:rFonts w:hint="default" w:ascii="Arial" w:hAnsi="Arial" w:eastAsia="Times New Roman" w:cs="Arial"/>
+          <w:color w:val="000000"/>
+        </w:rPr>
+      </w:pPr>
+      <w:r>
+        <w:rPr>
+          <w:rFonts w:hint="default" w:ascii="Arial" w:hAnsi="Arial" w:eastAsia="Times New Roman" w:cs="Arial"/>
+          <w:color w:val="000000"/>
+        </w:rPr>
+        <w:t xml:space="preserve">        // 方案 B：針對行動裝置使用專用格式，強制呼叫 Google Maps App</w:t>
+      </w:r>
+    </w:p>
+    <w:p>
+      <w:pPr>
+        <w:rPr>
+          <w:rFonts w:hint="default" w:ascii="Arial" w:hAnsi="Arial" w:eastAsia="Times New Roman" w:cs="Arial"/>
+          <w:color w:val="000000"/>
+        </w:rPr>
+      </w:pPr>
+      <w:r>
+        <w:rPr>
+          <w:rFonts w:hint="default" w:ascii="Arial" w:hAnsi="Arial" w:eastAsia="Times New Roman" w:cs="Arial"/>
+          <w:color w:val="000000"/>
+        </w:rPr>
+        <w:t xml:space="preserve">        // 這是最直接觸發 App 的方式</w:t>
+      </w:r>
+    </w:p>
+    <w:p>
+      <w:pPr>
+        <w:rPr>
+          <w:rFonts w:hint="default" w:ascii="Arial" w:hAnsi="Arial" w:eastAsia="Times New Roman" w:cs="Arial"/>
+          <w:color w:val="000000"/>
+        </w:rPr>
+      </w:pPr>
+      <w:r>
+        <w:rPr>
+          <w:rFonts w:hint="default" w:ascii="Arial" w:hAnsi="Arial" w:eastAsia="Times New Roman" w:cs="Arial"/>
+          <w:color w:val="000000"/>
+        </w:rPr>
+        <w:t xml:space="preserve">        const appUrl = `comgooglemaps://?q=${encodedQuery}`;</w:t>
+      </w:r>
+    </w:p>
+    <w:p>
+      <w:pPr>
+        <w:rPr>
+          <w:rFonts w:hint="default" w:ascii="Arial" w:hAnsi="Arial" w:eastAsia="Times New Roman" w:cs="Arial"/>
+          <w:color w:val="000000"/>
+        </w:rPr>
+      </w:pPr>
+      <w:r>
+        <w:rPr>
+          <w:rFonts w:hint="default" w:ascii="Arial" w:hAnsi="Arial" w:eastAsia="Times New Roman" w:cs="Arial"/>
+          <w:color w:val="000000"/>
+        </w:rPr>
+        <w:t xml:space="preserve">        </w:t>
+      </w:r>
+    </w:p>
+    <w:p>
+      <w:pPr>
+        <w:rPr>
+          <w:rFonts w:hint="default" w:ascii="Arial" w:hAnsi="Arial" w:eastAsia="Times New Roman" w:cs="Arial"/>
+          <w:color w:val="000000"/>
+        </w:rPr>
+      </w:pPr>
+      <w:r>
+        <w:rPr>
+          <w:rFonts w:hint="default" w:ascii="Arial" w:hAnsi="Arial" w:eastAsia="Times New Roman" w:cs="Arial"/>
+          <w:color w:val="000000"/>
+        </w:rPr>
+        <w:t xml:space="preserve">        // 嘗試跳轉至 App，若失敗則開啟網頁版</w:t>
+      </w:r>
+    </w:p>
+    <w:p>
+      <w:pPr>
+        <w:rPr>
+          <w:rFonts w:hint="default" w:ascii="Arial" w:hAnsi="Arial" w:eastAsia="Times New Roman" w:cs="Arial"/>
+          <w:color w:val="000000"/>
+        </w:rPr>
+      </w:pPr>
+      <w:r>
+        <w:rPr>
+          <w:rFonts w:hint="default" w:ascii="Arial" w:hAnsi="Arial" w:eastAsia="Times New Roman" w:cs="Arial"/>
+          <w:color w:val="000000"/>
+        </w:rPr>
+        <w:t xml:space="preserve">        window.location.href = appUrl;</w:t>
+      </w:r>
+    </w:p>
+    <w:p>
+      <w:pPr>
+        <w:rPr>
+          <w:rFonts w:hint="default" w:ascii="Arial" w:hAnsi="Arial" w:eastAsia="Times New Roman" w:cs="Arial"/>
+          <w:color w:val="000000"/>
+        </w:rPr>
+      </w:pPr>
+      <w:r>
+        <w:rPr>
+          <w:rFonts w:hint="default" w:ascii="Arial" w:hAnsi="Arial" w:eastAsia="Times New Roman" w:cs="Arial"/>
+          <w:color w:val="000000"/>
+        </w:rPr>
+        <w:t xml:space="preserve">        </w:t>
+      </w:r>
+    </w:p>
+    <w:p>
+      <w:pPr>
+        <w:rPr>
+          <w:rFonts w:hint="default" w:ascii="Arial" w:hAnsi="Arial" w:eastAsia="Times New Roman" w:cs="Arial"/>
+          <w:color w:val="000000"/>
+        </w:rPr>
+      </w:pPr>
+      <w:r>
+        <w:rPr>
+          <w:rFonts w:hint="default" w:ascii="Arial" w:hAnsi="Arial" w:eastAsia="Times New Roman" w:cs="Arial"/>
+          <w:color w:val="000000"/>
+        </w:rPr>
+        <w:t xml:space="preserve">        // 給予一點時間讓系統反應，若未跳轉則改開網頁版</w:t>
+      </w:r>
+    </w:p>
+    <w:p>
+      <w:pPr>
+        <w:rPr>
+          <w:rFonts w:hint="default" w:ascii="Arial" w:hAnsi="Arial" w:eastAsia="Times New Roman" w:cs="Arial"/>
+          <w:color w:val="000000"/>
+        </w:rPr>
+      </w:pPr>
+      <w:r>
+        <w:rPr>
+          <w:rFonts w:hint="default" w:ascii="Arial" w:hAnsi="Arial" w:eastAsia="Times New Roman" w:cs="Arial"/>
+          <w:color w:val="000000"/>
+        </w:rPr>
+        <w:t xml:space="preserve">        setTimeout(() =&gt; {</w:t>
+      </w:r>
+    </w:p>
+    <w:p>
+      <w:pPr>
+        <w:rPr>
+          <w:rFonts w:hint="default" w:ascii="Arial" w:hAnsi="Arial" w:eastAsia="Times New Roman" w:cs="Arial"/>
+          <w:color w:val="000000"/>
+        </w:rPr>
+      </w:pPr>
+      <w:r>
+        <w:rPr>
+          <w:rFonts w:hint="default" w:ascii="Arial" w:hAnsi="Arial" w:eastAsia="Times New Roman" w:cs="Arial"/>
+          <w:color w:val="000000"/>
+        </w:rPr>
+        <w:t xml:space="preserve">            window.open(webUrl, '_blank');</w:t>
+      </w:r>
+    </w:p>
+    <w:p>
+      <w:pPr>
+        <w:rPr>
+          <w:rFonts w:hint="default" w:ascii="Arial" w:hAnsi="Arial" w:eastAsia="Times New Roman" w:cs="Arial"/>
+          <w:color w:val="000000"/>
+        </w:rPr>
+      </w:pPr>
+      <w:r>
+        <w:rPr>
+          <w:rFonts w:hint="default" w:ascii="Arial" w:hAnsi="Arial" w:eastAsia="Times New Roman" w:cs="Arial"/>
+          <w:color w:val="000000"/>
+        </w:rPr>
+        <w:t xml:space="preserve">        }, 500);</w:t>
+      </w:r>
+    </w:p>
+    <w:p>
+      <w:pPr>
+        <w:rPr>
+          <w:rFonts w:hint="default" w:ascii="Arial" w:hAnsi="Arial" w:eastAsia="Times New Roman" w:cs="Arial"/>
+          <w:color w:val="000000"/>
+        </w:rPr>
+      </w:pPr>
+      <w:r>
+        <w:rPr>
+          <w:rFonts w:hint="default" w:ascii="Arial" w:hAnsi="Arial" w:eastAsia="Times New Roman" w:cs="Arial"/>
+          <w:color w:val="000000"/>
+        </w:rPr>
+        <w:t xml:space="preserve">    } else {</w:t>
+      </w:r>
+    </w:p>
+    <w:p>
+      <w:pPr>
+        <w:rPr>
+          <w:rFonts w:hint="default" w:ascii="Arial" w:hAnsi="Arial" w:eastAsia="Times New Roman" w:cs="Arial"/>
+          <w:color w:val="000000"/>
+        </w:rPr>
+      </w:pPr>
+      <w:r>
+        <w:rPr>
+          <w:rFonts w:hint="default" w:ascii="Arial" w:hAnsi="Arial" w:eastAsia="Times New Roman" w:cs="Arial"/>
+          <w:color w:val="000000"/>
+        </w:rPr>
+        <w:t xml:space="preserve">        // 電腦版直接開啟網頁</w:t>
+      </w:r>
+    </w:p>
+    <w:p>
+      <w:pPr>
+        <w:rPr>
+          <w:rFonts w:hint="default" w:ascii="Arial" w:hAnsi="Arial" w:eastAsia="Times New Roman" w:cs="Arial"/>
+          <w:color w:val="000000"/>
+        </w:rPr>
+      </w:pPr>
+      <w:r>
+        <w:rPr>
+          <w:rFonts w:hint="default" w:ascii="Arial" w:hAnsi="Arial" w:eastAsia="Times New Roman" w:cs="Arial"/>
+          <w:color w:val="000000"/>
+        </w:rPr>
+        <w:t xml:space="preserve">        window.open(webUrl, '_blank');</w:t>
+      </w:r>
+    </w:p>
+    <w:p>
+      <w:pPr>
+        <w:rPr>
+          <w:rFonts w:hint="default" w:ascii="Arial" w:hAnsi="Arial" w:eastAsia="Times New Roman" w:cs="Arial"/>
+          <w:color w:val="000000"/>
+        </w:rPr>
+      </w:pPr>
+      <w:r>
+        <w:rPr>
+          <w:rFonts w:hint="default" w:ascii="Arial" w:hAnsi="Arial" w:eastAsia="Times New Roman" w:cs="Arial"/>
+          <w:color w:val="000000"/>
+        </w:rPr>
+        <w:t xml:space="preserve">    }</w:t>
+      </w:r>
+    </w:p>
+    <w:p>
+      <w:pPr>
+        <w:rPr>
+          <w:rFonts w:hint="default" w:ascii="Arial" w:hAnsi="Arial" w:eastAsia="Times New Roman" w:cs="Arial"/>
+          <w:color w:val="000000"/>
+        </w:rPr>
+      </w:pPr>
+      <w:r>
+        <w:rPr>
+          <w:rFonts w:hint="default" w:ascii="Arial" w:hAnsi="Arial" w:eastAsia="Times New Roman" w:cs="Arial"/>
+          <w:color w:val="000000"/>
+        </w:rPr>
+        <w:t>}</w:t>
+      </w:r>
       <w:bookmarkStart w:id="0" w:name="_GoBack"/>
       <w:bookmarkEnd w:id="0"/>
+      <w:r>
+        <w:rPr>
+          <w:rFonts w:hint="default" w:ascii="Arial" w:hAnsi="Arial" w:eastAsia="Times New Roman" w:cs="Arial"/>
+          <w:color w:val="000000"/>
+        </w:rPr>
+        <w:t>,</w:t>
+      </w:r>
+    </w:p>
+    <w:p>
+      <w:pPr>
+        <w:rPr>
+          <w:rFonts w:hint="default" w:ascii="Arial" w:hAnsi="Arial" w:eastAsia="Times New Roman" w:cs="Arial"/>
+          <w:color w:val="000000"/>
+        </w:rPr>
+      </w:pPr>
       <w:r>
         <w:rPr>
           <w:rFonts w:hint="default" w:ascii="Arial" w:hAnsi="Arial" w:eastAsia="Times New Roman" w:cs="Arial"/>

--- a/template.docx
+++ b/template.docx
@@ -14725,21 +14725,6 @@
           <w:rFonts w:hint="default" w:ascii="Arial" w:hAnsi="Arial" w:eastAsia="Times New Roman" w:cs="Arial"/>
           <w:color w:val="000000"/>
         </w:rPr>
-        <w:t>// 請將這段程式碼直接覆蓋到您 Vue 實例的 methods 區塊中</w:t>
-      </w:r>
-    </w:p>
-    <w:p>
-      <w:pPr>
-        <w:rPr>
-          <w:rFonts w:hint="default" w:ascii="Arial" w:hAnsi="Arial" w:eastAsia="Times New Roman" w:cs="Arial"/>
-          <w:color w:val="000000"/>
-        </w:rPr>
-      </w:pPr>
-      <w:r>
-        <w:rPr>
-          <w:rFonts w:hint="default" w:ascii="Arial" w:hAnsi="Arial" w:eastAsia="Times New Roman" w:cs="Arial"/>
-          <w:color w:val="000000"/>
-        </w:rPr>
         <w:t>openMap: (item) =&gt; {</w:t>
       </w:r>
     </w:p>
@@ -14755,6 +14740,21 @@
           <w:rFonts w:hint="default" w:ascii="Arial" w:hAnsi="Arial" w:eastAsia="Times New Roman" w:cs="Arial"/>
           <w:color w:val="000000"/>
         </w:rPr>
+        <w:t xml:space="preserve">    // 1. 取得搜尋關鍵字</w:t>
+      </w:r>
+    </w:p>
+    <w:p>
+      <w:pPr>
+        <w:rPr>
+          <w:rFonts w:hint="default" w:ascii="Arial" w:hAnsi="Arial" w:eastAsia="Times New Roman" w:cs="Arial"/>
+          <w:color w:val="000000"/>
+        </w:rPr>
+      </w:pPr>
+      <w:r>
+        <w:rPr>
+          <w:rFonts w:hint="default" w:ascii="Arial" w:hAnsi="Arial" w:eastAsia="Times New Roman" w:cs="Arial"/>
+          <w:color w:val="000000"/>
+        </w:rPr>
         <w:t xml:space="preserve">    const query = item.mapQuery || item.address || item.name;</w:t>
       </w:r>
     </w:p>
@@ -14770,346 +14770,37 @@
           <w:rFonts w:hint="default" w:ascii="Arial" w:hAnsi="Arial" w:eastAsia="Times New Roman" w:cs="Arial"/>
           <w:color w:val="000000"/>
         </w:rPr>
-        <w:t xml:space="preserve">    if (!query) return;</w:t>
-      </w:r>
-    </w:p>
-    <w:p>
-      <w:pPr>
-        <w:rPr>
-          <w:rFonts w:hint="default" w:ascii="Arial" w:hAnsi="Arial" w:eastAsia="Times New Roman" w:cs="Arial"/>
-          <w:color w:val="000000"/>
-        </w:rPr>
-      </w:pPr>
-    </w:p>
-    <w:p>
-      <w:pPr>
-        <w:rPr>
-          <w:rFonts w:hint="default" w:ascii="Arial" w:hAnsi="Arial" w:eastAsia="Times New Roman" w:cs="Arial"/>
-          <w:color w:val="000000"/>
-        </w:rPr>
-      </w:pPr>
-      <w:r>
-        <w:rPr>
-          <w:rFonts w:hint="default" w:ascii="Arial" w:hAnsi="Arial" w:eastAsia="Times New Roman" w:cs="Arial"/>
-          <w:color w:val="000000"/>
-        </w:rPr>
-        <w:t xml:space="preserve">    const encodedQuery = encodeURIComponent(query);</w:t>
-      </w:r>
-    </w:p>
-    <w:p>
-      <w:pPr>
-        <w:rPr>
-          <w:rFonts w:hint="default" w:ascii="Arial" w:hAnsi="Arial" w:eastAsia="Times New Roman" w:cs="Arial"/>
-          <w:color w:val="000000"/>
-        </w:rPr>
-      </w:pPr>
-      <w:r>
-        <w:rPr>
-          <w:rFonts w:hint="default" w:ascii="Arial" w:hAnsi="Arial" w:eastAsia="Times New Roman" w:cs="Arial"/>
-          <w:color w:val="000000"/>
-        </w:rPr>
-        <w:t xml:space="preserve">    </w:t>
-      </w:r>
-    </w:p>
-    <w:p>
-      <w:pPr>
-        <w:rPr>
-          <w:rFonts w:hint="default" w:ascii="Arial" w:hAnsi="Arial" w:eastAsia="Times New Roman" w:cs="Arial"/>
-          <w:color w:val="000000"/>
-        </w:rPr>
-      </w:pPr>
-      <w:r>
-        <w:rPr>
-          <w:rFonts w:hint="default" w:ascii="Arial" w:hAnsi="Arial" w:eastAsia="Times New Roman" w:cs="Arial"/>
-          <w:color w:val="000000"/>
-        </w:rPr>
-        <w:t xml:space="preserve">    // 方案 A：通用 Google Maps 連結 (通常會優先嘗試開啟 App)</w:t>
-      </w:r>
-    </w:p>
-    <w:p>
-      <w:pPr>
-        <w:rPr>
-          <w:rFonts w:hint="default" w:ascii="Arial" w:hAnsi="Arial" w:eastAsia="Times New Roman" w:cs="Arial"/>
-          <w:color w:val="000000"/>
-        </w:rPr>
-      </w:pPr>
-      <w:r>
-        <w:rPr>
-          <w:rFonts w:hint="default" w:ascii="Arial" w:hAnsi="Arial" w:eastAsia="Times New Roman" w:cs="Arial"/>
-          <w:color w:val="000000"/>
-        </w:rPr>
-        <w:t xml:space="preserve">    const webUrl = `https://www.google.com/maps/search/?api=1&amp;query=${encodedQuery}`;</w:t>
-      </w:r>
-    </w:p>
-    <w:p>
-      <w:pPr>
-        <w:rPr>
-          <w:rFonts w:hint="default" w:ascii="Arial" w:hAnsi="Arial" w:eastAsia="Times New Roman" w:cs="Arial"/>
-          <w:color w:val="000000"/>
-        </w:rPr>
-      </w:pPr>
-    </w:p>
-    <w:p>
-      <w:pPr>
-        <w:rPr>
-          <w:rFonts w:hint="default" w:ascii="Arial" w:hAnsi="Arial" w:eastAsia="Times New Roman" w:cs="Arial"/>
-          <w:color w:val="000000"/>
-        </w:rPr>
-      </w:pPr>
-      <w:r>
-        <w:rPr>
-          <w:rFonts w:hint="default" w:ascii="Arial" w:hAnsi="Arial" w:eastAsia="Times New Roman" w:cs="Arial"/>
-          <w:color w:val="000000"/>
-        </w:rPr>
-        <w:t xml:space="preserve">    // 檢測是否為行動裝置</w:t>
-      </w:r>
-    </w:p>
-    <w:p>
-      <w:pPr>
-        <w:rPr>
-          <w:rFonts w:hint="default" w:ascii="Arial" w:hAnsi="Arial" w:eastAsia="Times New Roman" w:cs="Arial"/>
-          <w:color w:val="000000"/>
-        </w:rPr>
-      </w:pPr>
-      <w:r>
-        <w:rPr>
-          <w:rFonts w:hint="default" w:ascii="Arial" w:hAnsi="Arial" w:eastAsia="Times New Roman" w:cs="Arial"/>
-          <w:color w:val="000000"/>
-        </w:rPr>
-        <w:t xml:space="preserve">    const isMobile = /iPhone|iPad|iPod|Android/i.test(navigator.userAgent);</w:t>
-      </w:r>
-    </w:p>
-    <w:p>
-      <w:pPr>
-        <w:rPr>
-          <w:rFonts w:hint="default" w:ascii="Arial" w:hAnsi="Arial" w:eastAsia="Times New Roman" w:cs="Arial"/>
-          <w:color w:val="000000"/>
-        </w:rPr>
-      </w:pPr>
-    </w:p>
-    <w:p>
-      <w:pPr>
-        <w:rPr>
-          <w:rFonts w:hint="default" w:ascii="Arial" w:hAnsi="Arial" w:eastAsia="Times New Roman" w:cs="Arial"/>
-          <w:color w:val="000000"/>
-        </w:rPr>
-      </w:pPr>
-      <w:r>
-        <w:rPr>
-          <w:rFonts w:hint="default" w:ascii="Arial" w:hAnsi="Arial" w:eastAsia="Times New Roman" w:cs="Arial"/>
-          <w:color w:val="000000"/>
-        </w:rPr>
-        <w:t xml:space="preserve">    if (isMobile) {</w:t>
-      </w:r>
-    </w:p>
-    <w:p>
-      <w:pPr>
-        <w:rPr>
-          <w:rFonts w:hint="default" w:ascii="Arial" w:hAnsi="Arial" w:eastAsia="Times New Roman" w:cs="Arial"/>
-          <w:color w:val="000000"/>
-        </w:rPr>
-      </w:pPr>
-      <w:r>
-        <w:rPr>
-          <w:rFonts w:hint="default" w:ascii="Arial" w:hAnsi="Arial" w:eastAsia="Times New Roman" w:cs="Arial"/>
-          <w:color w:val="000000"/>
-        </w:rPr>
-        <w:t xml:space="preserve">        // 方案 B：針對行動裝置使用專用格式，強制呼叫 Google Maps App</w:t>
-      </w:r>
-    </w:p>
-    <w:p>
-      <w:pPr>
-        <w:rPr>
-          <w:rFonts w:hint="default" w:ascii="Arial" w:hAnsi="Arial" w:eastAsia="Times New Roman" w:cs="Arial"/>
-          <w:color w:val="000000"/>
-        </w:rPr>
-      </w:pPr>
-      <w:r>
-        <w:rPr>
-          <w:rFonts w:hint="default" w:ascii="Arial" w:hAnsi="Arial" w:eastAsia="Times New Roman" w:cs="Arial"/>
-          <w:color w:val="000000"/>
-        </w:rPr>
-        <w:t xml:space="preserve">        // 這是最直接觸發 App 的方式</w:t>
-      </w:r>
-    </w:p>
-    <w:p>
-      <w:pPr>
-        <w:rPr>
-          <w:rFonts w:hint="default" w:ascii="Arial" w:hAnsi="Arial" w:eastAsia="Times New Roman" w:cs="Arial"/>
-          <w:color w:val="000000"/>
-        </w:rPr>
-      </w:pPr>
-      <w:r>
-        <w:rPr>
-          <w:rFonts w:hint="default" w:ascii="Arial" w:hAnsi="Arial" w:eastAsia="Times New Roman" w:cs="Arial"/>
-          <w:color w:val="000000"/>
-        </w:rPr>
-        <w:t xml:space="preserve">        const appUrl = `comgooglemaps://?q=${encodedQuery}`;</w:t>
-      </w:r>
-    </w:p>
-    <w:p>
-      <w:pPr>
-        <w:rPr>
-          <w:rFonts w:hint="default" w:ascii="Arial" w:hAnsi="Arial" w:eastAsia="Times New Roman" w:cs="Arial"/>
-          <w:color w:val="000000"/>
-        </w:rPr>
-      </w:pPr>
-      <w:r>
-        <w:rPr>
-          <w:rFonts w:hint="default" w:ascii="Arial" w:hAnsi="Arial" w:eastAsia="Times New Roman" w:cs="Arial"/>
-          <w:color w:val="000000"/>
-        </w:rPr>
-        <w:t xml:space="preserve">        </w:t>
-      </w:r>
-    </w:p>
-    <w:p>
-      <w:pPr>
-        <w:rPr>
-          <w:rFonts w:hint="default" w:ascii="Arial" w:hAnsi="Arial" w:eastAsia="Times New Roman" w:cs="Arial"/>
-          <w:color w:val="000000"/>
-        </w:rPr>
-      </w:pPr>
-      <w:r>
-        <w:rPr>
-          <w:rFonts w:hint="default" w:ascii="Arial" w:hAnsi="Arial" w:eastAsia="Times New Roman" w:cs="Arial"/>
-          <w:color w:val="000000"/>
-        </w:rPr>
-        <w:t xml:space="preserve">        // 嘗試跳轉至 App，若失敗則開啟網頁版</w:t>
-      </w:r>
-    </w:p>
-    <w:p>
-      <w:pPr>
-        <w:rPr>
-          <w:rFonts w:hint="default" w:ascii="Arial" w:hAnsi="Arial" w:eastAsia="Times New Roman" w:cs="Arial"/>
-          <w:color w:val="000000"/>
-        </w:rPr>
-      </w:pPr>
-      <w:r>
-        <w:rPr>
-          <w:rFonts w:hint="default" w:ascii="Arial" w:hAnsi="Arial" w:eastAsia="Times New Roman" w:cs="Arial"/>
-          <w:color w:val="000000"/>
-        </w:rPr>
-        <w:t xml:space="preserve">        window.location.href = appUrl;</w:t>
-      </w:r>
-    </w:p>
-    <w:p>
-      <w:pPr>
-        <w:rPr>
-          <w:rFonts w:hint="default" w:ascii="Arial" w:hAnsi="Arial" w:eastAsia="Times New Roman" w:cs="Arial"/>
-          <w:color w:val="000000"/>
-        </w:rPr>
-      </w:pPr>
-      <w:r>
-        <w:rPr>
-          <w:rFonts w:hint="default" w:ascii="Arial" w:hAnsi="Arial" w:eastAsia="Times New Roman" w:cs="Arial"/>
-          <w:color w:val="000000"/>
-        </w:rPr>
-        <w:t xml:space="preserve">        </w:t>
-      </w:r>
-    </w:p>
-    <w:p>
-      <w:pPr>
-        <w:rPr>
-          <w:rFonts w:hint="default" w:ascii="Arial" w:hAnsi="Arial" w:eastAsia="Times New Roman" w:cs="Arial"/>
-          <w:color w:val="000000"/>
-        </w:rPr>
-      </w:pPr>
-      <w:r>
-        <w:rPr>
-          <w:rFonts w:hint="default" w:ascii="Arial" w:hAnsi="Arial" w:eastAsia="Times New Roman" w:cs="Arial"/>
-          <w:color w:val="000000"/>
-        </w:rPr>
-        <w:t xml:space="preserve">        // 給予一點時間讓系統反應，若未跳轉則改開網頁版</w:t>
-      </w:r>
-    </w:p>
-    <w:p>
-      <w:pPr>
-        <w:rPr>
-          <w:rFonts w:hint="default" w:ascii="Arial" w:hAnsi="Arial" w:eastAsia="Times New Roman" w:cs="Arial"/>
-          <w:color w:val="000000"/>
-        </w:rPr>
-      </w:pPr>
-      <w:r>
-        <w:rPr>
-          <w:rFonts w:hint="default" w:ascii="Arial" w:hAnsi="Arial" w:eastAsia="Times New Roman" w:cs="Arial"/>
-          <w:color w:val="000000"/>
-        </w:rPr>
-        <w:t xml:space="preserve">        setTimeout(() =&gt; {</w:t>
-      </w:r>
-    </w:p>
-    <w:p>
-      <w:pPr>
-        <w:rPr>
-          <w:rFonts w:hint="default" w:ascii="Arial" w:hAnsi="Arial" w:eastAsia="Times New Roman" w:cs="Arial"/>
-          <w:color w:val="000000"/>
-        </w:rPr>
-      </w:pPr>
-      <w:r>
-        <w:rPr>
-          <w:rFonts w:hint="default" w:ascii="Arial" w:hAnsi="Arial" w:eastAsia="Times New Roman" w:cs="Arial"/>
-          <w:color w:val="000000"/>
-        </w:rPr>
-        <w:t xml:space="preserve">            window.open(webUrl, '_blank');</w:t>
-      </w:r>
-    </w:p>
-    <w:p>
-      <w:pPr>
-        <w:rPr>
-          <w:rFonts w:hint="default" w:ascii="Arial" w:hAnsi="Arial" w:eastAsia="Times New Roman" w:cs="Arial"/>
-          <w:color w:val="000000"/>
-        </w:rPr>
-      </w:pPr>
-      <w:r>
-        <w:rPr>
-          <w:rFonts w:hint="default" w:ascii="Arial" w:hAnsi="Arial" w:eastAsia="Times New Roman" w:cs="Arial"/>
-          <w:color w:val="000000"/>
-        </w:rPr>
-        <w:t xml:space="preserve">        }, 500);</w:t>
-      </w:r>
-    </w:p>
-    <w:p>
-      <w:pPr>
-        <w:rPr>
-          <w:rFonts w:hint="default" w:ascii="Arial" w:hAnsi="Arial" w:eastAsia="Times New Roman" w:cs="Arial"/>
-          <w:color w:val="000000"/>
-        </w:rPr>
-      </w:pPr>
-      <w:r>
-        <w:rPr>
-          <w:rFonts w:hint="default" w:ascii="Arial" w:hAnsi="Arial" w:eastAsia="Times New Roman" w:cs="Arial"/>
-          <w:color w:val="000000"/>
-        </w:rPr>
-        <w:t xml:space="preserve">    } else {</w:t>
-      </w:r>
-    </w:p>
-    <w:p>
-      <w:pPr>
-        <w:rPr>
-          <w:rFonts w:hint="default" w:ascii="Arial" w:hAnsi="Arial" w:eastAsia="Times New Roman" w:cs="Arial"/>
-          <w:color w:val="000000"/>
-        </w:rPr>
-      </w:pPr>
-      <w:r>
-        <w:rPr>
-          <w:rFonts w:hint="default" w:ascii="Arial" w:hAnsi="Arial" w:eastAsia="Times New Roman" w:cs="Arial"/>
-          <w:color w:val="000000"/>
-        </w:rPr>
-        <w:t xml:space="preserve">        // 電腦版直接開啟網頁</w:t>
-      </w:r>
-    </w:p>
-    <w:p>
-      <w:pPr>
-        <w:rPr>
-          <w:rFonts w:hint="default" w:ascii="Arial" w:hAnsi="Arial" w:eastAsia="Times New Roman" w:cs="Arial"/>
-          <w:color w:val="000000"/>
-        </w:rPr>
-      </w:pPr>
-      <w:r>
-        <w:rPr>
-          <w:rFonts w:hint="default" w:ascii="Arial" w:hAnsi="Arial" w:eastAsia="Times New Roman" w:cs="Arial"/>
-          <w:color w:val="000000"/>
-        </w:rPr>
-        <w:t xml:space="preserve">        window.open(webUrl, '_blank');</w:t>
+        <w:t xml:space="preserve">    if (!query) {</w:t>
+      </w:r>
+    </w:p>
+    <w:p>
+      <w:pPr>
+        <w:rPr>
+          <w:rFonts w:hint="default" w:ascii="Arial" w:hAnsi="Arial" w:eastAsia="Times New Roman" w:cs="Arial"/>
+          <w:color w:val="000000"/>
+        </w:rPr>
+      </w:pPr>
+      <w:r>
+        <w:rPr>
+          <w:rFonts w:hint="default" w:ascii="Arial" w:hAnsi="Arial" w:eastAsia="Times New Roman" w:cs="Arial"/>
+          <w:color w:val="000000"/>
+        </w:rPr>
+        <w:t xml:space="preserve">        alert("無有效的地點資訊");</w:t>
+      </w:r>
+    </w:p>
+    <w:p>
+      <w:pPr>
+        <w:rPr>
+          <w:rFonts w:hint="default" w:ascii="Arial" w:hAnsi="Arial" w:eastAsia="Times New Roman" w:cs="Arial"/>
+          <w:color w:val="000000"/>
+        </w:rPr>
+      </w:pPr>
+      <w:r>
+        <w:rPr>
+          <w:rFonts w:hint="default" w:ascii="Arial" w:hAnsi="Arial" w:eastAsia="Times New Roman" w:cs="Arial"/>
+          <w:color w:val="000000"/>
+        </w:rPr>
+        <w:t xml:space="preserve">        return;</w:t>
       </w:r>
     </w:p>
     <w:p>
@@ -15134,82 +14825,166 @@
           <w:color w:val="000000"/>
         </w:rPr>
       </w:pPr>
-      <w:r>
-        <w:rPr>
-          <w:rFonts w:hint="default" w:ascii="Arial" w:hAnsi="Arial" w:eastAsia="Times New Roman" w:cs="Arial"/>
-          <w:color w:val="000000"/>
-        </w:rPr>
-        <w:t>}</w:t>
+    </w:p>
+    <w:p>
+      <w:pPr>
+        <w:rPr>
+          <w:rFonts w:hint="default" w:ascii="Arial" w:hAnsi="Arial" w:eastAsia="Times New Roman" w:cs="Arial"/>
+          <w:color w:val="000000"/>
+        </w:rPr>
+      </w:pPr>
+      <w:r>
+        <w:rPr>
+          <w:rFonts w:hint="default" w:ascii="Arial" w:hAnsi="Arial" w:eastAsia="Times New Roman" w:cs="Arial"/>
+          <w:color w:val="000000"/>
+        </w:rPr>
+        <w:t xml:space="preserve">    // 2. 使用 Google 官方推薦的標準 URL</w:t>
+      </w:r>
+    </w:p>
+    <w:p>
+      <w:pPr>
+        <w:rPr>
+          <w:rFonts w:hint="default" w:ascii="Arial" w:hAnsi="Arial" w:eastAsia="Times New Roman" w:cs="Arial"/>
+          <w:color w:val="000000"/>
+        </w:rPr>
+      </w:pPr>
+      <w:r>
+        <w:rPr>
+          <w:rFonts w:hint="default" w:ascii="Arial" w:hAnsi="Arial" w:eastAsia="Times New Roman" w:cs="Arial"/>
+          <w:color w:val="000000"/>
+        </w:rPr>
+        <w:t xml:space="preserve">    // 這是最通用且不會被手機瀏覽器視為「惡意跳轉」的寫法</w:t>
+      </w:r>
+    </w:p>
+    <w:p>
+      <w:pPr>
+        <w:rPr>
+          <w:rFonts w:hint="default" w:ascii="Arial" w:hAnsi="Arial" w:eastAsia="Times New Roman" w:cs="Arial"/>
+          <w:color w:val="000000"/>
+        </w:rPr>
+      </w:pPr>
+      <w:r>
+        <w:rPr>
+          <w:rFonts w:hint="default" w:ascii="Arial" w:hAnsi="Arial" w:eastAsia="Times New Roman" w:cs="Arial"/>
+          <w:color w:val="000000"/>
+        </w:rPr>
+        <w:t xml:space="preserve">    const url = `https://www.google.com/maps/search/?api=1&amp;query=${encodeURIComponent(query)}`;</w:t>
+      </w:r>
+    </w:p>
+    <w:p>
+      <w:pPr>
+        <w:rPr>
+          <w:rFonts w:hint="default" w:ascii="Arial" w:hAnsi="Arial" w:eastAsia="Times New Roman" w:cs="Arial"/>
+          <w:color w:val="000000"/>
+        </w:rPr>
+      </w:pPr>
+    </w:p>
+    <w:p>
+      <w:pPr>
+        <w:rPr>
+          <w:rFonts w:hint="default" w:ascii="Arial" w:hAnsi="Arial" w:eastAsia="Times New Roman" w:cs="Arial"/>
+          <w:color w:val="000000"/>
+        </w:rPr>
+      </w:pPr>
+      <w:r>
+        <w:rPr>
+          <w:rFonts w:hint="default" w:ascii="Arial" w:hAnsi="Arial" w:eastAsia="Times New Roman" w:cs="Arial"/>
+          <w:color w:val="000000"/>
+        </w:rPr>
+        <w:t xml:space="preserve">    // 3. 強制在新視窗/標籤頁打開，這能避開許多 PWA 內部頁面的跳轉限制</w:t>
+      </w:r>
+    </w:p>
+    <w:p>
+      <w:pPr>
+        <w:rPr>
+          <w:rFonts w:hint="default" w:ascii="Arial" w:hAnsi="Arial" w:eastAsia="Times New Roman" w:cs="Arial"/>
+          <w:color w:val="000000"/>
+        </w:rPr>
+      </w:pPr>
+      <w:r>
+        <w:rPr>
+          <w:rFonts w:hint="default" w:ascii="Arial" w:hAnsi="Arial" w:eastAsia="Times New Roman" w:cs="Arial"/>
+          <w:color w:val="000000"/>
+        </w:rPr>
+        <w:t xml:space="preserve">    window.open(url, '_blank', 'noopener,noreferrer');</w:t>
+      </w:r>
+    </w:p>
+    <w:p>
+      <w:pPr>
+        <w:rPr>
+          <w:rFonts w:hint="default" w:ascii="Arial" w:hAnsi="Arial" w:eastAsia="Times New Roman" w:cs="Arial"/>
+          <w:color w:val="000000"/>
+        </w:rPr>
+      </w:pPr>
+      <w:r>
+        <w:rPr>
+          <w:rFonts w:hint="default" w:ascii="Arial" w:hAnsi="Arial" w:eastAsia="Times New Roman" w:cs="Arial"/>
+          <w:color w:val="000000"/>
+        </w:rPr>
+        <w:t>},</w:t>
+      </w:r>
+    </w:p>
+    <w:p>
+      <w:pPr>
+        <w:rPr>
+          <w:rFonts w:hint="default" w:ascii="Arial" w:hAnsi="Arial" w:eastAsia="Times New Roman" w:cs="Arial"/>
+          <w:color w:val="000000"/>
+        </w:rPr>
+      </w:pPr>
+      <w:r>
+        <w:rPr>
+          <w:rFonts w:hint="default" w:ascii="Arial" w:hAnsi="Arial" w:eastAsia="Times New Roman" w:cs="Arial"/>
+          <w:color w:val="000000"/>
+        </w:rPr>
+        <w:t xml:space="preserve">       };</w:t>
+      </w:r>
+    </w:p>
+    <w:p>
+      <w:pPr>
+        <w:rPr>
+          <w:rFonts w:hint="default" w:ascii="Arial" w:hAnsi="Arial" w:eastAsia="Times New Roman" w:cs="Arial"/>
+          <w:color w:val="000000"/>
+        </w:rPr>
+      </w:pPr>
+      <w:r>
+        <w:rPr>
+          <w:rFonts w:hint="default" w:ascii="Arial" w:hAnsi="Arial" w:eastAsia="Times New Roman" w:cs="Arial"/>
+          <w:color w:val="000000"/>
+        </w:rPr>
+        <w:t xml:space="preserve">    }</w:t>
+      </w:r>
+    </w:p>
+    <w:p>
+      <w:pPr>
+        <w:rPr>
+          <w:rFonts w:hint="default" w:ascii="Arial" w:hAnsi="Arial" w:eastAsia="Times New Roman" w:cs="Arial"/>
+          <w:color w:val="000000"/>
+        </w:rPr>
+      </w:pPr>
+      <w:r>
+        <w:rPr>
+          <w:rFonts w:hint="default" w:ascii="Arial" w:hAnsi="Arial" w:eastAsia="Times New Roman" w:cs="Arial"/>
+          <w:color w:val="000000"/>
+        </w:rPr>
+        <w:t>}).mount('#app');</w:t>
+      </w:r>
+    </w:p>
+    <w:p>
+      <w:pPr>
+        <w:rPr>
+          <w:rFonts w:hint="default" w:ascii="Arial" w:hAnsi="Arial" w:eastAsia="Times New Roman" w:cs="Arial"/>
+          <w:color w:val="000000"/>
+        </w:rPr>
+      </w:pPr>
+      <w:r>
+        <w:rPr>
+          <w:rFonts w:hint="default" w:ascii="Arial" w:hAnsi="Arial" w:eastAsia="Times New Roman" w:cs="Arial"/>
+          <w:color w:val="000000"/>
+        </w:rPr>
+        <w:t>&lt;/script&gt;</w:t>
       </w:r>
       <w:bookmarkStart w:id="0" w:name="_GoBack"/>
       <w:bookmarkEnd w:id="0"/>
-      <w:r>
-        <w:rPr>
-          <w:rFonts w:hint="default" w:ascii="Arial" w:hAnsi="Arial" w:eastAsia="Times New Roman" w:cs="Arial"/>
-          <w:color w:val="000000"/>
-        </w:rPr>
-        <w:t>,</w:t>
-      </w:r>
-    </w:p>
-    <w:p>
-      <w:pPr>
-        <w:rPr>
-          <w:rFonts w:hint="default" w:ascii="Arial" w:hAnsi="Arial" w:eastAsia="Times New Roman" w:cs="Arial"/>
-          <w:color w:val="000000"/>
-        </w:rPr>
-      </w:pPr>
-      <w:r>
-        <w:rPr>
-          <w:rFonts w:hint="default" w:ascii="Arial" w:hAnsi="Arial" w:eastAsia="Times New Roman" w:cs="Arial"/>
-          <w:color w:val="000000"/>
-        </w:rPr>
-        <w:t xml:space="preserve">       };</w:t>
-      </w:r>
-    </w:p>
-    <w:p>
-      <w:pPr>
-        <w:rPr>
-          <w:rFonts w:hint="default" w:ascii="Arial" w:hAnsi="Arial" w:eastAsia="Times New Roman" w:cs="Arial"/>
-          <w:color w:val="000000"/>
-        </w:rPr>
-      </w:pPr>
-      <w:r>
-        <w:rPr>
-          <w:rFonts w:hint="default" w:ascii="Arial" w:hAnsi="Arial" w:eastAsia="Times New Roman" w:cs="Arial"/>
-          <w:color w:val="000000"/>
-        </w:rPr>
-        <w:t xml:space="preserve">    }</w:t>
-      </w:r>
-    </w:p>
-    <w:p>
-      <w:pPr>
-        <w:rPr>
-          <w:rFonts w:hint="default" w:ascii="Arial" w:hAnsi="Arial" w:eastAsia="Times New Roman" w:cs="Arial"/>
-          <w:color w:val="000000"/>
-        </w:rPr>
-      </w:pPr>
-      <w:r>
-        <w:rPr>
-          <w:rFonts w:hint="default" w:ascii="Arial" w:hAnsi="Arial" w:eastAsia="Times New Roman" w:cs="Arial"/>
-          <w:color w:val="000000"/>
-        </w:rPr>
-        <w:t>}).mount('#app');</w:t>
-      </w:r>
-    </w:p>
-    <w:p>
-      <w:pPr>
-        <w:rPr>
-          <w:rFonts w:hint="default" w:ascii="Arial" w:hAnsi="Arial" w:eastAsia="Times New Roman" w:cs="Arial"/>
-          <w:color w:val="000000"/>
-        </w:rPr>
-      </w:pPr>
-      <w:r>
-        <w:rPr>
-          <w:rFonts w:hint="default" w:ascii="Arial" w:hAnsi="Arial" w:eastAsia="Times New Roman" w:cs="Arial"/>
-          <w:color w:val="000000"/>
-        </w:rPr>
-        <w:t>&lt;/script&gt;</w:t>
-      </w:r>
     </w:p>
     <w:p>
       <w:pPr>

--- a/template.docx
+++ b/template.docx
@@ -14740,7 +14740,7 @@
           <w:rFonts w:hint="default" w:ascii="Arial" w:hAnsi="Arial" w:eastAsia="Times New Roman" w:cs="Arial"/>
           <w:color w:val="000000"/>
         </w:rPr>
-        <w:t xml:space="preserve">    // 1. 取得搜尋關鍵字</w:t>
+        <w:t xml:space="preserve">    // 1. 取得關鍵字</w:t>
       </w:r>
     </w:p>
     <w:p>
@@ -14770,143 +14770,113 @@
           <w:rFonts w:hint="default" w:ascii="Arial" w:hAnsi="Arial" w:eastAsia="Times New Roman" w:cs="Arial"/>
           <w:color w:val="000000"/>
         </w:rPr>
-        <w:t xml:space="preserve">    if (!query) {</w:t>
-      </w:r>
-    </w:p>
-    <w:p>
-      <w:pPr>
-        <w:rPr>
-          <w:rFonts w:hint="default" w:ascii="Arial" w:hAnsi="Arial" w:eastAsia="Times New Roman" w:cs="Arial"/>
-          <w:color w:val="000000"/>
-        </w:rPr>
-      </w:pPr>
-      <w:r>
-        <w:rPr>
-          <w:rFonts w:hint="default" w:ascii="Arial" w:hAnsi="Arial" w:eastAsia="Times New Roman" w:cs="Arial"/>
-          <w:color w:val="000000"/>
-        </w:rPr>
-        <w:t xml:space="preserve">        alert("無有效的地點資訊");</w:t>
-      </w:r>
-    </w:p>
-    <w:p>
-      <w:pPr>
-        <w:rPr>
-          <w:rFonts w:hint="default" w:ascii="Arial" w:hAnsi="Arial" w:eastAsia="Times New Roman" w:cs="Arial"/>
-          <w:color w:val="000000"/>
-        </w:rPr>
-      </w:pPr>
-      <w:r>
-        <w:rPr>
-          <w:rFonts w:hint="default" w:ascii="Arial" w:hAnsi="Arial" w:eastAsia="Times New Roman" w:cs="Arial"/>
-          <w:color w:val="000000"/>
-        </w:rPr>
-        <w:t xml:space="preserve">        return;</w:t>
-      </w:r>
-    </w:p>
-    <w:p>
-      <w:pPr>
-        <w:rPr>
-          <w:rFonts w:hint="default" w:ascii="Arial" w:hAnsi="Arial" w:eastAsia="Times New Roman" w:cs="Arial"/>
-          <w:color w:val="000000"/>
-        </w:rPr>
-      </w:pPr>
-      <w:r>
-        <w:rPr>
-          <w:rFonts w:hint="default" w:ascii="Arial" w:hAnsi="Arial" w:eastAsia="Times New Roman" w:cs="Arial"/>
-          <w:color w:val="000000"/>
-        </w:rPr>
-        <w:t xml:space="preserve">    }</w:t>
-      </w:r>
-    </w:p>
-    <w:p>
-      <w:pPr>
-        <w:rPr>
-          <w:rFonts w:hint="default" w:ascii="Arial" w:hAnsi="Arial" w:eastAsia="Times New Roman" w:cs="Arial"/>
-          <w:color w:val="000000"/>
-        </w:rPr>
-      </w:pPr>
-    </w:p>
-    <w:p>
-      <w:pPr>
-        <w:rPr>
-          <w:rFonts w:hint="default" w:ascii="Arial" w:hAnsi="Arial" w:eastAsia="Times New Roman" w:cs="Arial"/>
-          <w:color w:val="000000"/>
-        </w:rPr>
-      </w:pPr>
-      <w:r>
-        <w:rPr>
-          <w:rFonts w:hint="default" w:ascii="Arial" w:hAnsi="Arial" w:eastAsia="Times New Roman" w:cs="Arial"/>
-          <w:color w:val="000000"/>
-        </w:rPr>
-        <w:t xml:space="preserve">    // 2. 使用 Google 官方推薦的標準 URL</w:t>
-      </w:r>
-    </w:p>
-    <w:p>
-      <w:pPr>
-        <w:rPr>
-          <w:rFonts w:hint="default" w:ascii="Arial" w:hAnsi="Arial" w:eastAsia="Times New Roman" w:cs="Arial"/>
-          <w:color w:val="000000"/>
-        </w:rPr>
-      </w:pPr>
-      <w:r>
-        <w:rPr>
-          <w:rFonts w:hint="default" w:ascii="Arial" w:hAnsi="Arial" w:eastAsia="Times New Roman" w:cs="Arial"/>
-          <w:color w:val="000000"/>
-        </w:rPr>
-        <w:t xml:space="preserve">    // 這是最通用且不會被手機瀏覽器視為「惡意跳轉」的寫法</w:t>
-      </w:r>
-    </w:p>
-    <w:p>
-      <w:pPr>
-        <w:rPr>
-          <w:rFonts w:hint="default" w:ascii="Arial" w:hAnsi="Arial" w:eastAsia="Times New Roman" w:cs="Arial"/>
-          <w:color w:val="000000"/>
-        </w:rPr>
-      </w:pPr>
-      <w:r>
-        <w:rPr>
-          <w:rFonts w:hint="default" w:ascii="Arial" w:hAnsi="Arial" w:eastAsia="Times New Roman" w:cs="Arial"/>
-          <w:color w:val="000000"/>
-        </w:rPr>
-        <w:t xml:space="preserve">    const url = `https://www.google.com/maps/search/?api=1&amp;query=${encodeURIComponent(query)}`;</w:t>
-      </w:r>
-    </w:p>
-    <w:p>
-      <w:pPr>
-        <w:rPr>
-          <w:rFonts w:hint="default" w:ascii="Arial" w:hAnsi="Arial" w:eastAsia="Times New Roman" w:cs="Arial"/>
-          <w:color w:val="000000"/>
-        </w:rPr>
-      </w:pPr>
-    </w:p>
-    <w:p>
-      <w:pPr>
-        <w:rPr>
-          <w:rFonts w:hint="default" w:ascii="Arial" w:hAnsi="Arial" w:eastAsia="Times New Roman" w:cs="Arial"/>
-          <w:color w:val="000000"/>
-        </w:rPr>
-      </w:pPr>
-      <w:r>
-        <w:rPr>
-          <w:rFonts w:hint="default" w:ascii="Arial" w:hAnsi="Arial" w:eastAsia="Times New Roman" w:cs="Arial"/>
-          <w:color w:val="000000"/>
-        </w:rPr>
-        <w:t xml:space="preserve">    // 3. 強制在新視窗/標籤頁打開，這能避開許多 PWA 內部頁面的跳轉限制</w:t>
-      </w:r>
-    </w:p>
-    <w:p>
-      <w:pPr>
-        <w:rPr>
-          <w:rFonts w:hint="default" w:ascii="Arial" w:hAnsi="Arial" w:eastAsia="Times New Roman" w:cs="Arial"/>
-          <w:color w:val="000000"/>
-        </w:rPr>
-      </w:pPr>
-      <w:r>
-        <w:rPr>
-          <w:rFonts w:hint="default" w:ascii="Arial" w:hAnsi="Arial" w:eastAsia="Times New Roman" w:cs="Arial"/>
-          <w:color w:val="000000"/>
-        </w:rPr>
-        <w:t xml:space="preserve">    window.open(url, '_blank', 'noopener,noreferrer');</w:t>
+        <w:t xml:space="preserve">    if (!query) return;</w:t>
+      </w:r>
+    </w:p>
+    <w:p>
+      <w:pPr>
+        <w:rPr>
+          <w:rFonts w:hint="default" w:ascii="Arial" w:hAnsi="Arial" w:eastAsia="Times New Roman" w:cs="Arial"/>
+          <w:color w:val="000000"/>
+        </w:rPr>
+      </w:pPr>
+    </w:p>
+    <w:p>
+      <w:pPr>
+        <w:rPr>
+          <w:rFonts w:hint="default" w:ascii="Arial" w:hAnsi="Arial" w:eastAsia="Times New Roman" w:cs="Arial"/>
+          <w:color w:val="000000"/>
+        </w:rPr>
+      </w:pPr>
+      <w:r>
+        <w:rPr>
+          <w:rFonts w:hint="default" w:ascii="Arial" w:hAnsi="Arial" w:eastAsia="Times New Roman" w:cs="Arial"/>
+          <w:color w:val="000000"/>
+        </w:rPr>
+        <w:t xml:space="preserve">    // 2. 直接使用完整的 Google Maps 網址，不要包含任何多餘的斜線或路徑</w:t>
+      </w:r>
+    </w:p>
+    <w:p>
+      <w:pPr>
+        <w:rPr>
+          <w:rFonts w:hint="default" w:ascii="Arial" w:hAnsi="Arial" w:eastAsia="Times New Roman" w:cs="Arial"/>
+          <w:color w:val="000000"/>
+        </w:rPr>
+      </w:pPr>
+      <w:r>
+        <w:rPr>
+          <w:rFonts w:hint="default" w:ascii="Arial" w:hAnsi="Arial" w:eastAsia="Times New Roman" w:cs="Arial"/>
+          <w:color w:val="000000"/>
+        </w:rPr>
+        <w:t xml:space="preserve">    // 確保這裡開頭是 https://www.google.com/maps/search/ </w:t>
+      </w:r>
+    </w:p>
+    <w:p>
+      <w:pPr>
+        <w:rPr>
+          <w:rFonts w:hint="default" w:ascii="Arial" w:hAnsi="Arial" w:eastAsia="Times New Roman" w:cs="Arial"/>
+          <w:color w:val="000000"/>
+        </w:rPr>
+      </w:pPr>
+      <w:r>
+        <w:rPr>
+          <w:rFonts w:hint="default" w:ascii="Arial" w:hAnsi="Arial" w:eastAsia="Times New Roman" w:cs="Arial"/>
+          <w:color w:val="000000"/>
+        </w:rPr>
+        <w:t xml:space="preserve">    const baseUrl = "https://www.google.com/maps/search/";</w:t>
+      </w:r>
+    </w:p>
+    <w:p>
+      <w:pPr>
+        <w:rPr>
+          <w:rFonts w:hint="default" w:ascii="Arial" w:hAnsi="Arial" w:eastAsia="Times New Roman" w:cs="Arial"/>
+          <w:color w:val="000000"/>
+        </w:rPr>
+      </w:pPr>
+      <w:r>
+        <w:rPr>
+          <w:rFonts w:hint="default" w:ascii="Arial" w:hAnsi="Arial" w:eastAsia="Times New Roman" w:cs="Arial"/>
+          <w:color w:val="000000"/>
+        </w:rPr>
+        <w:t xml:space="preserve">    const url = `${baseUrl}?api=1&amp;query=${encodeURIComponent(query)}`;</w:t>
+      </w:r>
+    </w:p>
+    <w:p>
+      <w:pPr>
+        <w:rPr>
+          <w:rFonts w:hint="default" w:ascii="Arial" w:hAnsi="Arial" w:eastAsia="Times New Roman" w:cs="Arial"/>
+          <w:color w:val="000000"/>
+        </w:rPr>
+      </w:pPr>
+    </w:p>
+    <w:p>
+      <w:pPr>
+        <w:rPr>
+          <w:rFonts w:hint="default" w:ascii="Arial" w:hAnsi="Arial" w:eastAsia="Times New Roman" w:cs="Arial"/>
+          <w:color w:val="000000"/>
+        </w:rPr>
+      </w:pPr>
+      <w:r>
+        <w:rPr>
+          <w:rFonts w:hint="default" w:ascii="Arial" w:hAnsi="Arial" w:eastAsia="Times New Roman" w:cs="Arial"/>
+          <w:color w:val="000000"/>
+        </w:rPr>
+        <w:t xml:space="preserve">    // 3. 使用 window.location.href 直接導航，這在 Safari 中最不容易出錯</w:t>
+      </w:r>
+    </w:p>
+    <w:p>
+      <w:pPr>
+        <w:rPr>
+          <w:rFonts w:hint="default" w:ascii="Arial" w:hAnsi="Arial" w:eastAsia="Times New Roman" w:cs="Arial"/>
+          <w:color w:val="000000"/>
+        </w:rPr>
+      </w:pPr>
+      <w:r>
+        <w:rPr>
+          <w:rFonts w:hint="default" w:ascii="Arial" w:hAnsi="Arial" w:eastAsia="Times New Roman" w:cs="Arial"/>
+          <w:color w:val="000000"/>
+        </w:rPr>
+        <w:t xml:space="preserve">    window.location.href = url;</w:t>
       </w:r>
     </w:p>
     <w:p>
@@ -14937,54 +14907,54 @@
           <w:color w:val="000000"/>
         </w:rPr>
         <w:t xml:space="preserve">       };</w:t>
-      </w:r>
-    </w:p>
-    <w:p>
-      <w:pPr>
-        <w:rPr>
-          <w:rFonts w:hint="default" w:ascii="Arial" w:hAnsi="Arial" w:eastAsia="Times New Roman" w:cs="Arial"/>
-          <w:color w:val="000000"/>
-        </w:rPr>
-      </w:pPr>
-      <w:r>
-        <w:rPr>
-          <w:rFonts w:hint="default" w:ascii="Arial" w:hAnsi="Arial" w:eastAsia="Times New Roman" w:cs="Arial"/>
-          <w:color w:val="000000"/>
-        </w:rPr>
-        <w:t xml:space="preserve">    }</w:t>
-      </w:r>
-    </w:p>
-    <w:p>
-      <w:pPr>
-        <w:rPr>
-          <w:rFonts w:hint="default" w:ascii="Arial" w:hAnsi="Arial" w:eastAsia="Times New Roman" w:cs="Arial"/>
-          <w:color w:val="000000"/>
-        </w:rPr>
-      </w:pPr>
-      <w:r>
-        <w:rPr>
-          <w:rFonts w:hint="default" w:ascii="Arial" w:hAnsi="Arial" w:eastAsia="Times New Roman" w:cs="Arial"/>
-          <w:color w:val="000000"/>
-        </w:rPr>
-        <w:t>}).mount('#app');</w:t>
-      </w:r>
-    </w:p>
-    <w:p>
-      <w:pPr>
-        <w:rPr>
-          <w:rFonts w:hint="default" w:ascii="Arial" w:hAnsi="Arial" w:eastAsia="Times New Roman" w:cs="Arial"/>
-          <w:color w:val="000000"/>
-        </w:rPr>
-      </w:pPr>
-      <w:r>
-        <w:rPr>
-          <w:rFonts w:hint="default" w:ascii="Arial" w:hAnsi="Arial" w:eastAsia="Times New Roman" w:cs="Arial"/>
-          <w:color w:val="000000"/>
-        </w:rPr>
-        <w:t>&lt;/script&gt;</w:t>
       </w:r>
       <w:bookmarkStart w:id="0" w:name="_GoBack"/>
       <w:bookmarkEnd w:id="0"/>
+    </w:p>
+    <w:p>
+      <w:pPr>
+        <w:rPr>
+          <w:rFonts w:hint="default" w:ascii="Arial" w:hAnsi="Arial" w:eastAsia="Times New Roman" w:cs="Arial"/>
+          <w:color w:val="000000"/>
+        </w:rPr>
+      </w:pPr>
+      <w:r>
+        <w:rPr>
+          <w:rFonts w:hint="default" w:ascii="Arial" w:hAnsi="Arial" w:eastAsia="Times New Roman" w:cs="Arial"/>
+          <w:color w:val="000000"/>
+        </w:rPr>
+        <w:t xml:space="preserve">    }</w:t>
+      </w:r>
+    </w:p>
+    <w:p>
+      <w:pPr>
+        <w:rPr>
+          <w:rFonts w:hint="default" w:ascii="Arial" w:hAnsi="Arial" w:eastAsia="Times New Roman" w:cs="Arial"/>
+          <w:color w:val="000000"/>
+        </w:rPr>
+      </w:pPr>
+      <w:r>
+        <w:rPr>
+          <w:rFonts w:hint="default" w:ascii="Arial" w:hAnsi="Arial" w:eastAsia="Times New Roman" w:cs="Arial"/>
+          <w:color w:val="000000"/>
+        </w:rPr>
+        <w:t>}).mount('#app');</w:t>
+      </w:r>
+    </w:p>
+    <w:p>
+      <w:pPr>
+        <w:rPr>
+          <w:rFonts w:hint="default" w:ascii="Arial" w:hAnsi="Arial" w:eastAsia="Times New Roman" w:cs="Arial"/>
+          <w:color w:val="000000"/>
+        </w:rPr>
+      </w:pPr>
+      <w:r>
+        <w:rPr>
+          <w:rFonts w:hint="default" w:ascii="Arial" w:hAnsi="Arial" w:eastAsia="Times New Roman" w:cs="Arial"/>
+          <w:color w:val="000000"/>
+        </w:rPr>
+        <w:t>&lt;/script&gt;</w:t>
+      </w:r>
     </w:p>
     <w:p>
       <w:pPr>

--- a/template.docx
+++ b/template.docx
@@ -14740,7 +14740,7 @@
           <w:rFonts w:hint="default" w:ascii="Arial" w:hAnsi="Arial" w:eastAsia="Times New Roman" w:cs="Arial"/>
           <w:color w:val="000000"/>
         </w:rPr>
-        <w:t xml:space="preserve">    // 1. 取得關鍵字</w:t>
+        <w:t xml:space="preserve">    // 取得搜尋關鍵字</w:t>
       </w:r>
     </w:p>
     <w:p>
@@ -14793,90 +14793,97 @@
           <w:rFonts w:hint="default" w:ascii="Arial" w:hAnsi="Arial" w:eastAsia="Times New Roman" w:cs="Arial"/>
           <w:color w:val="000000"/>
         </w:rPr>
-        <w:t xml:space="preserve">    // 2. 直接使用完整的 Google Maps 網址，不要包含任何多餘的斜線或路徑</w:t>
-      </w:r>
-    </w:p>
-    <w:p>
-      <w:pPr>
-        <w:rPr>
-          <w:rFonts w:hint="default" w:ascii="Arial" w:hAnsi="Arial" w:eastAsia="Times New Roman" w:cs="Arial"/>
-          <w:color w:val="000000"/>
-        </w:rPr>
-      </w:pPr>
-      <w:r>
-        <w:rPr>
-          <w:rFonts w:hint="default" w:ascii="Arial" w:hAnsi="Arial" w:eastAsia="Times New Roman" w:cs="Arial"/>
-          <w:color w:val="000000"/>
-        </w:rPr>
-        <w:t xml:space="preserve">    // 確保這裡開頭是 https://www.google.com/maps/search/ </w:t>
-      </w:r>
-    </w:p>
-    <w:p>
-      <w:pPr>
-        <w:rPr>
-          <w:rFonts w:hint="default" w:ascii="Arial" w:hAnsi="Arial" w:eastAsia="Times New Roman" w:cs="Arial"/>
-          <w:color w:val="000000"/>
-        </w:rPr>
-      </w:pPr>
-      <w:r>
-        <w:rPr>
-          <w:rFonts w:hint="default" w:ascii="Arial" w:hAnsi="Arial" w:eastAsia="Times New Roman" w:cs="Arial"/>
-          <w:color w:val="000000"/>
-        </w:rPr>
-        <w:t xml:space="preserve">    const baseUrl = "https://www.google.com/maps/search/";</w:t>
-      </w:r>
-    </w:p>
-    <w:p>
-      <w:pPr>
-        <w:rPr>
-          <w:rFonts w:hint="default" w:ascii="Arial" w:hAnsi="Arial" w:eastAsia="Times New Roman" w:cs="Arial"/>
-          <w:color w:val="000000"/>
-        </w:rPr>
-      </w:pPr>
-      <w:r>
-        <w:rPr>
-          <w:rFonts w:hint="default" w:ascii="Arial" w:hAnsi="Arial" w:eastAsia="Times New Roman" w:cs="Arial"/>
-          <w:color w:val="000000"/>
-        </w:rPr>
-        <w:t xml:space="preserve">    const url = `${baseUrl}?api=1&amp;query=${encodeURIComponent(query)}`;</w:t>
-      </w:r>
-    </w:p>
-    <w:p>
-      <w:pPr>
-        <w:rPr>
-          <w:rFonts w:hint="default" w:ascii="Arial" w:hAnsi="Arial" w:eastAsia="Times New Roman" w:cs="Arial"/>
-          <w:color w:val="000000"/>
-        </w:rPr>
-      </w:pPr>
-    </w:p>
-    <w:p>
-      <w:pPr>
-        <w:rPr>
-          <w:rFonts w:hint="default" w:ascii="Arial" w:hAnsi="Arial" w:eastAsia="Times New Roman" w:cs="Arial"/>
-          <w:color w:val="000000"/>
-        </w:rPr>
-      </w:pPr>
-      <w:r>
-        <w:rPr>
-          <w:rFonts w:hint="default" w:ascii="Arial" w:hAnsi="Arial" w:eastAsia="Times New Roman" w:cs="Arial"/>
-          <w:color w:val="000000"/>
-        </w:rPr>
-        <w:t xml:space="preserve">    // 3. 使用 window.location.href 直接導航，這在 Safari 中最不容易出錯</w:t>
-      </w:r>
-    </w:p>
-    <w:p>
-      <w:pPr>
-        <w:rPr>
-          <w:rFonts w:hint="default" w:ascii="Arial" w:hAnsi="Arial" w:eastAsia="Times New Roman" w:cs="Arial"/>
-          <w:color w:val="000000"/>
-        </w:rPr>
-      </w:pPr>
-      <w:r>
-        <w:rPr>
-          <w:rFonts w:hint="default" w:ascii="Arial" w:hAnsi="Arial" w:eastAsia="Times New Roman" w:cs="Arial"/>
-          <w:color w:val="000000"/>
-        </w:rPr>
-        <w:t xml:space="preserve">    window.location.href = url;</w:t>
+        <w:t xml:space="preserve">    // 關鍵修正：使用最標準、無歧義的網頁版連結</w:t>
+      </w:r>
+    </w:p>
+    <w:p>
+      <w:pPr>
+        <w:rPr>
+          <w:rFonts w:hint="default" w:ascii="Arial" w:hAnsi="Arial" w:eastAsia="Times New Roman" w:cs="Arial"/>
+          <w:color w:val="000000"/>
+        </w:rPr>
+      </w:pPr>
+      <w:r>
+        <w:rPr>
+          <w:rFonts w:hint="default" w:ascii="Arial" w:hAnsi="Arial" w:eastAsia="Times New Roman" w:cs="Arial"/>
+          <w:color w:val="000000"/>
+        </w:rPr>
+        <w:t xml:space="preserve">    // 這種寫法是 Google 官方技術文件推薦，不會觸發 404</w:t>
+      </w:r>
+    </w:p>
+    <w:p>
+      <w:pPr>
+        <w:rPr>
+          <w:rFonts w:hint="default" w:ascii="Arial" w:hAnsi="Arial" w:eastAsia="Times New Roman" w:cs="Arial"/>
+          <w:color w:val="000000"/>
+        </w:rPr>
+      </w:pPr>
+      <w:r>
+        <w:rPr>
+          <w:rFonts w:hint="default" w:ascii="Arial" w:hAnsi="Arial" w:eastAsia="Times New Roman" w:cs="Arial"/>
+          <w:color w:val="000000"/>
+        </w:rPr>
+        <w:t xml:space="preserve">    const url = 'https://www.google.com/maps/search/?api=1&amp;query=' + encodeURIComponent(query);</w:t>
+      </w:r>
+    </w:p>
+    <w:p>
+      <w:pPr>
+        <w:rPr>
+          <w:rFonts w:hint="default" w:ascii="Arial" w:hAnsi="Arial" w:eastAsia="Times New Roman" w:cs="Arial"/>
+          <w:color w:val="000000"/>
+        </w:rPr>
+      </w:pPr>
+      <w:r>
+        <w:rPr>
+          <w:rFonts w:hint="default" w:ascii="Arial" w:hAnsi="Arial" w:eastAsia="Times New Roman" w:cs="Arial"/>
+          <w:color w:val="000000"/>
+        </w:rPr>
+        <w:t xml:space="preserve">    </w:t>
+      </w:r>
+    </w:p>
+    <w:p>
+      <w:pPr>
+        <w:rPr>
+          <w:rFonts w:hint="default" w:ascii="Arial" w:hAnsi="Arial" w:eastAsia="Times New Roman" w:cs="Arial"/>
+          <w:color w:val="000000"/>
+        </w:rPr>
+      </w:pPr>
+      <w:r>
+        <w:rPr>
+          <w:rFonts w:hint="default" w:ascii="Arial" w:hAnsi="Arial" w:eastAsia="Times New Roman" w:cs="Arial"/>
+          <w:color w:val="000000"/>
+        </w:rPr>
+        <w:t xml:space="preserve">    // 使用 window.open 在新視窗中開啟</w:t>
+      </w:r>
+    </w:p>
+    <w:p>
+      <w:pPr>
+        <w:rPr>
+          <w:rFonts w:hint="default" w:ascii="Arial" w:hAnsi="Arial" w:eastAsia="Times New Roman" w:cs="Arial"/>
+          <w:color w:val="000000"/>
+        </w:rPr>
+      </w:pPr>
+      <w:r>
+        <w:rPr>
+          <w:rFonts w:hint="default" w:ascii="Arial" w:hAnsi="Arial" w:eastAsia="Times New Roman" w:cs="Arial"/>
+          <w:color w:val="000000"/>
+        </w:rPr>
+        <w:t xml:space="preserve">    // 這能避開 PWA 內部的容器封鎖</w:t>
+      </w:r>
+    </w:p>
+    <w:p>
+      <w:pPr>
+        <w:rPr>
+          <w:rFonts w:hint="default" w:ascii="Arial" w:hAnsi="Arial" w:eastAsia="Times New Roman" w:cs="Arial"/>
+          <w:color w:val="000000"/>
+        </w:rPr>
+      </w:pPr>
+      <w:r>
+        <w:rPr>
+          <w:rFonts w:hint="default" w:ascii="Arial" w:hAnsi="Arial" w:eastAsia="Times New Roman" w:cs="Arial"/>
+          <w:color w:val="000000"/>
+        </w:rPr>
+        <w:t xml:space="preserve">    window.open(url, '_blank');</w:t>
       </w:r>
     </w:p>
     <w:p>
@@ -14892,24 +14899,24 @@
           <w:color w:val="000000"/>
         </w:rPr>
         <w:t>},</w:t>
-      </w:r>
-    </w:p>
-    <w:p>
-      <w:pPr>
-        <w:rPr>
-          <w:rFonts w:hint="default" w:ascii="Arial" w:hAnsi="Arial" w:eastAsia="Times New Roman" w:cs="Arial"/>
-          <w:color w:val="000000"/>
-        </w:rPr>
-      </w:pPr>
-      <w:r>
-        <w:rPr>
-          <w:rFonts w:hint="default" w:ascii="Arial" w:hAnsi="Arial" w:eastAsia="Times New Roman" w:cs="Arial"/>
-          <w:color w:val="000000"/>
-        </w:rPr>
-        <w:t xml:space="preserve">       };</w:t>
       </w:r>
       <w:bookmarkStart w:id="0" w:name="_GoBack"/>
       <w:bookmarkEnd w:id="0"/>
+    </w:p>
+    <w:p>
+      <w:pPr>
+        <w:rPr>
+          <w:rFonts w:hint="default" w:ascii="Arial" w:hAnsi="Arial" w:eastAsia="Times New Roman" w:cs="Arial"/>
+          <w:color w:val="000000"/>
+        </w:rPr>
+      </w:pPr>
+      <w:r>
+        <w:rPr>
+          <w:rFonts w:hint="default" w:ascii="Arial" w:hAnsi="Arial" w:eastAsia="Times New Roman" w:cs="Arial"/>
+          <w:color w:val="000000"/>
+        </w:rPr>
+        <w:t xml:space="preserve">       };</w:t>
+      </w:r>
     </w:p>
     <w:p>
       <w:pPr>

--- a/template.docx
+++ b/template.docx
@@ -14740,7 +14740,7 @@
           <w:rFonts w:hint="default" w:ascii="Arial" w:hAnsi="Arial" w:eastAsia="Times New Roman" w:cs="Arial"/>
           <w:color w:val="000000"/>
         </w:rPr>
-        <w:t xml:space="preserve">    // 取得搜尋關鍵字</w:t>
+        <w:t xml:space="preserve">    // 1. 取得關鍵字</w:t>
       </w:r>
     </w:p>
     <w:p>
@@ -14793,97 +14793,75 @@
           <w:rFonts w:hint="default" w:ascii="Arial" w:hAnsi="Arial" w:eastAsia="Times New Roman" w:cs="Arial"/>
           <w:color w:val="000000"/>
         </w:rPr>
-        <w:t xml:space="preserve">    // 關鍵修正：使用最標準、無歧義的網頁版連結</w:t>
-      </w:r>
-    </w:p>
-    <w:p>
-      <w:pPr>
-        <w:rPr>
-          <w:rFonts w:hint="default" w:ascii="Arial" w:hAnsi="Arial" w:eastAsia="Times New Roman" w:cs="Arial"/>
-          <w:color w:val="000000"/>
-        </w:rPr>
-      </w:pPr>
-      <w:r>
-        <w:rPr>
-          <w:rFonts w:hint="default" w:ascii="Arial" w:hAnsi="Arial" w:eastAsia="Times New Roman" w:cs="Arial"/>
-          <w:color w:val="000000"/>
-        </w:rPr>
-        <w:t xml:space="preserve">    // 這種寫法是 Google 官方技術文件推薦，不會觸發 404</w:t>
-      </w:r>
-    </w:p>
-    <w:p>
-      <w:pPr>
-        <w:rPr>
-          <w:rFonts w:hint="default" w:ascii="Arial" w:hAnsi="Arial" w:eastAsia="Times New Roman" w:cs="Arial"/>
-          <w:color w:val="000000"/>
-        </w:rPr>
-      </w:pPr>
-      <w:r>
-        <w:rPr>
-          <w:rFonts w:hint="default" w:ascii="Arial" w:hAnsi="Arial" w:eastAsia="Times New Roman" w:cs="Arial"/>
-          <w:color w:val="000000"/>
-        </w:rPr>
-        <w:t xml:space="preserve">    const url = 'https://www.google.com/maps/search/?api=1&amp;query=' + encodeURIComponent(query);</w:t>
-      </w:r>
-    </w:p>
-    <w:p>
-      <w:pPr>
-        <w:rPr>
-          <w:rFonts w:hint="default" w:ascii="Arial" w:hAnsi="Arial" w:eastAsia="Times New Roman" w:cs="Arial"/>
-          <w:color w:val="000000"/>
-        </w:rPr>
-      </w:pPr>
-      <w:r>
-        <w:rPr>
-          <w:rFonts w:hint="default" w:ascii="Arial" w:hAnsi="Arial" w:eastAsia="Times New Roman" w:cs="Arial"/>
-          <w:color w:val="000000"/>
-        </w:rPr>
-        <w:t xml:space="preserve">    </w:t>
-      </w:r>
-    </w:p>
-    <w:p>
-      <w:pPr>
-        <w:rPr>
-          <w:rFonts w:hint="default" w:ascii="Arial" w:hAnsi="Arial" w:eastAsia="Times New Roman" w:cs="Arial"/>
-          <w:color w:val="000000"/>
-        </w:rPr>
-      </w:pPr>
-      <w:r>
-        <w:rPr>
-          <w:rFonts w:hint="default" w:ascii="Arial" w:hAnsi="Arial" w:eastAsia="Times New Roman" w:cs="Arial"/>
-          <w:color w:val="000000"/>
-        </w:rPr>
-        <w:t xml:space="preserve">    // 使用 window.open 在新視窗中開啟</w:t>
-      </w:r>
-    </w:p>
-    <w:p>
-      <w:pPr>
-        <w:rPr>
-          <w:rFonts w:hint="default" w:ascii="Arial" w:hAnsi="Arial" w:eastAsia="Times New Roman" w:cs="Arial"/>
-          <w:color w:val="000000"/>
-        </w:rPr>
-      </w:pPr>
-      <w:r>
-        <w:rPr>
-          <w:rFonts w:hint="default" w:ascii="Arial" w:hAnsi="Arial" w:eastAsia="Times New Roman" w:cs="Arial"/>
-          <w:color w:val="000000"/>
-        </w:rPr>
-        <w:t xml:space="preserve">    // 這能避開 PWA 內部的容器封鎖</w:t>
-      </w:r>
-    </w:p>
-    <w:p>
-      <w:pPr>
-        <w:rPr>
-          <w:rFonts w:hint="default" w:ascii="Arial" w:hAnsi="Arial" w:eastAsia="Times New Roman" w:cs="Arial"/>
-          <w:color w:val="000000"/>
-        </w:rPr>
-      </w:pPr>
-      <w:r>
-        <w:rPr>
-          <w:rFonts w:hint="default" w:ascii="Arial" w:hAnsi="Arial" w:eastAsia="Times New Roman" w:cs="Arial"/>
-          <w:color w:val="000000"/>
-        </w:rPr>
-        <w:t xml:space="preserve">    window.open(url, '_blank');</w:t>
+        <w:t xml:space="preserve">    // 2.  使用 Google Maps 搜尋或導航</w:t>
+      </w:r>
+    </w:p>
+    <w:p>
+      <w:pPr>
+        <w:rPr>
+          <w:rFonts w:hint="default" w:ascii="Arial" w:hAnsi="Arial" w:eastAsia="Times New Roman" w:cs="Arial"/>
+          <w:color w:val="000000"/>
+        </w:rPr>
+      </w:pPr>
+      <w:r>
+        <w:rPr>
+          <w:rFonts w:hint="default" w:ascii="Arial" w:hAnsi="Arial" w:eastAsia="Times New Roman" w:cs="Arial"/>
+          <w:color w:val="000000"/>
+        </w:rPr>
+        <w:t xml:space="preserve">                    const url = `https://www.google.com/maps/search/?api=1&amp;query=${encodeURIComponent(query)}`;</w:t>
+      </w:r>
+    </w:p>
+    <w:p>
+      <w:pPr>
+        <w:rPr>
+          <w:rFonts w:hint="default" w:ascii="Arial" w:hAnsi="Arial" w:eastAsia="Times New Roman" w:cs="Arial"/>
+          <w:color w:val="000000"/>
+        </w:rPr>
+      </w:pPr>
+      <w:r>
+        <w:rPr>
+          <w:rFonts w:hint="default" w:ascii="Arial" w:hAnsi="Arial" w:eastAsia="Times New Roman" w:cs="Arial"/>
+          <w:color w:val="000000"/>
+        </w:rPr>
+        <w:t xml:space="preserve">                    window.open(url, '_blank');</w:t>
+      </w:r>
+    </w:p>
+    <w:p>
+      <w:pPr>
+        <w:rPr>
+          <w:rFonts w:hint="default" w:ascii="Arial" w:hAnsi="Arial" w:eastAsia="Times New Roman" w:cs="Arial"/>
+          <w:color w:val="000000"/>
+        </w:rPr>
+      </w:pPr>
+    </w:p>
+    <w:p>
+      <w:pPr>
+        <w:rPr>
+          <w:rFonts w:hint="default" w:ascii="Arial" w:hAnsi="Arial" w:eastAsia="Times New Roman" w:cs="Arial"/>
+          <w:color w:val="000000"/>
+        </w:rPr>
+      </w:pPr>
+      <w:r>
+        <w:rPr>
+          <w:rFonts w:hint="default" w:ascii="Arial" w:hAnsi="Arial" w:eastAsia="Times New Roman" w:cs="Arial"/>
+          <w:color w:val="000000"/>
+        </w:rPr>
+        <w:t xml:space="preserve">    // 3. 使用 window.location.href 直接導航，這在 Safari 中最不容易出錯</w:t>
+      </w:r>
+    </w:p>
+    <w:p>
+      <w:pPr>
+        <w:rPr>
+          <w:rFonts w:hint="default" w:ascii="Arial" w:hAnsi="Arial" w:eastAsia="Times New Roman" w:cs="Arial"/>
+          <w:color w:val="000000"/>
+        </w:rPr>
+      </w:pPr>
+      <w:r>
+        <w:rPr>
+          <w:rFonts w:hint="default" w:ascii="Arial" w:hAnsi="Arial" w:eastAsia="Times New Roman" w:cs="Arial"/>
+          <w:color w:val="000000"/>
+        </w:rPr>
+        <w:t xml:space="preserve">    window.location.href = url;</w:t>
       </w:r>
     </w:p>
     <w:p>
@@ -14899,100 +14877,100 @@
           <w:color w:val="000000"/>
         </w:rPr>
         <w:t>},</w:t>
+      </w:r>
+    </w:p>
+    <w:p>
+      <w:pPr>
+        <w:rPr>
+          <w:rFonts w:hint="default" w:ascii="Arial" w:hAnsi="Arial" w:eastAsia="Times New Roman" w:cs="Arial"/>
+          <w:color w:val="000000"/>
+        </w:rPr>
+      </w:pPr>
+      <w:r>
+        <w:rPr>
+          <w:rFonts w:hint="default" w:ascii="Arial" w:hAnsi="Arial" w:eastAsia="Times New Roman" w:cs="Arial"/>
+          <w:color w:val="000000"/>
+        </w:rPr>
+        <w:t xml:space="preserve">        };</w:t>
+      </w:r>
+    </w:p>
+    <w:p>
+      <w:pPr>
+        <w:rPr>
+          <w:rFonts w:hint="default" w:ascii="Arial" w:hAnsi="Arial" w:eastAsia="Times New Roman" w:cs="Arial"/>
+          <w:color w:val="000000"/>
+        </w:rPr>
+      </w:pPr>
+      <w:r>
+        <w:rPr>
+          <w:rFonts w:hint="default" w:ascii="Arial" w:hAnsi="Arial" w:eastAsia="Times New Roman" w:cs="Arial"/>
+          <w:color w:val="000000"/>
+        </w:rPr>
+        <w:t xml:space="preserve">    }</w:t>
+      </w:r>
+    </w:p>
+    <w:p>
+      <w:pPr>
+        <w:rPr>
+          <w:rFonts w:hint="default" w:ascii="Arial" w:hAnsi="Arial" w:eastAsia="Times New Roman" w:cs="Arial"/>
+          <w:color w:val="000000"/>
+        </w:rPr>
+      </w:pPr>
+      <w:r>
+        <w:rPr>
+          <w:rFonts w:hint="default" w:ascii="Arial" w:hAnsi="Arial" w:eastAsia="Times New Roman" w:cs="Arial"/>
+          <w:color w:val="000000"/>
+        </w:rPr>
+        <w:t>}).mount('#app');</w:t>
+      </w:r>
+    </w:p>
+    <w:p>
+      <w:pPr>
+        <w:rPr>
+          <w:rFonts w:hint="default" w:ascii="Arial" w:hAnsi="Arial" w:eastAsia="Times New Roman" w:cs="Arial"/>
+          <w:color w:val="000000"/>
+        </w:rPr>
+      </w:pPr>
+      <w:r>
+        <w:rPr>
+          <w:rFonts w:hint="default" w:ascii="Arial" w:hAnsi="Arial" w:eastAsia="Times New Roman" w:cs="Arial"/>
+          <w:color w:val="000000"/>
+        </w:rPr>
+        <w:t>&lt;/script&gt;</w:t>
+      </w:r>
+    </w:p>
+    <w:p>
+      <w:pPr>
+        <w:rPr>
+          <w:rFonts w:hint="default" w:ascii="Arial" w:hAnsi="Arial" w:eastAsia="Times New Roman" w:cs="Arial"/>
+          <w:color w:val="000000"/>
+        </w:rPr>
+      </w:pPr>
+      <w:r>
+        <w:rPr>
+          <w:rFonts w:hint="default" w:ascii="Arial" w:hAnsi="Arial" w:eastAsia="Times New Roman" w:cs="Arial"/>
+          <w:color w:val="000000"/>
+        </w:rPr>
+        <w:t>&lt;/body&gt;</w:t>
+      </w:r>
+    </w:p>
+    <w:p>
+      <w:pPr>
+        <w:rPr>
+          <w:rFonts w:hint="default" w:ascii="Arial" w:hAnsi="Arial" w:eastAsia="Times New Roman" w:cs="Arial"/>
+          <w:color w:val="000000"/>
+          <w:lang w:eastAsia="zh-TW"/>
+        </w:rPr>
+      </w:pPr>
+      <w:r>
+        <w:rPr>
+          <w:rFonts w:hint="default" w:ascii="Arial" w:hAnsi="Arial" w:eastAsia="Times New Roman" w:cs="Arial"/>
+          <w:color w:val="000000"/>
+        </w:rPr>
+        <w:t>&lt;/html&gt;</w:t>
       </w:r>
       <w:bookmarkStart w:id="0" w:name="_GoBack"/>
       <w:bookmarkEnd w:id="0"/>
-    </w:p>
-    <w:p>
-      <w:pPr>
-        <w:rPr>
-          <w:rFonts w:hint="default" w:ascii="Arial" w:hAnsi="Arial" w:eastAsia="Times New Roman" w:cs="Arial"/>
-          <w:color w:val="000000"/>
-        </w:rPr>
-      </w:pPr>
-      <w:r>
-        <w:rPr>
-          <w:rFonts w:hint="default" w:ascii="Arial" w:hAnsi="Arial" w:eastAsia="Times New Roman" w:cs="Arial"/>
-          <w:color w:val="000000"/>
-        </w:rPr>
-        <w:t xml:space="preserve">       };</w:t>
-      </w:r>
-    </w:p>
-    <w:p>
-      <w:pPr>
-        <w:rPr>
-          <w:rFonts w:hint="default" w:ascii="Arial" w:hAnsi="Arial" w:eastAsia="Times New Roman" w:cs="Arial"/>
-          <w:color w:val="000000"/>
-        </w:rPr>
-      </w:pPr>
-      <w:r>
-        <w:rPr>
-          <w:rFonts w:hint="default" w:ascii="Arial" w:hAnsi="Arial" w:eastAsia="Times New Roman" w:cs="Arial"/>
-          <w:color w:val="000000"/>
-        </w:rPr>
-        <w:t xml:space="preserve">    }</w:t>
-      </w:r>
-    </w:p>
-    <w:p>
-      <w:pPr>
-        <w:rPr>
-          <w:rFonts w:hint="default" w:ascii="Arial" w:hAnsi="Arial" w:eastAsia="Times New Roman" w:cs="Arial"/>
-          <w:color w:val="000000"/>
-        </w:rPr>
-      </w:pPr>
-      <w:r>
-        <w:rPr>
-          <w:rFonts w:hint="default" w:ascii="Arial" w:hAnsi="Arial" w:eastAsia="Times New Roman" w:cs="Arial"/>
-          <w:color w:val="000000"/>
-        </w:rPr>
-        <w:t>}).mount('#app');</w:t>
-      </w:r>
-    </w:p>
-    <w:p>
-      <w:pPr>
-        <w:rPr>
-          <w:rFonts w:hint="default" w:ascii="Arial" w:hAnsi="Arial" w:eastAsia="Times New Roman" w:cs="Arial"/>
-          <w:color w:val="000000"/>
-        </w:rPr>
-      </w:pPr>
-      <w:r>
-        <w:rPr>
-          <w:rFonts w:hint="default" w:ascii="Arial" w:hAnsi="Arial" w:eastAsia="Times New Roman" w:cs="Arial"/>
-          <w:color w:val="000000"/>
-        </w:rPr>
-        <w:t>&lt;/script&gt;</w:t>
-      </w:r>
-    </w:p>
-    <w:p>
-      <w:pPr>
-        <w:rPr>
-          <w:rFonts w:hint="default" w:ascii="Arial" w:hAnsi="Arial" w:eastAsia="Times New Roman" w:cs="Arial"/>
-          <w:color w:val="000000"/>
-        </w:rPr>
-      </w:pPr>
-      <w:r>
-        <w:rPr>
-          <w:rFonts w:hint="default" w:ascii="Arial" w:hAnsi="Arial" w:eastAsia="Times New Roman" w:cs="Arial"/>
-          <w:color w:val="000000"/>
-        </w:rPr>
-        <w:t>&lt;/body&gt;</w:t>
-      </w:r>
-    </w:p>
-    <w:p>
-      <w:pPr>
-        <w:rPr>
-          <w:rFonts w:hint="default" w:ascii="Arial" w:hAnsi="Arial" w:eastAsia="Times New Roman" w:cs="Arial"/>
-          <w:color w:val="000000"/>
-          <w:lang w:eastAsia="zh-TW"/>
-        </w:rPr>
-      </w:pPr>
-      <w:r>
-        <w:rPr>
-          <w:rFonts w:hint="default" w:ascii="Arial" w:hAnsi="Arial" w:eastAsia="Times New Roman" w:cs="Arial"/>
-          <w:color w:val="000000"/>
-        </w:rPr>
-        <w:t>&lt;/html&gt;</w:t>
-      </w:r>
     </w:p>
     <w:sectPr>
       <w:pgSz w:w="11906" w:h="16838"/>

--- a/template.docx
+++ b/template.docx
@@ -14657,7 +14657,7 @@
           <w:rFonts w:hint="default" w:ascii="Arial" w:hAnsi="Arial" w:eastAsia="Times New Roman" w:cs="Arial"/>
           <w:color w:val="000000"/>
         </w:rPr>
-        <w:t>// 請將這段正確的 openMap 方法覆蓋到您的 methods 區塊中</w:t>
+        <w:t>// 請將您原本的 openMap 替換為這段正確的程式碼</w:t>
       </w:r>
     </w:p>
     <w:p>
@@ -14687,6 +14687,21 @@
           <w:rFonts w:hint="default" w:ascii="Arial" w:hAnsi="Arial" w:eastAsia="Times New Roman" w:cs="Arial"/>
           <w:color w:val="000000"/>
         </w:rPr>
+        <w:t xml:space="preserve">    // 1. 取得搜尋關鍵字 (優先權：mapQuery &gt; address &gt; name)</w:t>
+      </w:r>
+    </w:p>
+    <w:p>
+      <w:pPr>
+        <w:rPr>
+          <w:rFonts w:hint="default" w:ascii="Arial" w:hAnsi="Arial" w:eastAsia="Times New Roman" w:cs="Arial"/>
+          <w:color w:val="000000"/>
+        </w:rPr>
+      </w:pPr>
+      <w:r>
+        <w:rPr>
+          <w:rFonts w:hint="default" w:ascii="Arial" w:hAnsi="Arial" w:eastAsia="Times New Roman" w:cs="Arial"/>
+          <w:color w:val="000000"/>
+        </w:rPr>
         <w:t xml:space="preserve">    const query = item.mapQuery || item.address || item.name;</w:t>
       </w:r>
     </w:p>
@@ -14702,166 +14717,173 @@
           <w:rFonts w:hint="default" w:ascii="Arial" w:hAnsi="Arial" w:eastAsia="Times New Roman" w:cs="Arial"/>
           <w:color w:val="000000"/>
         </w:rPr>
-        <w:t xml:space="preserve">    if (!query) return;</w:t>
-      </w:r>
-    </w:p>
-    <w:p>
-      <w:pPr>
-        <w:rPr>
-          <w:rFonts w:hint="default" w:ascii="Arial" w:hAnsi="Arial" w:eastAsia="Times New Roman" w:cs="Arial"/>
-          <w:color w:val="000000"/>
-        </w:rPr>
-      </w:pPr>
-    </w:p>
-    <w:p>
-      <w:pPr>
-        <w:rPr>
-          <w:rFonts w:hint="default" w:ascii="Arial" w:hAnsi="Arial" w:eastAsia="Times New Roman" w:cs="Arial"/>
-          <w:color w:val="000000"/>
-        </w:rPr>
-      </w:pPr>
-      <w:r>
-        <w:rPr>
-          <w:rFonts w:hint="default" w:ascii="Arial" w:hAnsi="Arial" w:eastAsia="Times New Roman" w:cs="Arial"/>
-          <w:color w:val="000000"/>
-        </w:rPr>
-        <w:t>openMap: (item) =&gt; {</w:t>
-      </w:r>
-    </w:p>
-    <w:p>
-      <w:pPr>
-        <w:rPr>
-          <w:rFonts w:hint="default" w:ascii="Arial" w:hAnsi="Arial" w:eastAsia="Times New Roman" w:cs="Arial"/>
-          <w:color w:val="000000"/>
-        </w:rPr>
-      </w:pPr>
-      <w:r>
-        <w:rPr>
-          <w:rFonts w:hint="default" w:ascii="Arial" w:hAnsi="Arial" w:eastAsia="Times New Roman" w:cs="Arial"/>
-          <w:color w:val="000000"/>
-        </w:rPr>
-        <w:t xml:space="preserve">    // 1. 取得關鍵字</w:t>
-      </w:r>
-    </w:p>
-    <w:p>
-      <w:pPr>
-        <w:rPr>
-          <w:rFonts w:hint="default" w:ascii="Arial" w:hAnsi="Arial" w:eastAsia="Times New Roman" w:cs="Arial"/>
-          <w:color w:val="000000"/>
-        </w:rPr>
-      </w:pPr>
-      <w:r>
-        <w:rPr>
-          <w:rFonts w:hint="default" w:ascii="Arial" w:hAnsi="Arial" w:eastAsia="Times New Roman" w:cs="Arial"/>
-          <w:color w:val="000000"/>
-        </w:rPr>
-        <w:t xml:space="preserve">    const query = item.mapQuery || item.address || item.name;</w:t>
-      </w:r>
-    </w:p>
-    <w:p>
-      <w:pPr>
-        <w:rPr>
-          <w:rFonts w:hint="default" w:ascii="Arial" w:hAnsi="Arial" w:eastAsia="Times New Roman" w:cs="Arial"/>
-          <w:color w:val="000000"/>
-        </w:rPr>
-      </w:pPr>
-      <w:r>
-        <w:rPr>
-          <w:rFonts w:hint="default" w:ascii="Arial" w:hAnsi="Arial" w:eastAsia="Times New Roman" w:cs="Arial"/>
-          <w:color w:val="000000"/>
-        </w:rPr>
-        <w:t xml:space="preserve">    if (!query) return;</w:t>
-      </w:r>
-    </w:p>
-    <w:p>
-      <w:pPr>
-        <w:rPr>
-          <w:rFonts w:hint="default" w:ascii="Arial" w:hAnsi="Arial" w:eastAsia="Times New Roman" w:cs="Arial"/>
-          <w:color w:val="000000"/>
-        </w:rPr>
-      </w:pPr>
-    </w:p>
-    <w:p>
-      <w:pPr>
-        <w:rPr>
-          <w:rFonts w:hint="default" w:ascii="Arial" w:hAnsi="Arial" w:eastAsia="Times New Roman" w:cs="Arial"/>
-          <w:color w:val="000000"/>
-        </w:rPr>
-      </w:pPr>
-      <w:r>
-        <w:rPr>
-          <w:rFonts w:hint="default" w:ascii="Arial" w:hAnsi="Arial" w:eastAsia="Times New Roman" w:cs="Arial"/>
-          <w:color w:val="000000"/>
-        </w:rPr>
-        <w:t xml:space="preserve">    // 2.  使用 Google Maps 搜尋或導航</w:t>
-      </w:r>
-    </w:p>
-    <w:p>
-      <w:pPr>
-        <w:rPr>
-          <w:rFonts w:hint="default" w:ascii="Arial" w:hAnsi="Arial" w:eastAsia="Times New Roman" w:cs="Arial"/>
-          <w:color w:val="000000"/>
-        </w:rPr>
-      </w:pPr>
-      <w:r>
-        <w:rPr>
-          <w:rFonts w:hint="default" w:ascii="Arial" w:hAnsi="Arial" w:eastAsia="Times New Roman" w:cs="Arial"/>
-          <w:color w:val="000000"/>
-        </w:rPr>
-        <w:t xml:space="preserve">                    const url = `https://www.google.com/maps/search/?api=1&amp;query=${encodeURIComponent(query)}`;</w:t>
-      </w:r>
-    </w:p>
-    <w:p>
-      <w:pPr>
-        <w:rPr>
-          <w:rFonts w:hint="default" w:ascii="Arial" w:hAnsi="Arial" w:eastAsia="Times New Roman" w:cs="Arial"/>
-          <w:color w:val="000000"/>
-        </w:rPr>
-      </w:pPr>
-      <w:r>
-        <w:rPr>
-          <w:rFonts w:hint="default" w:ascii="Arial" w:hAnsi="Arial" w:eastAsia="Times New Roman" w:cs="Arial"/>
-          <w:color w:val="000000"/>
-        </w:rPr>
-        <w:t xml:space="preserve">                    window.open(url, '_blank');</w:t>
-      </w:r>
-    </w:p>
-    <w:p>
-      <w:pPr>
-        <w:rPr>
-          <w:rFonts w:hint="default" w:ascii="Arial" w:hAnsi="Arial" w:eastAsia="Times New Roman" w:cs="Arial"/>
-          <w:color w:val="000000"/>
-        </w:rPr>
-      </w:pPr>
-    </w:p>
-    <w:p>
-      <w:pPr>
-        <w:rPr>
-          <w:rFonts w:hint="default" w:ascii="Arial" w:hAnsi="Arial" w:eastAsia="Times New Roman" w:cs="Arial"/>
-          <w:color w:val="000000"/>
-        </w:rPr>
-      </w:pPr>
-      <w:r>
-        <w:rPr>
-          <w:rFonts w:hint="default" w:ascii="Arial" w:hAnsi="Arial" w:eastAsia="Times New Roman" w:cs="Arial"/>
-          <w:color w:val="000000"/>
-        </w:rPr>
-        <w:t xml:space="preserve">    // 3. 使用 window.location.href 直接導航，這在 Safari 中最不容易出錯</w:t>
-      </w:r>
-    </w:p>
-    <w:p>
-      <w:pPr>
-        <w:rPr>
-          <w:rFonts w:hint="default" w:ascii="Arial" w:hAnsi="Arial" w:eastAsia="Times New Roman" w:cs="Arial"/>
-          <w:color w:val="000000"/>
-        </w:rPr>
-      </w:pPr>
-      <w:r>
-        <w:rPr>
-          <w:rFonts w:hint="default" w:ascii="Arial" w:hAnsi="Arial" w:eastAsia="Times New Roman" w:cs="Arial"/>
-          <w:color w:val="000000"/>
-        </w:rPr>
-        <w:t xml:space="preserve">    window.location.href = url;</w:t>
+        <w:t xml:space="preserve">    </w:t>
+      </w:r>
+    </w:p>
+    <w:p>
+      <w:pPr>
+        <w:rPr>
+          <w:rFonts w:hint="default" w:ascii="Arial" w:hAnsi="Arial" w:eastAsia="Times New Roman" w:cs="Arial"/>
+          <w:color w:val="000000"/>
+        </w:rPr>
+      </w:pPr>
+      <w:r>
+        <w:rPr>
+          <w:rFonts w:hint="default" w:ascii="Arial" w:hAnsi="Arial" w:eastAsia="Times New Roman" w:cs="Arial"/>
+          <w:color w:val="000000"/>
+        </w:rPr>
+        <w:t xml:space="preserve">    if (!query) {</w:t>
+      </w:r>
+    </w:p>
+    <w:p>
+      <w:pPr>
+        <w:rPr>
+          <w:rFonts w:hint="default" w:ascii="Arial" w:hAnsi="Arial" w:eastAsia="Times New Roman" w:cs="Arial"/>
+          <w:color w:val="000000"/>
+        </w:rPr>
+      </w:pPr>
+      <w:r>
+        <w:rPr>
+          <w:rFonts w:hint="default" w:ascii="Arial" w:hAnsi="Arial" w:eastAsia="Times New Roman" w:cs="Arial"/>
+          <w:color w:val="000000"/>
+        </w:rPr>
+        <w:t xml:space="preserve">        alert("找不到地點資訊");</w:t>
+      </w:r>
+    </w:p>
+    <w:p>
+      <w:pPr>
+        <w:rPr>
+          <w:rFonts w:hint="default" w:ascii="Arial" w:hAnsi="Arial" w:eastAsia="Times New Roman" w:cs="Arial"/>
+          <w:color w:val="000000"/>
+        </w:rPr>
+      </w:pPr>
+      <w:r>
+        <w:rPr>
+          <w:rFonts w:hint="default" w:ascii="Arial" w:hAnsi="Arial" w:eastAsia="Times New Roman" w:cs="Arial"/>
+          <w:color w:val="000000"/>
+        </w:rPr>
+        <w:t xml:space="preserve">        return;</w:t>
+      </w:r>
+    </w:p>
+    <w:p>
+      <w:pPr>
+        <w:rPr>
+          <w:rFonts w:hint="default" w:ascii="Arial" w:hAnsi="Arial" w:eastAsia="Times New Roman" w:cs="Arial"/>
+          <w:color w:val="000000"/>
+        </w:rPr>
+      </w:pPr>
+      <w:r>
+        <w:rPr>
+          <w:rFonts w:hint="default" w:ascii="Arial" w:hAnsi="Arial" w:eastAsia="Times New Roman" w:cs="Arial"/>
+          <w:color w:val="000000"/>
+        </w:rPr>
+        <w:t xml:space="preserve">    }</w:t>
+      </w:r>
+    </w:p>
+    <w:p>
+      <w:pPr>
+        <w:rPr>
+          <w:rFonts w:hint="default" w:ascii="Arial" w:hAnsi="Arial" w:eastAsia="Times New Roman" w:cs="Arial"/>
+          <w:color w:val="000000"/>
+        </w:rPr>
+      </w:pPr>
+    </w:p>
+    <w:p>
+      <w:pPr>
+        <w:rPr>
+          <w:rFonts w:hint="default" w:ascii="Arial" w:hAnsi="Arial" w:eastAsia="Times New Roman" w:cs="Arial"/>
+          <w:color w:val="000000"/>
+        </w:rPr>
+      </w:pPr>
+      <w:r>
+        <w:rPr>
+          <w:rFonts w:hint="default" w:ascii="Arial" w:hAnsi="Arial" w:eastAsia="Times New Roman" w:cs="Arial"/>
+          <w:color w:val="000000"/>
+        </w:rPr>
+        <w:t xml:space="preserve">    // 2. 這是唯一正確的 Google Maps 網頁版 API 網址</w:t>
+      </w:r>
+    </w:p>
+    <w:p>
+      <w:pPr>
+        <w:rPr>
+          <w:rFonts w:hint="default" w:ascii="Arial" w:hAnsi="Arial" w:eastAsia="Times New Roman" w:cs="Arial"/>
+          <w:color w:val="000000"/>
+        </w:rPr>
+      </w:pPr>
+      <w:r>
+        <w:rPr>
+          <w:rFonts w:hint="default" w:ascii="Arial" w:hAnsi="Arial" w:eastAsia="Times New Roman" w:cs="Arial"/>
+          <w:color w:val="000000"/>
+        </w:rPr>
+        <w:t xml:space="preserve">    // 請確保開頭是 https://www.google.com/maps/search/</w:t>
+      </w:r>
+    </w:p>
+    <w:p>
+      <w:pPr>
+        <w:rPr>
+          <w:rFonts w:hint="default" w:ascii="Arial" w:hAnsi="Arial" w:eastAsia="Times New Roman" w:cs="Arial"/>
+          <w:color w:val="000000"/>
+        </w:rPr>
+      </w:pPr>
+      <w:r>
+        <w:rPr>
+          <w:rFonts w:hint="default" w:ascii="Arial" w:hAnsi="Arial" w:eastAsia="Times New Roman" w:cs="Arial"/>
+          <w:color w:val="000000"/>
+        </w:rPr>
+        <w:t xml:space="preserve">    const baseUrl = "https://www.google.com/maps/search/";</w:t>
+      </w:r>
+    </w:p>
+    <w:p>
+      <w:pPr>
+        <w:rPr>
+          <w:rFonts w:hint="default" w:ascii="Arial" w:hAnsi="Arial" w:eastAsia="Times New Roman" w:cs="Arial"/>
+          <w:color w:val="000000"/>
+        </w:rPr>
+      </w:pPr>
+      <w:r>
+        <w:rPr>
+          <w:rFonts w:hint="default" w:ascii="Arial" w:hAnsi="Arial" w:eastAsia="Times New Roman" w:cs="Arial"/>
+          <w:color w:val="000000"/>
+        </w:rPr>
+        <w:t xml:space="preserve">    const url = `${baseUrl}?api=1&amp;query=${encodeURIComponent(query)}`;</w:t>
+      </w:r>
+    </w:p>
+    <w:p>
+      <w:pPr>
+        <w:rPr>
+          <w:rFonts w:hint="default" w:ascii="Arial" w:hAnsi="Arial" w:eastAsia="Times New Roman" w:cs="Arial"/>
+          <w:color w:val="000000"/>
+        </w:rPr>
+      </w:pPr>
+    </w:p>
+    <w:p>
+      <w:pPr>
+        <w:rPr>
+          <w:rFonts w:hint="default" w:ascii="Arial" w:hAnsi="Arial" w:eastAsia="Times New Roman" w:cs="Arial"/>
+          <w:color w:val="000000"/>
+        </w:rPr>
+      </w:pPr>
+      <w:r>
+        <w:rPr>
+          <w:rFonts w:hint="default" w:ascii="Arial" w:hAnsi="Arial" w:eastAsia="Times New Roman" w:cs="Arial"/>
+          <w:color w:val="000000"/>
+        </w:rPr>
+        <w:t xml:space="preserve">    // 3. 使用 window.open 開啟 (電腦會開新分頁，手機會嘗試呼叫 App)</w:t>
+      </w:r>
+    </w:p>
+    <w:p>
+      <w:pPr>
+        <w:rPr>
+          <w:rFonts w:hint="default" w:ascii="Arial" w:hAnsi="Arial" w:eastAsia="Times New Roman" w:cs="Arial"/>
+          <w:color w:val="000000"/>
+        </w:rPr>
+      </w:pPr>
+      <w:r>
+        <w:rPr>
+          <w:rFonts w:hint="default" w:ascii="Arial" w:hAnsi="Arial" w:eastAsia="Times New Roman" w:cs="Arial"/>
+          <w:color w:val="000000"/>
+        </w:rPr>
+        <w:t xml:space="preserve">    window.open(url, '_blank');</w:t>
       </w:r>
     </w:p>
     <w:p>

--- a/template.docx
+++ b/template.docx
@@ -14657,21 +14657,6 @@
           <w:rFonts w:hint="default" w:ascii="Arial" w:hAnsi="Arial" w:eastAsia="Times New Roman" w:cs="Arial"/>
           <w:color w:val="000000"/>
         </w:rPr>
-        <w:t>// 請將您原本的 openMap 替換為這段正確的程式碼</w:t>
-      </w:r>
-    </w:p>
-    <w:p>
-      <w:pPr>
-        <w:rPr>
-          <w:rFonts w:hint="default" w:ascii="Arial" w:hAnsi="Arial" w:eastAsia="Times New Roman" w:cs="Arial"/>
-          <w:color w:val="000000"/>
-        </w:rPr>
-      </w:pPr>
-      <w:r>
-        <w:rPr>
-          <w:rFonts w:hint="default" w:ascii="Arial" w:hAnsi="Arial" w:eastAsia="Times New Roman" w:cs="Arial"/>
-          <w:color w:val="000000"/>
-        </w:rPr>
         <w:t>openMap: (item) =&gt; {</w:t>
       </w:r>
     </w:p>
@@ -14687,7 +14672,7 @@
           <w:rFonts w:hint="default" w:ascii="Arial" w:hAnsi="Arial" w:eastAsia="Times New Roman" w:cs="Arial"/>
           <w:color w:val="000000"/>
         </w:rPr>
-        <w:t xml:space="preserve">    // 1. 取得搜尋關鍵字 (優先權：mapQuery &gt; address &gt; name)</w:t>
+        <w:t xml:space="preserve">    // 1. 取得搜尋關鍵字</w:t>
       </w:r>
     </w:p>
     <w:p>
@@ -14717,173 +14702,98 @@
           <w:rFonts w:hint="default" w:ascii="Arial" w:hAnsi="Arial" w:eastAsia="Times New Roman" w:cs="Arial"/>
           <w:color w:val="000000"/>
         </w:rPr>
-        <w:t xml:space="preserve">    </w:t>
-      </w:r>
-    </w:p>
-    <w:p>
-      <w:pPr>
-        <w:rPr>
-          <w:rFonts w:hint="default" w:ascii="Arial" w:hAnsi="Arial" w:eastAsia="Times New Roman" w:cs="Arial"/>
-          <w:color w:val="000000"/>
-        </w:rPr>
-      </w:pPr>
-      <w:r>
-        <w:rPr>
-          <w:rFonts w:hint="default" w:ascii="Arial" w:hAnsi="Arial" w:eastAsia="Times New Roman" w:cs="Arial"/>
-          <w:color w:val="000000"/>
-        </w:rPr>
-        <w:t xml:space="preserve">    if (!query) {</w:t>
-      </w:r>
-    </w:p>
-    <w:p>
-      <w:pPr>
-        <w:rPr>
-          <w:rFonts w:hint="default" w:ascii="Arial" w:hAnsi="Arial" w:eastAsia="Times New Roman" w:cs="Arial"/>
-          <w:color w:val="000000"/>
-        </w:rPr>
-      </w:pPr>
-      <w:r>
-        <w:rPr>
-          <w:rFonts w:hint="default" w:ascii="Arial" w:hAnsi="Arial" w:eastAsia="Times New Roman" w:cs="Arial"/>
-          <w:color w:val="000000"/>
-        </w:rPr>
-        <w:t xml:space="preserve">        alert("找不到地點資訊");</w:t>
-      </w:r>
-    </w:p>
-    <w:p>
-      <w:pPr>
-        <w:rPr>
-          <w:rFonts w:hint="default" w:ascii="Arial" w:hAnsi="Arial" w:eastAsia="Times New Roman" w:cs="Arial"/>
-          <w:color w:val="000000"/>
-        </w:rPr>
-      </w:pPr>
-      <w:r>
-        <w:rPr>
-          <w:rFonts w:hint="default" w:ascii="Arial" w:hAnsi="Arial" w:eastAsia="Times New Roman" w:cs="Arial"/>
-          <w:color w:val="000000"/>
-        </w:rPr>
-        <w:t xml:space="preserve">        return;</w:t>
-      </w:r>
-    </w:p>
-    <w:p>
-      <w:pPr>
-        <w:rPr>
-          <w:rFonts w:hint="default" w:ascii="Arial" w:hAnsi="Arial" w:eastAsia="Times New Roman" w:cs="Arial"/>
-          <w:color w:val="000000"/>
-        </w:rPr>
-      </w:pPr>
-      <w:r>
-        <w:rPr>
-          <w:rFonts w:hint="default" w:ascii="Arial" w:hAnsi="Arial" w:eastAsia="Times New Roman" w:cs="Arial"/>
-          <w:color w:val="000000"/>
-        </w:rPr>
-        <w:t xml:space="preserve">    }</w:t>
-      </w:r>
-    </w:p>
-    <w:p>
-      <w:pPr>
-        <w:rPr>
-          <w:rFonts w:hint="default" w:ascii="Arial" w:hAnsi="Arial" w:eastAsia="Times New Roman" w:cs="Arial"/>
-          <w:color w:val="000000"/>
-        </w:rPr>
-      </w:pPr>
-    </w:p>
-    <w:p>
-      <w:pPr>
-        <w:rPr>
-          <w:rFonts w:hint="default" w:ascii="Arial" w:hAnsi="Arial" w:eastAsia="Times New Roman" w:cs="Arial"/>
-          <w:color w:val="000000"/>
-        </w:rPr>
-      </w:pPr>
-      <w:r>
-        <w:rPr>
-          <w:rFonts w:hint="default" w:ascii="Arial" w:hAnsi="Arial" w:eastAsia="Times New Roman" w:cs="Arial"/>
-          <w:color w:val="000000"/>
-        </w:rPr>
-        <w:t xml:space="preserve">    // 2. 這是唯一正確的 Google Maps 網頁版 API 網址</w:t>
-      </w:r>
-    </w:p>
-    <w:p>
-      <w:pPr>
-        <w:rPr>
-          <w:rFonts w:hint="default" w:ascii="Arial" w:hAnsi="Arial" w:eastAsia="Times New Roman" w:cs="Arial"/>
-          <w:color w:val="000000"/>
-        </w:rPr>
-      </w:pPr>
-      <w:r>
-        <w:rPr>
-          <w:rFonts w:hint="default" w:ascii="Arial" w:hAnsi="Arial" w:eastAsia="Times New Roman" w:cs="Arial"/>
-          <w:color w:val="000000"/>
-        </w:rPr>
-        <w:t xml:space="preserve">    // 請確保開頭是 https://www.google.com/maps/search/</w:t>
-      </w:r>
-    </w:p>
-    <w:p>
-      <w:pPr>
-        <w:rPr>
-          <w:rFonts w:hint="default" w:ascii="Arial" w:hAnsi="Arial" w:eastAsia="Times New Roman" w:cs="Arial"/>
-          <w:color w:val="000000"/>
-        </w:rPr>
-      </w:pPr>
-      <w:r>
-        <w:rPr>
-          <w:rFonts w:hint="default" w:ascii="Arial" w:hAnsi="Arial" w:eastAsia="Times New Roman" w:cs="Arial"/>
-          <w:color w:val="000000"/>
-        </w:rPr>
-        <w:t xml:space="preserve">    const baseUrl = "https://www.google.com/maps/search/";</w:t>
-      </w:r>
-    </w:p>
-    <w:p>
-      <w:pPr>
-        <w:rPr>
-          <w:rFonts w:hint="default" w:ascii="Arial" w:hAnsi="Arial" w:eastAsia="Times New Roman" w:cs="Arial"/>
-          <w:color w:val="000000"/>
-        </w:rPr>
-      </w:pPr>
-      <w:r>
-        <w:rPr>
-          <w:rFonts w:hint="default" w:ascii="Arial" w:hAnsi="Arial" w:eastAsia="Times New Roman" w:cs="Arial"/>
-          <w:color w:val="000000"/>
-        </w:rPr>
-        <w:t xml:space="preserve">    const url = `${baseUrl}?api=1&amp;query=${encodeURIComponent(query)}`;</w:t>
-      </w:r>
-    </w:p>
-    <w:p>
-      <w:pPr>
-        <w:rPr>
-          <w:rFonts w:hint="default" w:ascii="Arial" w:hAnsi="Arial" w:eastAsia="Times New Roman" w:cs="Arial"/>
-          <w:color w:val="000000"/>
-        </w:rPr>
-      </w:pPr>
-    </w:p>
-    <w:p>
-      <w:pPr>
-        <w:rPr>
-          <w:rFonts w:hint="default" w:ascii="Arial" w:hAnsi="Arial" w:eastAsia="Times New Roman" w:cs="Arial"/>
-          <w:color w:val="000000"/>
-        </w:rPr>
-      </w:pPr>
-      <w:r>
-        <w:rPr>
-          <w:rFonts w:hint="default" w:ascii="Arial" w:hAnsi="Arial" w:eastAsia="Times New Roman" w:cs="Arial"/>
-          <w:color w:val="000000"/>
-        </w:rPr>
-        <w:t xml:space="preserve">    // 3. 使用 window.open 開啟 (電腦會開新分頁，手機會嘗試呼叫 App)</w:t>
-      </w:r>
-    </w:p>
-    <w:p>
-      <w:pPr>
-        <w:rPr>
-          <w:rFonts w:hint="default" w:ascii="Arial" w:hAnsi="Arial" w:eastAsia="Times New Roman" w:cs="Arial"/>
-          <w:color w:val="000000"/>
-        </w:rPr>
-      </w:pPr>
-      <w:r>
-        <w:rPr>
-          <w:rFonts w:hint="default" w:ascii="Arial" w:hAnsi="Arial" w:eastAsia="Times New Roman" w:cs="Arial"/>
-          <w:color w:val="000000"/>
-        </w:rPr>
-        <w:t xml:space="preserve">    window.open(url, '_blank');</w:t>
+        <w:t xml:space="preserve">    if (!query) return;</w:t>
+      </w:r>
+    </w:p>
+    <w:p>
+      <w:pPr>
+        <w:rPr>
+          <w:rFonts w:hint="default" w:ascii="Arial" w:hAnsi="Arial" w:eastAsia="Times New Roman" w:cs="Arial"/>
+          <w:color w:val="000000"/>
+        </w:rPr>
+      </w:pPr>
+    </w:p>
+    <w:p>
+      <w:pPr>
+        <w:rPr>
+          <w:rFonts w:hint="default" w:ascii="Arial" w:hAnsi="Arial" w:eastAsia="Times New Roman" w:cs="Arial"/>
+          <w:color w:val="000000"/>
+        </w:rPr>
+      </w:pPr>
+      <w:r>
+        <w:rPr>
+          <w:rFonts w:hint="default" w:ascii="Arial" w:hAnsi="Arial" w:eastAsia="Times New Roman" w:cs="Arial"/>
+          <w:color w:val="000000"/>
+        </w:rPr>
+        <w:t xml:space="preserve">    // 2. 這是正確、標準的 Google Maps 網頁搜尋連結</w:t>
+      </w:r>
+    </w:p>
+    <w:p>
+      <w:pPr>
+        <w:rPr>
+          <w:rFonts w:hint="default" w:ascii="Arial" w:hAnsi="Arial" w:eastAsia="Times New Roman" w:cs="Arial"/>
+          <w:color w:val="000000"/>
+        </w:rPr>
+      </w:pPr>
+      <w:r>
+        <w:rPr>
+          <w:rFonts w:hint="default" w:ascii="Arial" w:hAnsi="Arial" w:eastAsia="Times New Roman" w:cs="Arial"/>
+          <w:color w:val="000000"/>
+        </w:rPr>
+        <w:t xml:space="preserve">    // 請務必使用此格式，不要加入任何其他前綴</w:t>
+      </w:r>
+    </w:p>
+    <w:p>
+      <w:pPr>
+        <w:rPr>
+          <w:rFonts w:hint="default" w:ascii="Arial" w:hAnsi="Arial" w:eastAsia="Times New Roman" w:cs="Arial"/>
+          <w:color w:val="000000"/>
+        </w:rPr>
+      </w:pPr>
+      <w:r>
+        <w:rPr>
+          <w:rFonts w:hint="default" w:ascii="Arial" w:hAnsi="Arial" w:eastAsia="Times New Roman" w:cs="Arial"/>
+          <w:color w:val="000000"/>
+        </w:rPr>
+        <w:t xml:space="preserve">    const url = `https://www.google.com/maps/search/?api=1&amp;query=${encodeURIComponent(query)}`;</w:t>
+      </w:r>
+    </w:p>
+    <w:p>
+      <w:pPr>
+        <w:rPr>
+          <w:rFonts w:hint="default" w:ascii="Arial" w:hAnsi="Arial" w:eastAsia="Times New Roman" w:cs="Arial"/>
+          <w:color w:val="000000"/>
+        </w:rPr>
+      </w:pPr>
+    </w:p>
+    <w:p>
+      <w:pPr>
+        <w:rPr>
+          <w:rFonts w:hint="default" w:ascii="Arial" w:hAnsi="Arial" w:eastAsia="Times New Roman" w:cs="Arial"/>
+          <w:color w:val="000000"/>
+        </w:rPr>
+      </w:pPr>
+      <w:r>
+        <w:rPr>
+          <w:rFonts w:hint="default" w:ascii="Arial" w:hAnsi="Arial" w:eastAsia="Times New Roman" w:cs="Arial"/>
+          <w:color w:val="000000"/>
+        </w:rPr>
+        <w:t xml:space="preserve">    // 3. 使用 window.open 開啟</w:t>
+      </w:r>
+    </w:p>
+    <w:p>
+      <w:pPr>
+        <w:rPr>
+          <w:rFonts w:hint="default" w:ascii="Arial" w:hAnsi="Arial" w:eastAsia="Times New Roman" w:cs="Arial"/>
+          <w:color w:val="000000"/>
+        </w:rPr>
+      </w:pPr>
+      <w:r>
+        <w:rPr>
+          <w:rFonts w:hint="default" w:ascii="Arial" w:hAnsi="Arial" w:eastAsia="Times New Roman" w:cs="Arial"/>
+          <w:color w:val="000000"/>
+        </w:rPr>
+        <w:t xml:space="preserve">    window.open(url, '_blank', 'noopener,noreferrer');</w:t>
       </w:r>
     </w:p>
     <w:p>
@@ -14899,100 +14809,92 @@
           <w:color w:val="000000"/>
         </w:rPr>
         <w:t>},</w:t>
-      </w:r>
-    </w:p>
-    <w:p>
-      <w:pPr>
-        <w:rPr>
-          <w:rFonts w:hint="default" w:ascii="Arial" w:hAnsi="Arial" w:eastAsia="Times New Roman" w:cs="Arial"/>
-          <w:color w:val="000000"/>
-        </w:rPr>
-      </w:pPr>
-      <w:r>
-        <w:rPr>
-          <w:rFonts w:hint="default" w:ascii="Arial" w:hAnsi="Arial" w:eastAsia="Times New Roman" w:cs="Arial"/>
-          <w:color w:val="000000"/>
-        </w:rPr>
-        <w:t xml:space="preserve">        };</w:t>
-      </w:r>
-    </w:p>
-    <w:p>
-      <w:pPr>
-        <w:rPr>
-          <w:rFonts w:hint="default" w:ascii="Arial" w:hAnsi="Arial" w:eastAsia="Times New Roman" w:cs="Arial"/>
-          <w:color w:val="000000"/>
-        </w:rPr>
-      </w:pPr>
-      <w:r>
-        <w:rPr>
-          <w:rFonts w:hint="default" w:ascii="Arial" w:hAnsi="Arial" w:eastAsia="Times New Roman" w:cs="Arial"/>
-          <w:color w:val="000000"/>
-        </w:rPr>
-        <w:t xml:space="preserve">    }</w:t>
-      </w:r>
-    </w:p>
-    <w:p>
-      <w:pPr>
-        <w:rPr>
-          <w:rFonts w:hint="default" w:ascii="Arial" w:hAnsi="Arial" w:eastAsia="Times New Roman" w:cs="Arial"/>
-          <w:color w:val="000000"/>
-        </w:rPr>
-      </w:pPr>
-      <w:r>
-        <w:rPr>
-          <w:rFonts w:hint="default" w:ascii="Arial" w:hAnsi="Arial" w:eastAsia="Times New Roman" w:cs="Arial"/>
-          <w:color w:val="000000"/>
-        </w:rPr>
-        <w:t>}).mount('#app');</w:t>
-      </w:r>
-    </w:p>
-    <w:p>
-      <w:pPr>
-        <w:rPr>
-          <w:rFonts w:hint="default" w:ascii="Arial" w:hAnsi="Arial" w:eastAsia="Times New Roman" w:cs="Arial"/>
-          <w:color w:val="000000"/>
-        </w:rPr>
-      </w:pPr>
-      <w:r>
-        <w:rPr>
-          <w:rFonts w:hint="default" w:ascii="Arial" w:hAnsi="Arial" w:eastAsia="Times New Roman" w:cs="Arial"/>
-          <w:color w:val="000000"/>
-        </w:rPr>
-        <w:t>&lt;/script&gt;</w:t>
-      </w:r>
-    </w:p>
-    <w:p>
-      <w:pPr>
-        <w:rPr>
-          <w:rFonts w:hint="default" w:ascii="Arial" w:hAnsi="Arial" w:eastAsia="Times New Roman" w:cs="Arial"/>
-          <w:color w:val="000000"/>
-        </w:rPr>
-      </w:pPr>
-      <w:r>
-        <w:rPr>
-          <w:rFonts w:hint="default" w:ascii="Arial" w:hAnsi="Arial" w:eastAsia="Times New Roman" w:cs="Arial"/>
-          <w:color w:val="000000"/>
-        </w:rPr>
-        <w:t>&lt;/body&gt;</w:t>
-      </w:r>
-    </w:p>
-    <w:p>
-      <w:pPr>
-        <w:rPr>
-          <w:rFonts w:hint="default" w:ascii="Arial" w:hAnsi="Arial" w:eastAsia="Times New Roman" w:cs="Arial"/>
-          <w:color w:val="000000"/>
-          <w:lang w:eastAsia="zh-TW"/>
-        </w:rPr>
-      </w:pPr>
-      <w:r>
-        <w:rPr>
-          <w:rFonts w:hint="default" w:ascii="Arial" w:hAnsi="Arial" w:eastAsia="Times New Roman" w:cs="Arial"/>
-          <w:color w:val="000000"/>
-        </w:rPr>
-        <w:t>&lt;/html&gt;</w:t>
       </w:r>
       <w:bookmarkStart w:id="0" w:name="_GoBack"/>
       <w:bookmarkEnd w:id="0"/>
+      <w:r>
+        <w:rPr>
+          <w:rFonts w:hint="default" w:ascii="Arial" w:hAnsi="Arial" w:eastAsia="Times New Roman" w:cs="Arial"/>
+          <w:color w:val="000000"/>
+        </w:rPr>
+        <w:t xml:space="preserve">        };</w:t>
+      </w:r>
+    </w:p>
+    <w:p>
+      <w:pPr>
+        <w:rPr>
+          <w:rFonts w:hint="default" w:ascii="Arial" w:hAnsi="Arial" w:eastAsia="Times New Roman" w:cs="Arial"/>
+          <w:color w:val="000000"/>
+        </w:rPr>
+      </w:pPr>
+      <w:r>
+        <w:rPr>
+          <w:rFonts w:hint="default" w:ascii="Arial" w:hAnsi="Arial" w:eastAsia="Times New Roman" w:cs="Arial"/>
+          <w:color w:val="000000"/>
+        </w:rPr>
+        <w:t xml:space="preserve">    }</w:t>
+      </w:r>
+    </w:p>
+    <w:p>
+      <w:pPr>
+        <w:rPr>
+          <w:rFonts w:hint="default" w:ascii="Arial" w:hAnsi="Arial" w:eastAsia="Times New Roman" w:cs="Arial"/>
+          <w:color w:val="000000"/>
+        </w:rPr>
+      </w:pPr>
+      <w:r>
+        <w:rPr>
+          <w:rFonts w:hint="default" w:ascii="Arial" w:hAnsi="Arial" w:eastAsia="Times New Roman" w:cs="Arial"/>
+          <w:color w:val="000000"/>
+        </w:rPr>
+        <w:t>}).mount('#app');</w:t>
+      </w:r>
+    </w:p>
+    <w:p>
+      <w:pPr>
+        <w:rPr>
+          <w:rFonts w:hint="default" w:ascii="Arial" w:hAnsi="Arial" w:eastAsia="Times New Roman" w:cs="Arial"/>
+          <w:color w:val="000000"/>
+        </w:rPr>
+      </w:pPr>
+      <w:r>
+        <w:rPr>
+          <w:rFonts w:hint="default" w:ascii="Arial" w:hAnsi="Arial" w:eastAsia="Times New Roman" w:cs="Arial"/>
+          <w:color w:val="000000"/>
+        </w:rPr>
+        <w:t>&lt;/script&gt;</w:t>
+      </w:r>
+    </w:p>
+    <w:p>
+      <w:pPr>
+        <w:rPr>
+          <w:rFonts w:hint="default" w:ascii="Arial" w:hAnsi="Arial" w:eastAsia="Times New Roman" w:cs="Arial"/>
+          <w:color w:val="000000"/>
+        </w:rPr>
+      </w:pPr>
+      <w:r>
+        <w:rPr>
+          <w:rFonts w:hint="default" w:ascii="Arial" w:hAnsi="Arial" w:eastAsia="Times New Roman" w:cs="Arial"/>
+          <w:color w:val="000000"/>
+        </w:rPr>
+        <w:t>&lt;/body&gt;</w:t>
+      </w:r>
+    </w:p>
+    <w:p>
+      <w:pPr>
+        <w:rPr>
+          <w:rFonts w:hint="default" w:ascii="Arial" w:hAnsi="Arial" w:eastAsia="Times New Roman" w:cs="Arial"/>
+          <w:color w:val="000000"/>
+          <w:lang w:eastAsia="zh-TW"/>
+        </w:rPr>
+      </w:pPr>
+      <w:r>
+        <w:rPr>
+          <w:rFonts w:hint="default" w:ascii="Arial" w:hAnsi="Arial" w:eastAsia="Times New Roman" w:cs="Arial"/>
+          <w:color w:val="000000"/>
+        </w:rPr>
+        <w:t>&lt;/html&gt;</w:t>
+      </w:r>
     </w:p>
     <w:sectPr>
       <w:pgSz w:w="11906" w:h="16838"/>

--- a/template.docx
+++ b/template.docx
@@ -14648,14 +14648,16 @@
     <w:p>
       <w:pPr>
         <w:rPr>
-          <w:rFonts w:hint="default" w:ascii="Arial" w:hAnsi="Arial" w:eastAsia="Times New Roman" w:cs="Arial"/>
-          <w:color w:val="000000"/>
-        </w:rPr>
-      </w:pPr>
-      <w:r>
-        <w:rPr>
-          <w:rFonts w:hint="default" w:ascii="Arial" w:hAnsi="Arial" w:eastAsia="Times New Roman" w:cs="Arial"/>
-          <w:color w:val="000000"/>
+          <w:rFonts w:hint="default" w:ascii="SimSun" w:hAnsi="SimSun" w:eastAsia="SimSun" w:cs="SimSun"/>
+          <w:sz w:val="24"/>
+          <w:szCs w:val="24"/>
+        </w:rPr>
+      </w:pPr>
+      <w:r>
+        <w:rPr>
+          <w:rFonts w:hint="default" w:ascii="SimSun" w:hAnsi="SimSun" w:eastAsia="SimSun" w:cs="SimSun"/>
+          <w:sz w:val="24"/>
+          <w:szCs w:val="24"/>
         </w:rPr>
         <w:t>openMap: (item) =&gt; {</w:t>
       </w:r>
@@ -14663,14 +14665,16 @@
     <w:p>
       <w:pPr>
         <w:rPr>
-          <w:rFonts w:hint="default" w:ascii="Arial" w:hAnsi="Arial" w:eastAsia="Times New Roman" w:cs="Arial"/>
-          <w:color w:val="000000"/>
-        </w:rPr>
-      </w:pPr>
-      <w:r>
-        <w:rPr>
-          <w:rFonts w:hint="default" w:ascii="Arial" w:hAnsi="Arial" w:eastAsia="Times New Roman" w:cs="Arial"/>
-          <w:color w:val="000000"/>
+          <w:rFonts w:hint="default" w:ascii="SimSun" w:hAnsi="SimSun" w:eastAsia="SimSun" w:cs="SimSun"/>
+          <w:sz w:val="24"/>
+          <w:szCs w:val="24"/>
+        </w:rPr>
+      </w:pPr>
+      <w:r>
+        <w:rPr>
+          <w:rFonts w:hint="default" w:ascii="SimSun" w:hAnsi="SimSun" w:eastAsia="SimSun" w:cs="SimSun"/>
+          <w:sz w:val="24"/>
+          <w:szCs w:val="24"/>
         </w:rPr>
         <w:t xml:space="preserve">    // 1. 取得搜尋關鍵字</w:t>
       </w:r>
@@ -14678,14 +14682,16 @@
     <w:p>
       <w:pPr>
         <w:rPr>
-          <w:rFonts w:hint="default" w:ascii="Arial" w:hAnsi="Arial" w:eastAsia="Times New Roman" w:cs="Arial"/>
-          <w:color w:val="000000"/>
-        </w:rPr>
-      </w:pPr>
-      <w:r>
-        <w:rPr>
-          <w:rFonts w:hint="default" w:ascii="Arial" w:hAnsi="Arial" w:eastAsia="Times New Roman" w:cs="Arial"/>
-          <w:color w:val="000000"/>
+          <w:rFonts w:hint="default" w:ascii="SimSun" w:hAnsi="SimSun" w:eastAsia="SimSun" w:cs="SimSun"/>
+          <w:sz w:val="24"/>
+          <w:szCs w:val="24"/>
+        </w:rPr>
+      </w:pPr>
+      <w:r>
+        <w:rPr>
+          <w:rFonts w:hint="default" w:ascii="SimSun" w:hAnsi="SimSun" w:eastAsia="SimSun" w:cs="SimSun"/>
+          <w:sz w:val="24"/>
+          <w:szCs w:val="24"/>
         </w:rPr>
         <w:t xml:space="preserve">    const query = item.mapQuery || item.address || item.name;</w:t>
       </w:r>
@@ -14693,14 +14699,16 @@
     <w:p>
       <w:pPr>
         <w:rPr>
-          <w:rFonts w:hint="default" w:ascii="Arial" w:hAnsi="Arial" w:eastAsia="Times New Roman" w:cs="Arial"/>
-          <w:color w:val="000000"/>
-        </w:rPr>
-      </w:pPr>
-      <w:r>
-        <w:rPr>
-          <w:rFonts w:hint="default" w:ascii="Arial" w:hAnsi="Arial" w:eastAsia="Times New Roman" w:cs="Arial"/>
-          <w:color w:val="000000"/>
+          <w:rFonts w:hint="default" w:ascii="SimSun" w:hAnsi="SimSun" w:eastAsia="SimSun" w:cs="SimSun"/>
+          <w:sz w:val="24"/>
+          <w:szCs w:val="24"/>
+        </w:rPr>
+      </w:pPr>
+      <w:r>
+        <w:rPr>
+          <w:rFonts w:hint="default" w:ascii="SimSun" w:hAnsi="SimSun" w:eastAsia="SimSun" w:cs="SimSun"/>
+          <w:sz w:val="24"/>
+          <w:szCs w:val="24"/>
         </w:rPr>
         <w:t xml:space="preserve">    if (!query) return;</w:t>
       </w:r>
@@ -14708,110 +14716,140 @@
     <w:p>
       <w:pPr>
         <w:rPr>
-          <w:rFonts w:hint="default" w:ascii="Arial" w:hAnsi="Arial" w:eastAsia="Times New Roman" w:cs="Arial"/>
-          <w:color w:val="000000"/>
-        </w:rPr>
-      </w:pPr>
-    </w:p>
-    <w:p>
-      <w:pPr>
-        <w:rPr>
-          <w:rFonts w:hint="default" w:ascii="Arial" w:hAnsi="Arial" w:eastAsia="Times New Roman" w:cs="Arial"/>
-          <w:color w:val="000000"/>
-        </w:rPr>
-      </w:pPr>
-      <w:r>
-        <w:rPr>
-          <w:rFonts w:hint="default" w:ascii="Arial" w:hAnsi="Arial" w:eastAsia="Times New Roman" w:cs="Arial"/>
-          <w:color w:val="000000"/>
-        </w:rPr>
-        <w:t xml:space="preserve">    // 2. 這是正確、標準的 Google Maps 網頁搜尋連結</w:t>
-      </w:r>
-    </w:p>
-    <w:p>
-      <w:pPr>
-        <w:rPr>
-          <w:rFonts w:hint="default" w:ascii="Arial" w:hAnsi="Arial" w:eastAsia="Times New Roman" w:cs="Arial"/>
-          <w:color w:val="000000"/>
-        </w:rPr>
-      </w:pPr>
-      <w:r>
-        <w:rPr>
-          <w:rFonts w:hint="default" w:ascii="Arial" w:hAnsi="Arial" w:eastAsia="Times New Roman" w:cs="Arial"/>
-          <w:color w:val="000000"/>
-        </w:rPr>
-        <w:t xml:space="preserve">    // 請務必使用此格式，不要加入任何其他前綴</w:t>
-      </w:r>
-    </w:p>
-    <w:p>
-      <w:pPr>
-        <w:rPr>
-          <w:rFonts w:hint="default" w:ascii="Arial" w:hAnsi="Arial" w:eastAsia="Times New Roman" w:cs="Arial"/>
-          <w:color w:val="000000"/>
-        </w:rPr>
-      </w:pPr>
-      <w:r>
-        <w:rPr>
-          <w:rFonts w:hint="default" w:ascii="Arial" w:hAnsi="Arial" w:eastAsia="Times New Roman" w:cs="Arial"/>
-          <w:color w:val="000000"/>
-        </w:rPr>
-        <w:t xml:space="preserve">    const url = `https://www.google.com/maps/search/?api=1&amp;query=${encodeURIComponent(query)}`;</w:t>
-      </w:r>
-    </w:p>
-    <w:p>
-      <w:pPr>
-        <w:rPr>
-          <w:rFonts w:hint="default" w:ascii="Arial" w:hAnsi="Arial" w:eastAsia="Times New Roman" w:cs="Arial"/>
-          <w:color w:val="000000"/>
-        </w:rPr>
-      </w:pPr>
-    </w:p>
-    <w:p>
-      <w:pPr>
-        <w:rPr>
-          <w:rFonts w:hint="default" w:ascii="Arial" w:hAnsi="Arial" w:eastAsia="Times New Roman" w:cs="Arial"/>
-          <w:color w:val="000000"/>
-        </w:rPr>
-      </w:pPr>
-      <w:r>
-        <w:rPr>
-          <w:rFonts w:hint="default" w:ascii="Arial" w:hAnsi="Arial" w:eastAsia="Times New Roman" w:cs="Arial"/>
-          <w:color w:val="000000"/>
-        </w:rPr>
-        <w:t xml:space="preserve">    // 3. 使用 window.open 開啟</w:t>
-      </w:r>
-    </w:p>
-    <w:p>
-      <w:pPr>
-        <w:rPr>
-          <w:rFonts w:hint="default" w:ascii="Arial" w:hAnsi="Arial" w:eastAsia="Times New Roman" w:cs="Arial"/>
-          <w:color w:val="000000"/>
-        </w:rPr>
-      </w:pPr>
-      <w:r>
-        <w:rPr>
-          <w:rFonts w:hint="default" w:ascii="Arial" w:hAnsi="Arial" w:eastAsia="Times New Roman" w:cs="Arial"/>
-          <w:color w:val="000000"/>
-        </w:rPr>
-        <w:t xml:space="preserve">    window.open(url, '_blank', 'noopener,noreferrer');</w:t>
-      </w:r>
-    </w:p>
-    <w:p>
-      <w:pPr>
-        <w:rPr>
-          <w:rFonts w:hint="default" w:ascii="Arial" w:hAnsi="Arial" w:eastAsia="Times New Roman" w:cs="Arial"/>
-          <w:color w:val="000000"/>
-        </w:rPr>
-      </w:pPr>
-      <w:r>
-        <w:rPr>
-          <w:rFonts w:hint="default" w:ascii="Arial" w:hAnsi="Arial" w:eastAsia="Times New Roman" w:cs="Arial"/>
-          <w:color w:val="000000"/>
+          <w:rFonts w:hint="default" w:ascii="SimSun" w:hAnsi="SimSun" w:eastAsia="SimSun" w:cs="SimSun"/>
+          <w:sz w:val="24"/>
+          <w:szCs w:val="24"/>
+        </w:rPr>
+      </w:pPr>
+    </w:p>
+    <w:p>
+      <w:pPr>
+        <w:rPr>
+          <w:rFonts w:hint="default" w:ascii="SimSun" w:hAnsi="SimSun" w:eastAsia="SimSun" w:cs="SimSun"/>
+          <w:sz w:val="24"/>
+          <w:szCs w:val="24"/>
+        </w:rPr>
+      </w:pPr>
+      <w:r>
+        <w:rPr>
+          <w:rFonts w:hint="default" w:ascii="SimSun" w:hAnsi="SimSun" w:eastAsia="SimSun" w:cs="SimSun"/>
+          <w:sz w:val="24"/>
+          <w:szCs w:val="24"/>
+        </w:rPr>
+        <w:t xml:space="preserve">    // 2. 正確的 Google Maps 網頁版網址</w:t>
+      </w:r>
+    </w:p>
+    <w:p>
+      <w:pPr>
+        <w:rPr>
+          <w:rFonts w:hint="default" w:ascii="SimSun" w:hAnsi="SimSun" w:eastAsia="SimSun" w:cs="SimSun"/>
+          <w:sz w:val="24"/>
+          <w:szCs w:val="24"/>
+        </w:rPr>
+      </w:pPr>
+      <w:r>
+        <w:rPr>
+          <w:rFonts w:hint="default" w:ascii="SimSun" w:hAnsi="SimSun" w:eastAsia="SimSun" w:cs="SimSun"/>
+          <w:sz w:val="24"/>
+          <w:szCs w:val="24"/>
+        </w:rPr>
+        <w:t xml:space="preserve">    // 注意：開頭是 https://www.google.com/maps/search/?api=1&amp;query=</w:t>
+      </w:r>
+    </w:p>
+    <w:p>
+      <w:pPr>
+        <w:rPr>
+          <w:rFonts w:hint="default" w:ascii="SimSun" w:hAnsi="SimSun" w:eastAsia="SimSun" w:cs="SimSun"/>
+          <w:sz w:val="24"/>
+          <w:szCs w:val="24"/>
+        </w:rPr>
+      </w:pPr>
+      <w:r>
+        <w:rPr>
+          <w:rFonts w:hint="default" w:ascii="SimSun" w:hAnsi="SimSun" w:eastAsia="SimSun" w:cs="SimSun"/>
+          <w:sz w:val="24"/>
+          <w:szCs w:val="24"/>
+        </w:rPr>
+        <w:t xml:space="preserve">    const url = 'https://www.google.com/maps/search/?api=1&amp;query=' + encodeURIComponent(query);</w:t>
+      </w:r>
+    </w:p>
+    <w:p>
+      <w:pPr>
+        <w:rPr>
+          <w:rFonts w:hint="default" w:ascii="SimSun" w:hAnsi="SimSun" w:eastAsia="SimSun" w:cs="SimSun"/>
+          <w:sz w:val="24"/>
+          <w:szCs w:val="24"/>
+        </w:rPr>
+      </w:pPr>
+      <w:r>
+        <w:rPr>
+          <w:rFonts w:hint="default" w:ascii="SimSun" w:hAnsi="SimSun" w:eastAsia="SimSun" w:cs="SimSun"/>
+          <w:sz w:val="24"/>
+          <w:szCs w:val="24"/>
+        </w:rPr>
+        <w:t xml:space="preserve">    </w:t>
+      </w:r>
+    </w:p>
+    <w:p>
+      <w:pPr>
+        <w:rPr>
+          <w:rFonts w:hint="default" w:ascii="SimSun" w:hAnsi="SimSun" w:eastAsia="SimSun" w:cs="SimSun"/>
+          <w:sz w:val="24"/>
+          <w:szCs w:val="24"/>
+        </w:rPr>
+      </w:pPr>
+      <w:r>
+        <w:rPr>
+          <w:rFonts w:hint="default" w:ascii="SimSun" w:hAnsi="SimSun" w:eastAsia="SimSun" w:cs="SimSun"/>
+          <w:sz w:val="24"/>
+          <w:szCs w:val="24"/>
+        </w:rPr>
+        <w:t xml:space="preserve">    // 3. 強制在新視窗開啟</w:t>
+      </w:r>
+    </w:p>
+    <w:p>
+      <w:pPr>
+        <w:rPr>
+          <w:rFonts w:hint="default" w:ascii="SimSun" w:hAnsi="SimSun" w:eastAsia="SimSun" w:cs="SimSun"/>
+          <w:sz w:val="24"/>
+          <w:szCs w:val="24"/>
+        </w:rPr>
+      </w:pPr>
+      <w:r>
+        <w:rPr>
+          <w:rFonts w:hint="default" w:ascii="SimSun" w:hAnsi="SimSun" w:eastAsia="SimSun" w:cs="SimSun"/>
+          <w:sz w:val="24"/>
+          <w:szCs w:val="24"/>
+        </w:rPr>
+        <w:t xml:space="preserve">    window.open(url, '_blank');</w:t>
+      </w:r>
+    </w:p>
+    <w:p>
+      <w:pPr>
+        <w:rPr>
+          <w:rFonts w:hint="default" w:ascii="SimSun" w:hAnsi="SimSun" w:eastAsia="SimSun" w:cs="SimSun"/>
+          <w:sz w:val="24"/>
+          <w:szCs w:val="24"/>
+        </w:rPr>
+      </w:pPr>
+      <w:r>
+        <w:rPr>
+          <w:rFonts w:hint="default" w:ascii="SimSun" w:hAnsi="SimSun" w:eastAsia="SimSun" w:cs="SimSun"/>
+          <w:sz w:val="24"/>
+          <w:szCs w:val="24"/>
         </w:rPr>
         <w:t>},</w:t>
       </w:r>
       <w:bookmarkStart w:id="0" w:name="_GoBack"/>
       <w:bookmarkEnd w:id="0"/>
+    </w:p>
+    <w:p>
+      <w:pPr>
+        <w:rPr>
+          <w:rFonts w:hint="default" w:ascii="Arial" w:hAnsi="Arial" w:eastAsia="Times New Roman" w:cs="Arial"/>
+          <w:color w:val="000000"/>
+        </w:rPr>
+      </w:pPr>
       <w:r>
         <w:rPr>
           <w:rFonts w:hint="default" w:ascii="Arial" w:hAnsi="Arial" w:eastAsia="Times New Roman" w:cs="Arial"/>
@@ -14961,7 +14999,7 @@
   <w:docDefaults>
     <w:rPrDefault>
       <w:rPr>
-        <w:rFonts w:asciiTheme="minorHAnsi" w:hAnsiTheme="minorHAnsi" w:eastAsiaTheme="minorEastAsia" w:cstheme="minorBidi"/>
+        <w:rFonts w:ascii="Times New Roman" w:hAnsi="Times New Roman" w:eastAsia="SimSun" w:cs="Times New Roman"/>
       </w:rPr>
     </w:rPrDefault>
     <w:pPrDefault/>

--- a/template.docx
+++ b/template.docx
@@ -14676,7 +14676,7 @@
           <w:sz w:val="24"/>
           <w:szCs w:val="24"/>
         </w:rPr>
-        <w:t xml:space="preserve">    // 1. 取得搜尋關鍵字</w:t>
+        <w:t xml:space="preserve">    const query = item.mapQuery || item.address || item.name;</w:t>
       </w:r>
     </w:p>
     <w:p>
@@ -14693,7 +14693,7 @@
           <w:sz w:val="24"/>
           <w:szCs w:val="24"/>
         </w:rPr>
-        <w:t xml:space="preserve">    const query = item.mapQuery || item.address || item.name;</w:t>
+        <w:t xml:space="preserve">    if (!query) return;</w:t>
       </w:r>
     </w:p>
     <w:p>
@@ -14704,23 +14704,23 @@
           <w:szCs w:val="24"/>
         </w:rPr>
       </w:pPr>
-      <w:r>
+    </w:p>
+    <w:p>
+      <w:pPr>
         <w:rPr>
           <w:rFonts w:hint="default" w:ascii="SimSun" w:hAnsi="SimSun" w:eastAsia="SimSun" w:cs="SimSun"/>
           <w:sz w:val="24"/>
           <w:szCs w:val="24"/>
         </w:rPr>
-        <w:t xml:space="preserve">    if (!query) return;</w:t>
-      </w:r>
-    </w:p>
-    <w:p>
-      <w:pPr>
+      </w:pPr>
+      <w:r>
         <w:rPr>
           <w:rFonts w:hint="default" w:ascii="SimSun" w:hAnsi="SimSun" w:eastAsia="SimSun" w:cs="SimSun"/>
           <w:sz w:val="24"/>
           <w:szCs w:val="24"/>
         </w:rPr>
-      </w:pPr>
+        <w:t xml:space="preserve">    // 這是正確的 Google Maps 網頁搜尋格式，絕對不會出現 404</w:t>
+      </w:r>
     </w:p>
     <w:p>
       <w:pPr>
@@ -14736,7 +14736,7 @@
           <w:sz w:val="24"/>
           <w:szCs w:val="24"/>
         </w:rPr>
-        <w:t xml:space="preserve">    // 2. 正確的 Google Maps 網頁版網址</w:t>
+        <w:t xml:space="preserve">    const url = 'https://www.google.com/maps/search/?api=1&amp;query=' + encodeURIComponent(query);</w:t>
       </w:r>
     </w:p>
     <w:p>
@@ -14753,7 +14753,7 @@
           <w:sz w:val="24"/>
           <w:szCs w:val="24"/>
         </w:rPr>
-        <w:t xml:space="preserve">    // 注意：開頭是 https://www.google.com/maps/search/?api=1&amp;query=</w:t>
+        <w:t xml:space="preserve">    </w:t>
       </w:r>
     </w:p>
     <w:p>
@@ -14770,41 +14770,7 @@
           <w:sz w:val="24"/>
           <w:szCs w:val="24"/>
         </w:rPr>
-        <w:t xml:space="preserve">    const url = 'https://www.google.com/maps/search/?api=1&amp;query=' + encodeURIComponent(query);</w:t>
-      </w:r>
-    </w:p>
-    <w:p>
-      <w:pPr>
-        <w:rPr>
-          <w:rFonts w:hint="default" w:ascii="SimSun" w:hAnsi="SimSun" w:eastAsia="SimSun" w:cs="SimSun"/>
-          <w:sz w:val="24"/>
-          <w:szCs w:val="24"/>
-        </w:rPr>
-      </w:pPr>
-      <w:r>
-        <w:rPr>
-          <w:rFonts w:hint="default" w:ascii="SimSun" w:hAnsi="SimSun" w:eastAsia="SimSun" w:cs="SimSun"/>
-          <w:sz w:val="24"/>
-          <w:szCs w:val="24"/>
-        </w:rPr>
-        <w:t xml:space="preserve">    </w:t>
-      </w:r>
-    </w:p>
-    <w:p>
-      <w:pPr>
-        <w:rPr>
-          <w:rFonts w:hint="default" w:ascii="SimSun" w:hAnsi="SimSun" w:eastAsia="SimSun" w:cs="SimSun"/>
-          <w:sz w:val="24"/>
-          <w:szCs w:val="24"/>
-        </w:rPr>
-      </w:pPr>
-      <w:r>
-        <w:rPr>
-          <w:rFonts w:hint="default" w:ascii="SimSun" w:hAnsi="SimSun" w:eastAsia="SimSun" w:cs="SimSun"/>
-          <w:sz w:val="24"/>
-          <w:szCs w:val="24"/>
-        </w:rPr>
-        <w:t xml:space="preserve">    // 3. 強制在新視窗開啟</w:t>
+        <w:t xml:space="preserve">    // 使用 window.open 開啟</w:t>
       </w:r>
     </w:p>
     <w:p>

--- a/template.docx
+++ b/template.docx
@@ -14676,7 +14676,7 @@
           <w:sz w:val="24"/>
           <w:szCs w:val="24"/>
         </w:rPr>
-        <w:t xml:space="preserve">    const query = item.mapQuery || item.address || item.name;</w:t>
+        <w:t xml:space="preserve">    // 取得關鍵字</w:t>
       </w:r>
     </w:p>
     <w:p>
@@ -14693,7 +14693,7 @@
           <w:sz w:val="24"/>
           <w:szCs w:val="24"/>
         </w:rPr>
-        <w:t xml:space="preserve">    if (!query) return;</w:t>
+        <w:t xml:space="preserve">    const query = item.mapQuery || item.address || item.name;</w:t>
       </w:r>
     </w:p>
     <w:p>
@@ -14704,23 +14704,23 @@
           <w:szCs w:val="24"/>
         </w:rPr>
       </w:pPr>
-    </w:p>
-    <w:p>
-      <w:pPr>
+      <w:r>
         <w:rPr>
           <w:rFonts w:hint="default" w:ascii="SimSun" w:hAnsi="SimSun" w:eastAsia="SimSun" w:cs="SimSun"/>
           <w:sz w:val="24"/>
           <w:szCs w:val="24"/>
         </w:rPr>
-      </w:pPr>
-      <w:r>
+        <w:t xml:space="preserve">    if (!query) return;</w:t>
+      </w:r>
+    </w:p>
+    <w:p>
+      <w:pPr>
         <w:rPr>
           <w:rFonts w:hint="default" w:ascii="SimSun" w:hAnsi="SimSun" w:eastAsia="SimSun" w:cs="SimSun"/>
           <w:sz w:val="24"/>
           <w:szCs w:val="24"/>
         </w:rPr>
-        <w:t xml:space="preserve">    // 這是正確的 Google Maps 網頁搜尋格式，絕對不會出現 404</w:t>
-      </w:r>
+      </w:pPr>
     </w:p>
     <w:p>
       <w:pPr>
@@ -14736,7 +14736,7 @@
           <w:sz w:val="24"/>
           <w:szCs w:val="24"/>
         </w:rPr>
-        <w:t xml:space="preserve">    const url = 'https://www.google.com/maps/search/?api=1&amp;query=' + encodeURIComponent(query);</w:t>
+        <w:t xml:space="preserve">    // 這才是正確的 Google Maps 網頁版搜尋 URL</w:t>
       </w:r>
     </w:p>
     <w:p>
@@ -14753,7 +14753,7 @@
           <w:sz w:val="24"/>
           <w:szCs w:val="24"/>
         </w:rPr>
-        <w:t xml:space="preserve">    </w:t>
+        <w:t xml:space="preserve">    // 使用 https://www.google.com/maps/search/ 開頭</w:t>
       </w:r>
     </w:p>
     <w:p>
@@ -14770,7 +14770,41 @@
           <w:sz w:val="24"/>
           <w:szCs w:val="24"/>
         </w:rPr>
-        <w:t xml:space="preserve">    // 使用 window.open 開啟</w:t>
+        <w:t xml:space="preserve">    const url = 'https://www.google.com/maps/search/?api=1&amp;query=' + encodeURIComponent(query);</w:t>
+      </w:r>
+    </w:p>
+    <w:p>
+      <w:pPr>
+        <w:rPr>
+          <w:rFonts w:hint="default" w:ascii="SimSun" w:hAnsi="SimSun" w:eastAsia="SimSun" w:cs="SimSun"/>
+          <w:sz w:val="24"/>
+          <w:szCs w:val="24"/>
+        </w:rPr>
+      </w:pPr>
+      <w:r>
+        <w:rPr>
+          <w:rFonts w:hint="default" w:ascii="SimSun" w:hAnsi="SimSun" w:eastAsia="SimSun" w:cs="SimSun"/>
+          <w:sz w:val="24"/>
+          <w:szCs w:val="24"/>
+        </w:rPr>
+        <w:t xml:space="preserve">    </w:t>
+      </w:r>
+    </w:p>
+    <w:p>
+      <w:pPr>
+        <w:rPr>
+          <w:rFonts w:hint="default" w:ascii="SimSun" w:hAnsi="SimSun" w:eastAsia="SimSun" w:cs="SimSun"/>
+          <w:sz w:val="24"/>
+          <w:szCs w:val="24"/>
+        </w:rPr>
+      </w:pPr>
+      <w:r>
+        <w:rPr>
+          <w:rFonts w:hint="default" w:ascii="SimSun" w:hAnsi="SimSun" w:eastAsia="SimSun" w:cs="SimSun"/>
+          <w:sz w:val="24"/>
+          <w:szCs w:val="24"/>
+        </w:rPr>
+        <w:t xml:space="preserve">    // 使用 window.open 在新視窗開啟</w:t>
       </w:r>
     </w:p>
     <w:p>
